--- a/Idea de proyecto (2).docx
+++ b/Idea de proyecto (2).docx
@@ -920,16 +920,8 @@
         <w:rPr>
           <w:lang w:val="es-ES"/>
         </w:rPr>
-        <w:t xml:space="preserve">o del flujo de software y las conclusiones derivadas de la </w:t>
-      </w:r>
-      <w:proofErr w:type="spellStart"/>
-      <w:r>
-        <w:rPr>
-          <w:lang w:val="es-ES"/>
-        </w:rPr>
-        <w:t>propuesta.</w:t>
-      </w:r>
-      <w:proofErr w:type="spellEnd"/>
+        <w:t>o del flujo de software y las conclusiones derivadas de la propuesta.</w:t>
+      </w:r>
     </w:p>
     <w:p>
       <w:pPr>
@@ -2142,20 +2134,1945 @@
     </w:p>
     <w:p>
       <w:pPr>
+        <w:ind w:left="720"/>
         <w:jc w:val="both"/>
-        <w:rPr>
-          <w:lang w:val="es-ES"/>
-        </w:rPr>
-      </w:pPr>
-      <w:r>
         <w:rPr>
           <w:b/>
           <w:bCs/>
           <w:lang w:val="es-ES"/>
         </w:rPr>
-        <w:tab/>
-      </w:r>
-    </w:p>
+      </w:pPr>
+    </w:p>
+    <w:p>
+      <w:pPr>
+        <w:ind w:left="720"/>
+        <w:jc w:val="both"/>
+        <w:rPr>
+          <w:b/>
+          <w:bCs/>
+          <w:lang w:val="es-ES"/>
+        </w:rPr>
+      </w:pPr>
+    </w:p>
+    <w:p>
+      <w:pPr>
+        <w:ind w:left="720"/>
+        <w:jc w:val="both"/>
+        <w:rPr>
+          <w:b/>
+          <w:bCs/>
+          <w:lang w:val="es-ES"/>
+        </w:rPr>
+      </w:pPr>
+    </w:p>
+    <w:p>
+      <w:pPr>
+        <w:ind w:left="720"/>
+        <w:jc w:val="both"/>
+        <w:rPr>
+          <w:b/>
+          <w:bCs/>
+          <w:lang w:val="es-ES"/>
+        </w:rPr>
+      </w:pPr>
+    </w:p>
+    <w:p>
+      <w:pPr>
+        <w:ind w:left="720"/>
+        <w:jc w:val="both"/>
+        <w:rPr>
+          <w:b/>
+          <w:bCs/>
+          <w:lang w:val="es-ES"/>
+        </w:rPr>
+      </w:pPr>
+    </w:p>
+    <w:p>
+      <w:pPr>
+        <w:ind w:left="720"/>
+        <w:jc w:val="both"/>
+        <w:rPr>
+          <w:b/>
+          <w:bCs/>
+          <w:lang w:val="es-ES"/>
+        </w:rPr>
+      </w:pPr>
+    </w:p>
+    <w:p>
+      <w:pPr>
+        <w:ind w:left="720"/>
+        <w:jc w:val="both"/>
+        <w:rPr>
+          <w:b/>
+          <w:bCs/>
+          <w:lang w:val="es-ES"/>
+        </w:rPr>
+      </w:pPr>
+    </w:p>
+    <w:p>
+      <w:pPr>
+        <w:ind w:left="720"/>
+        <w:jc w:val="both"/>
+        <w:rPr>
+          <w:b/>
+          <w:bCs/>
+          <w:lang w:val="es-ES"/>
+        </w:rPr>
+      </w:pPr>
+    </w:p>
+    <w:p>
+      <w:pPr>
+        <w:ind w:left="720"/>
+        <w:jc w:val="both"/>
+        <w:rPr>
+          <w:b/>
+          <w:bCs/>
+          <w:lang w:val="es-ES"/>
+        </w:rPr>
+      </w:pPr>
+    </w:p>
+    <w:p>
+      <w:pPr>
+        <w:ind w:left="720"/>
+        <w:jc w:val="both"/>
+        <w:rPr>
+          <w:b/>
+          <w:bCs/>
+          <w:lang w:val="es-ES"/>
+        </w:rPr>
+      </w:pPr>
+    </w:p>
+    <w:p>
+      <w:pPr>
+        <w:ind w:left="720"/>
+        <w:jc w:val="both"/>
+        <w:rPr>
+          <w:b/>
+          <w:bCs/>
+          <w:lang w:val="es-ES"/>
+        </w:rPr>
+      </w:pPr>
+    </w:p>
+    <w:p>
+      <w:pPr>
+        <w:ind w:left="720"/>
+        <w:jc w:val="both"/>
+        <w:rPr>
+          <w:b/>
+          <w:bCs/>
+          <w:lang w:val="es-ES"/>
+        </w:rPr>
+      </w:pPr>
+    </w:p>
+    <w:p>
+      <w:pPr>
+        <w:ind w:left="720"/>
+        <w:jc w:val="both"/>
+        <w:rPr>
+          <w:b/>
+          <w:bCs/>
+          <w:lang w:val="es-ES"/>
+        </w:rPr>
+      </w:pPr>
+    </w:p>
+    <w:p>
+      <w:pPr>
+        <w:ind w:left="720"/>
+        <w:jc w:val="both"/>
+        <w:rPr>
+          <w:b/>
+          <w:bCs/>
+          <w:lang w:val="es-ES"/>
+        </w:rPr>
+      </w:pPr>
+    </w:p>
+    <w:p>
+      <w:pPr>
+        <w:ind w:left="720"/>
+        <w:jc w:val="both"/>
+        <w:rPr>
+          <w:b/>
+          <w:bCs/>
+          <w:lang w:val="es-ES"/>
+        </w:rPr>
+      </w:pPr>
+    </w:p>
+    <w:p>
+      <w:pPr>
+        <w:pStyle w:val="Sinespaciado"/>
+        <w:rPr>
+          <w:lang w:val="es-ES"/>
+        </w:rPr>
+      </w:pPr>
+    </w:p>
+    <w:p>
+      <w:pPr>
+        <w:pStyle w:val="Sinespaciado"/>
+      </w:pPr>
+      <w:proofErr w:type="spellStart"/>
+      <w:r>
+        <w:t>Stakeholders</w:t>
+      </w:r>
+      <w:proofErr w:type="spellEnd"/>
+      <w:r>
+        <w:t xml:space="preserve"> del Proyecto – Sistema de Control de Producción Textil </w:t>
+      </w:r>
+    </w:p>
+    <w:p>
+      <w:pPr>
+        <w:pStyle w:val="Sinespaciado"/>
+      </w:pPr>
+    </w:p>
+    <w:p>
+      <w:pPr>
+        <w:pStyle w:val="Sinespaciado"/>
+        <w:numPr>
+          <w:ilvl w:val="0"/>
+          <w:numId w:val="17"/>
+        </w:numPr>
+      </w:pPr>
+      <w:proofErr w:type="spellStart"/>
+      <w:r>
+        <w:t>Stakeholders</w:t>
+      </w:r>
+      <w:proofErr w:type="spellEnd"/>
+      <w:r>
+        <w:t xml:space="preserve"> Internos</w:t>
+      </w:r>
+    </w:p>
+    <w:p>
+      <w:pPr>
+        <w:pStyle w:val="Sinespaciado"/>
+      </w:pPr>
+    </w:p>
+    <w:p>
+      <w:pPr>
+        <w:pStyle w:val="Sinespaciado"/>
+      </w:pPr>
+      <w:r>
+        <w:t>Gerente General</w:t>
+      </w:r>
+    </w:p>
+    <w:p>
+      <w:pPr>
+        <w:pStyle w:val="Sinespaciado"/>
+      </w:pPr>
+      <w:r>
+        <w:t>Interés: Mejorar la eficiencia, productividad y cumplimiento de entregas.</w:t>
+      </w:r>
+    </w:p>
+    <w:p>
+      <w:pPr>
+        <w:pStyle w:val="Sinespaciado"/>
+      </w:pPr>
+      <w:r>
+        <w:t>Influencia: Alta (aprueba recursos y decide implementación).</w:t>
+      </w:r>
+    </w:p>
+    <w:p>
+      <w:pPr>
+        <w:pStyle w:val="Sinespaciado"/>
+      </w:pPr>
+    </w:p>
+    <w:p>
+      <w:pPr>
+        <w:pStyle w:val="Sinespaciado"/>
+      </w:pPr>
+      <w:r>
+        <w:t>Supervisor de Producción (usuario principal del sistema)</w:t>
+      </w:r>
+    </w:p>
+    <w:p>
+      <w:pPr>
+        <w:pStyle w:val="Sinespaciado"/>
+      </w:pPr>
+      <w:r>
+        <w:t>Interés: Registrar producción, defectuosos, tiempos y generar reportes.</w:t>
+      </w:r>
+    </w:p>
+    <w:p>
+      <w:pPr>
+        <w:pStyle w:val="Sinespaciado"/>
+      </w:pPr>
+      <w:r>
+        <w:t>Influencia: Alta (es quien usa y valida la herramienta en planta).</w:t>
+      </w:r>
+    </w:p>
+    <w:p>
+      <w:pPr>
+        <w:pStyle w:val="Sinespaciado"/>
+      </w:pPr>
+    </w:p>
+    <w:p>
+      <w:pPr>
+        <w:pStyle w:val="Sinespaciado"/>
+      </w:pPr>
+      <w:r>
+        <w:t>Operarios de Producción (no interactúan con el sistema)</w:t>
+      </w:r>
+    </w:p>
+    <w:p>
+      <w:pPr>
+        <w:pStyle w:val="Sinespaciado"/>
+      </w:pPr>
+      <w:r>
+        <w:t>Interés: Mantener el flujo de producción en los módulos o máquinas.</w:t>
+      </w:r>
+    </w:p>
+    <w:p>
+      <w:pPr>
+        <w:pStyle w:val="Sinespaciado"/>
+      </w:pPr>
+      <w:r>
+        <w:t>Influencia: Baja (no usan el software, pero su desempeño se refleja en los registros).</w:t>
+      </w:r>
+    </w:p>
+    <w:p>
+      <w:pPr>
+        <w:pStyle w:val="Sinespaciado"/>
+      </w:pPr>
+    </w:p>
+    <w:p>
+      <w:pPr>
+        <w:pStyle w:val="Sinespaciado"/>
+      </w:pPr>
+      <w:r>
+        <w:t>Equipo de Desarrollo de Software</w:t>
+      </w:r>
+    </w:p>
+    <w:p>
+      <w:pPr>
+        <w:pStyle w:val="Sinespaciado"/>
+      </w:pPr>
+      <w:r>
+        <w:t>Interés: Cumplir con los requerimientos y entregar un sistema funcional.</w:t>
+      </w:r>
+    </w:p>
+    <w:p>
+      <w:pPr>
+        <w:pStyle w:val="Sinespaciado"/>
+      </w:pPr>
+      <w:r>
+        <w:t>Influencia: Alta (responsables del diseño, implementación y pruebas).</w:t>
+      </w:r>
+    </w:p>
+    <w:p>
+      <w:pPr>
+        <w:pStyle w:val="Sinespaciado"/>
+      </w:pPr>
+    </w:p>
+    <w:p>
+      <w:pPr>
+        <w:pStyle w:val="Sinespaciado"/>
+      </w:pPr>
+      <w:r>
+        <w:t>Área de Calidad</w:t>
+      </w:r>
+    </w:p>
+    <w:p>
+      <w:pPr>
+        <w:pStyle w:val="Sinespaciado"/>
+      </w:pPr>
+      <w:r>
+        <w:t>Interés: Supervisar defectuosos y métricas de eficiencia de la producción.</w:t>
+      </w:r>
+    </w:p>
+    <w:p>
+      <w:pPr>
+        <w:pStyle w:val="Sinespaciado"/>
+      </w:pPr>
+      <w:r>
+        <w:t>Influencia: Media (usan reportes para análisis).</w:t>
+      </w:r>
+    </w:p>
+    <w:p>
+      <w:pPr>
+        <w:pStyle w:val="Sinespaciado"/>
+      </w:pPr>
+    </w:p>
+    <w:p>
+      <w:pPr>
+        <w:pStyle w:val="Sinespaciado"/>
+        <w:numPr>
+          <w:ilvl w:val="0"/>
+          <w:numId w:val="17"/>
+        </w:numPr>
+      </w:pPr>
+      <w:proofErr w:type="spellStart"/>
+      <w:r>
+        <w:t>Stakeholders</w:t>
+      </w:r>
+      <w:proofErr w:type="spellEnd"/>
+      <w:r>
+        <w:t xml:space="preserve"> Externos</w:t>
+      </w:r>
+    </w:p>
+    <w:p>
+      <w:pPr>
+        <w:pStyle w:val="Sinespaciado"/>
+        <w:ind w:left="720"/>
+      </w:pPr>
+    </w:p>
+    <w:p>
+      <w:pPr>
+        <w:pStyle w:val="Sinespaciado"/>
+      </w:pPr>
+      <w:r>
+        <w:t>Clientes Finales</w:t>
+      </w:r>
+    </w:p>
+    <w:p>
+      <w:pPr>
+        <w:pStyle w:val="Sinespaciado"/>
+      </w:pPr>
+      <w:r>
+        <w:t>Interés: Recibir los pedidos en tiempo y cantidad pactada.</w:t>
+      </w:r>
+    </w:p>
+    <w:p>
+      <w:pPr>
+        <w:pStyle w:val="Sinespaciado"/>
+      </w:pPr>
+      <w:r>
+        <w:t>Influencia: Alta (su satisfacción depende del cumplimiento de producción).</w:t>
+      </w:r>
+    </w:p>
+    <w:p>
+      <w:pPr>
+        <w:pStyle w:val="Sinespaciado"/>
+      </w:pPr>
+    </w:p>
+    <w:p>
+      <w:pPr>
+        <w:pStyle w:val="Sinespaciado"/>
+      </w:pPr>
+      <w:r>
+        <w:t>Proveedores de Insumos</w:t>
+      </w:r>
+    </w:p>
+    <w:p>
+      <w:pPr>
+        <w:pStyle w:val="Sinespaciado"/>
+      </w:pPr>
+      <w:r>
+        <w:t>Interés: Coordinar entregas según demanda productiva.</w:t>
+      </w:r>
+    </w:p>
+    <w:p>
+      <w:pPr>
+        <w:pStyle w:val="Sinespaciado"/>
+      </w:pPr>
+      <w:r>
+        <w:t>Influencia: Media.</w:t>
+      </w:r>
+    </w:p>
+    <w:tbl>
+      <w:tblPr>
+        <w:tblW w:w="9553" w:type="dxa"/>
+        <w:tblCellMar>
+          <w:left w:w="70" w:type="dxa"/>
+          <w:right w:w="70" w:type="dxa"/>
+        </w:tblCellMar>
+        <w:tblLook w:val="04A0" w:firstRow="1" w:lastRow="0" w:firstColumn="1" w:lastColumn="0" w:noHBand="0" w:noVBand="1"/>
+      </w:tblPr>
+      <w:tblGrid>
+        <w:gridCol w:w="2418"/>
+        <w:gridCol w:w="891"/>
+        <w:gridCol w:w="1042"/>
+        <w:gridCol w:w="5202"/>
+      </w:tblGrid>
+      <w:tr>
+        <w:trPr>
+          <w:trHeight w:val="300"/>
+        </w:trPr>
+        <w:tc>
+          <w:tcPr>
+            <w:tcW w:w="0" w:type="auto"/>
+            <w:tcBorders>
+              <w:top w:val="single" w:sz="4" w:space="0" w:color="auto"/>
+              <w:left w:val="single" w:sz="4" w:space="0" w:color="auto"/>
+              <w:bottom w:val="single" w:sz="4" w:space="0" w:color="auto"/>
+              <w:right w:val="single" w:sz="4" w:space="0" w:color="auto"/>
+            </w:tcBorders>
+            <w:shd w:val="clear" w:color="auto" w:fill="auto"/>
+            <w:noWrap/>
+            <w:vAlign w:val="center"/>
+            <w:hideMark/>
+          </w:tcPr>
+          <w:p>
+            <w:pPr>
+              <w:spacing w:after="0" w:line="240" w:lineRule="auto"/>
+              <w:jc w:val="center"/>
+              <w:rPr>
+                <w:rFonts w:ascii="Calibri" w:eastAsia="Times New Roman" w:hAnsi="Calibri" w:cs="Calibri"/>
+                <w:b/>
+                <w:bCs/>
+                <w:color w:val="000000"/>
+                <w:kern w:val="0"/>
+                <w:sz w:val="22"/>
+                <w:szCs w:val="22"/>
+                <w:lang w:eastAsia="es-CO"/>
+                <w14:ligatures w14:val="none"/>
+              </w:rPr>
+            </w:pPr>
+            <w:proofErr w:type="spellStart"/>
+            <w:r>
+              <w:rPr>
+                <w:rFonts w:ascii="Calibri" w:eastAsia="Times New Roman" w:hAnsi="Calibri" w:cs="Calibri"/>
+                <w:b/>
+                <w:bCs/>
+                <w:color w:val="000000"/>
+                <w:kern w:val="0"/>
+                <w:sz w:val="22"/>
+                <w:szCs w:val="22"/>
+                <w:lang w:eastAsia="es-CO"/>
+                <w14:ligatures w14:val="none"/>
+              </w:rPr>
+              <w:t>Stakeholder</w:t>
+            </w:r>
+            <w:proofErr w:type="spellEnd"/>
+          </w:p>
+        </w:tc>
+        <w:tc>
+          <w:tcPr>
+            <w:tcW w:w="891" w:type="dxa"/>
+            <w:tcBorders>
+              <w:top w:val="single" w:sz="4" w:space="0" w:color="auto"/>
+              <w:left w:val="nil"/>
+              <w:bottom w:val="single" w:sz="4" w:space="0" w:color="auto"/>
+              <w:right w:val="single" w:sz="4" w:space="0" w:color="auto"/>
+            </w:tcBorders>
+            <w:shd w:val="clear" w:color="auto" w:fill="auto"/>
+            <w:noWrap/>
+            <w:vAlign w:val="center"/>
+            <w:hideMark/>
+          </w:tcPr>
+          <w:p>
+            <w:pPr>
+              <w:spacing w:after="0" w:line="240" w:lineRule="auto"/>
+              <w:jc w:val="center"/>
+              <w:rPr>
+                <w:rFonts w:ascii="Calibri" w:eastAsia="Times New Roman" w:hAnsi="Calibri" w:cs="Calibri"/>
+                <w:b/>
+                <w:bCs/>
+                <w:color w:val="000000"/>
+                <w:kern w:val="0"/>
+                <w:sz w:val="22"/>
+                <w:szCs w:val="22"/>
+                <w:lang w:eastAsia="es-CO"/>
+                <w14:ligatures w14:val="none"/>
+              </w:rPr>
+            </w:pPr>
+            <w:r>
+              <w:rPr>
+                <w:rFonts w:ascii="Calibri" w:eastAsia="Times New Roman" w:hAnsi="Calibri" w:cs="Calibri"/>
+                <w:b/>
+                <w:bCs/>
+                <w:color w:val="000000"/>
+                <w:kern w:val="0"/>
+                <w:sz w:val="22"/>
+                <w:szCs w:val="22"/>
+                <w:lang w:eastAsia="es-CO"/>
+                <w14:ligatures w14:val="none"/>
+              </w:rPr>
+              <w:t>Interés</w:t>
+            </w:r>
+          </w:p>
+        </w:tc>
+        <w:tc>
+          <w:tcPr>
+            <w:tcW w:w="0" w:type="auto"/>
+            <w:tcBorders>
+              <w:top w:val="single" w:sz="4" w:space="0" w:color="auto"/>
+              <w:left w:val="nil"/>
+              <w:bottom w:val="single" w:sz="4" w:space="0" w:color="auto"/>
+              <w:right w:val="single" w:sz="4" w:space="0" w:color="auto"/>
+            </w:tcBorders>
+            <w:shd w:val="clear" w:color="auto" w:fill="auto"/>
+            <w:noWrap/>
+            <w:vAlign w:val="center"/>
+            <w:hideMark/>
+          </w:tcPr>
+          <w:p>
+            <w:pPr>
+              <w:spacing w:after="0" w:line="240" w:lineRule="auto"/>
+              <w:jc w:val="center"/>
+              <w:rPr>
+                <w:rFonts w:ascii="Calibri" w:eastAsia="Times New Roman" w:hAnsi="Calibri" w:cs="Calibri"/>
+                <w:b/>
+                <w:bCs/>
+                <w:color w:val="000000"/>
+                <w:kern w:val="0"/>
+                <w:sz w:val="22"/>
+                <w:szCs w:val="22"/>
+                <w:lang w:eastAsia="es-CO"/>
+                <w14:ligatures w14:val="none"/>
+              </w:rPr>
+            </w:pPr>
+            <w:r>
+              <w:rPr>
+                <w:rFonts w:ascii="Calibri" w:eastAsia="Times New Roman" w:hAnsi="Calibri" w:cs="Calibri"/>
+                <w:b/>
+                <w:bCs/>
+                <w:color w:val="000000"/>
+                <w:kern w:val="0"/>
+                <w:sz w:val="22"/>
+                <w:szCs w:val="22"/>
+                <w:lang w:eastAsia="es-CO"/>
+                <w14:ligatures w14:val="none"/>
+              </w:rPr>
+              <w:t>Influencia</w:t>
+            </w:r>
+          </w:p>
+        </w:tc>
+        <w:tc>
+          <w:tcPr>
+            <w:tcW w:w="0" w:type="auto"/>
+            <w:tcBorders>
+              <w:top w:val="single" w:sz="4" w:space="0" w:color="auto"/>
+              <w:left w:val="nil"/>
+              <w:bottom w:val="single" w:sz="4" w:space="0" w:color="auto"/>
+              <w:right w:val="single" w:sz="4" w:space="0" w:color="auto"/>
+            </w:tcBorders>
+            <w:shd w:val="clear" w:color="auto" w:fill="auto"/>
+            <w:noWrap/>
+            <w:vAlign w:val="center"/>
+            <w:hideMark/>
+          </w:tcPr>
+          <w:p>
+            <w:pPr>
+              <w:spacing w:after="0" w:line="240" w:lineRule="auto"/>
+              <w:jc w:val="center"/>
+              <w:rPr>
+                <w:rFonts w:ascii="Calibri" w:eastAsia="Times New Roman" w:hAnsi="Calibri" w:cs="Calibri"/>
+                <w:b/>
+                <w:bCs/>
+                <w:color w:val="000000"/>
+                <w:kern w:val="0"/>
+                <w:sz w:val="22"/>
+                <w:szCs w:val="22"/>
+                <w:lang w:eastAsia="es-CO"/>
+                <w14:ligatures w14:val="none"/>
+              </w:rPr>
+            </w:pPr>
+            <w:r>
+              <w:rPr>
+                <w:rFonts w:ascii="Calibri" w:eastAsia="Times New Roman" w:hAnsi="Calibri" w:cs="Calibri"/>
+                <w:b/>
+                <w:bCs/>
+                <w:color w:val="000000"/>
+                <w:kern w:val="0"/>
+                <w:sz w:val="22"/>
+                <w:szCs w:val="22"/>
+                <w:lang w:eastAsia="es-CO"/>
+                <w14:ligatures w14:val="none"/>
+              </w:rPr>
+              <w:t>Estrategia de gestión</w:t>
+            </w:r>
+          </w:p>
+        </w:tc>
+      </w:tr>
+      <w:tr>
+        <w:trPr>
+          <w:trHeight w:val="300"/>
+        </w:trPr>
+        <w:tc>
+          <w:tcPr>
+            <w:tcW w:w="0" w:type="auto"/>
+            <w:tcBorders>
+              <w:top w:val="nil"/>
+              <w:left w:val="single" w:sz="4" w:space="0" w:color="auto"/>
+              <w:bottom w:val="single" w:sz="4" w:space="0" w:color="auto"/>
+              <w:right w:val="single" w:sz="4" w:space="0" w:color="auto"/>
+            </w:tcBorders>
+            <w:shd w:val="clear" w:color="auto" w:fill="auto"/>
+            <w:noWrap/>
+            <w:vAlign w:val="center"/>
+            <w:hideMark/>
+          </w:tcPr>
+          <w:p>
+            <w:pPr>
+              <w:spacing w:after="0" w:line="240" w:lineRule="auto"/>
+              <w:rPr>
+                <w:rFonts w:ascii="Calibri" w:eastAsia="Times New Roman" w:hAnsi="Calibri" w:cs="Calibri"/>
+                <w:color w:val="000000"/>
+                <w:kern w:val="0"/>
+                <w:sz w:val="22"/>
+                <w:szCs w:val="22"/>
+                <w:lang w:eastAsia="es-CO"/>
+                <w14:ligatures w14:val="none"/>
+              </w:rPr>
+            </w:pPr>
+            <w:r>
+              <w:rPr>
+                <w:rFonts w:ascii="Calibri" w:eastAsia="Times New Roman" w:hAnsi="Calibri" w:cs="Calibri"/>
+                <w:color w:val="000000"/>
+                <w:kern w:val="0"/>
+                <w:sz w:val="22"/>
+                <w:szCs w:val="22"/>
+                <w:lang w:eastAsia="es-CO"/>
+                <w14:ligatures w14:val="none"/>
+              </w:rPr>
+              <w:t>Gerente General</w:t>
+            </w:r>
+          </w:p>
+        </w:tc>
+        <w:tc>
+          <w:tcPr>
+            <w:tcW w:w="891" w:type="dxa"/>
+            <w:tcBorders>
+              <w:top w:val="nil"/>
+              <w:left w:val="nil"/>
+              <w:bottom w:val="single" w:sz="4" w:space="0" w:color="auto"/>
+              <w:right w:val="single" w:sz="4" w:space="0" w:color="auto"/>
+            </w:tcBorders>
+            <w:shd w:val="clear" w:color="auto" w:fill="auto"/>
+            <w:noWrap/>
+            <w:vAlign w:val="center"/>
+            <w:hideMark/>
+          </w:tcPr>
+          <w:p>
+            <w:pPr>
+              <w:spacing w:after="0" w:line="240" w:lineRule="auto"/>
+              <w:rPr>
+                <w:rFonts w:ascii="Calibri" w:eastAsia="Times New Roman" w:hAnsi="Calibri" w:cs="Calibri"/>
+                <w:color w:val="000000"/>
+                <w:kern w:val="0"/>
+                <w:sz w:val="22"/>
+                <w:szCs w:val="22"/>
+                <w:lang w:eastAsia="es-CO"/>
+                <w14:ligatures w14:val="none"/>
+              </w:rPr>
+            </w:pPr>
+            <w:r>
+              <w:rPr>
+                <w:rFonts w:ascii="Calibri" w:eastAsia="Times New Roman" w:hAnsi="Calibri" w:cs="Calibri"/>
+                <w:color w:val="000000"/>
+                <w:kern w:val="0"/>
+                <w:sz w:val="22"/>
+                <w:szCs w:val="22"/>
+                <w:lang w:eastAsia="es-CO"/>
+                <w14:ligatures w14:val="none"/>
+              </w:rPr>
+              <w:t>Alto</w:t>
+            </w:r>
+          </w:p>
+        </w:tc>
+        <w:tc>
+          <w:tcPr>
+            <w:tcW w:w="0" w:type="auto"/>
+            <w:tcBorders>
+              <w:top w:val="nil"/>
+              <w:left w:val="nil"/>
+              <w:bottom w:val="single" w:sz="4" w:space="0" w:color="auto"/>
+              <w:right w:val="single" w:sz="4" w:space="0" w:color="auto"/>
+            </w:tcBorders>
+            <w:shd w:val="clear" w:color="auto" w:fill="auto"/>
+            <w:noWrap/>
+            <w:vAlign w:val="center"/>
+            <w:hideMark/>
+          </w:tcPr>
+          <w:p>
+            <w:pPr>
+              <w:spacing w:after="0" w:line="240" w:lineRule="auto"/>
+              <w:rPr>
+                <w:rFonts w:ascii="Calibri" w:eastAsia="Times New Roman" w:hAnsi="Calibri" w:cs="Calibri"/>
+                <w:color w:val="000000"/>
+                <w:kern w:val="0"/>
+                <w:sz w:val="22"/>
+                <w:szCs w:val="22"/>
+                <w:lang w:eastAsia="es-CO"/>
+                <w14:ligatures w14:val="none"/>
+              </w:rPr>
+            </w:pPr>
+            <w:r>
+              <w:rPr>
+                <w:rFonts w:ascii="Calibri" w:eastAsia="Times New Roman" w:hAnsi="Calibri" w:cs="Calibri"/>
+                <w:color w:val="000000"/>
+                <w:kern w:val="0"/>
+                <w:sz w:val="22"/>
+                <w:szCs w:val="22"/>
+                <w:lang w:eastAsia="es-CO"/>
+                <w14:ligatures w14:val="none"/>
+              </w:rPr>
+              <w:t>Alto</w:t>
+            </w:r>
+          </w:p>
+        </w:tc>
+        <w:tc>
+          <w:tcPr>
+            <w:tcW w:w="0" w:type="auto"/>
+            <w:tcBorders>
+              <w:top w:val="nil"/>
+              <w:left w:val="nil"/>
+              <w:bottom w:val="single" w:sz="4" w:space="0" w:color="auto"/>
+              <w:right w:val="single" w:sz="4" w:space="0" w:color="auto"/>
+            </w:tcBorders>
+            <w:shd w:val="clear" w:color="auto" w:fill="auto"/>
+            <w:noWrap/>
+            <w:vAlign w:val="center"/>
+            <w:hideMark/>
+          </w:tcPr>
+          <w:p>
+            <w:pPr>
+              <w:spacing w:after="0" w:line="240" w:lineRule="auto"/>
+              <w:rPr>
+                <w:rFonts w:ascii="Calibri" w:eastAsia="Times New Roman" w:hAnsi="Calibri" w:cs="Calibri"/>
+                <w:color w:val="000000"/>
+                <w:kern w:val="0"/>
+                <w:sz w:val="22"/>
+                <w:szCs w:val="22"/>
+                <w:lang w:eastAsia="es-CO"/>
+                <w14:ligatures w14:val="none"/>
+              </w:rPr>
+            </w:pPr>
+            <w:r>
+              <w:rPr>
+                <w:rFonts w:ascii="Calibri" w:eastAsia="Times New Roman" w:hAnsi="Calibri" w:cs="Calibri"/>
+                <w:color w:val="000000"/>
+                <w:kern w:val="0"/>
+                <w:sz w:val="22"/>
+                <w:szCs w:val="22"/>
+                <w:lang w:eastAsia="es-CO"/>
+                <w14:ligatures w14:val="none"/>
+              </w:rPr>
+              <w:t>Mantener informado con reportes de avance y ROI.</w:t>
+            </w:r>
+          </w:p>
+        </w:tc>
+      </w:tr>
+      <w:tr>
+        <w:trPr>
+          <w:trHeight w:val="300"/>
+        </w:trPr>
+        <w:tc>
+          <w:tcPr>
+            <w:tcW w:w="0" w:type="auto"/>
+            <w:tcBorders>
+              <w:top w:val="nil"/>
+              <w:left w:val="single" w:sz="4" w:space="0" w:color="auto"/>
+              <w:bottom w:val="single" w:sz="4" w:space="0" w:color="auto"/>
+              <w:right w:val="single" w:sz="4" w:space="0" w:color="auto"/>
+            </w:tcBorders>
+            <w:shd w:val="clear" w:color="auto" w:fill="auto"/>
+            <w:noWrap/>
+            <w:vAlign w:val="center"/>
+            <w:hideMark/>
+          </w:tcPr>
+          <w:p>
+            <w:pPr>
+              <w:spacing w:after="0" w:line="240" w:lineRule="auto"/>
+              <w:rPr>
+                <w:rFonts w:ascii="Calibri" w:eastAsia="Times New Roman" w:hAnsi="Calibri" w:cs="Calibri"/>
+                <w:color w:val="000000"/>
+                <w:kern w:val="0"/>
+                <w:sz w:val="22"/>
+                <w:szCs w:val="22"/>
+                <w:lang w:eastAsia="es-CO"/>
+                <w14:ligatures w14:val="none"/>
+              </w:rPr>
+            </w:pPr>
+            <w:r>
+              <w:rPr>
+                <w:rFonts w:ascii="Calibri" w:eastAsia="Times New Roman" w:hAnsi="Calibri" w:cs="Calibri"/>
+                <w:color w:val="000000"/>
+                <w:kern w:val="0"/>
+                <w:sz w:val="22"/>
+                <w:szCs w:val="22"/>
+                <w:lang w:eastAsia="es-CO"/>
+                <w14:ligatures w14:val="none"/>
+              </w:rPr>
+              <w:t>Supervisor de Producción</w:t>
+            </w:r>
+          </w:p>
+        </w:tc>
+        <w:tc>
+          <w:tcPr>
+            <w:tcW w:w="891" w:type="dxa"/>
+            <w:tcBorders>
+              <w:top w:val="nil"/>
+              <w:left w:val="nil"/>
+              <w:bottom w:val="single" w:sz="4" w:space="0" w:color="auto"/>
+              <w:right w:val="single" w:sz="4" w:space="0" w:color="auto"/>
+            </w:tcBorders>
+            <w:shd w:val="clear" w:color="auto" w:fill="auto"/>
+            <w:noWrap/>
+            <w:vAlign w:val="center"/>
+            <w:hideMark/>
+          </w:tcPr>
+          <w:p>
+            <w:pPr>
+              <w:spacing w:after="0" w:line="240" w:lineRule="auto"/>
+              <w:rPr>
+                <w:rFonts w:ascii="Calibri" w:eastAsia="Times New Roman" w:hAnsi="Calibri" w:cs="Calibri"/>
+                <w:color w:val="000000"/>
+                <w:kern w:val="0"/>
+                <w:sz w:val="22"/>
+                <w:szCs w:val="22"/>
+                <w:lang w:eastAsia="es-CO"/>
+                <w14:ligatures w14:val="none"/>
+              </w:rPr>
+            </w:pPr>
+            <w:r>
+              <w:rPr>
+                <w:rFonts w:ascii="Calibri" w:eastAsia="Times New Roman" w:hAnsi="Calibri" w:cs="Calibri"/>
+                <w:color w:val="000000"/>
+                <w:kern w:val="0"/>
+                <w:sz w:val="22"/>
+                <w:szCs w:val="22"/>
+                <w:lang w:eastAsia="es-CO"/>
+                <w14:ligatures w14:val="none"/>
+              </w:rPr>
+              <w:t>Alto</w:t>
+            </w:r>
+          </w:p>
+        </w:tc>
+        <w:tc>
+          <w:tcPr>
+            <w:tcW w:w="0" w:type="auto"/>
+            <w:tcBorders>
+              <w:top w:val="nil"/>
+              <w:left w:val="nil"/>
+              <w:bottom w:val="single" w:sz="4" w:space="0" w:color="auto"/>
+              <w:right w:val="single" w:sz="4" w:space="0" w:color="auto"/>
+            </w:tcBorders>
+            <w:shd w:val="clear" w:color="auto" w:fill="auto"/>
+            <w:noWrap/>
+            <w:vAlign w:val="center"/>
+            <w:hideMark/>
+          </w:tcPr>
+          <w:p>
+            <w:pPr>
+              <w:spacing w:after="0" w:line="240" w:lineRule="auto"/>
+              <w:rPr>
+                <w:rFonts w:ascii="Calibri" w:eastAsia="Times New Roman" w:hAnsi="Calibri" w:cs="Calibri"/>
+                <w:color w:val="000000"/>
+                <w:kern w:val="0"/>
+                <w:sz w:val="22"/>
+                <w:szCs w:val="22"/>
+                <w:lang w:eastAsia="es-CO"/>
+                <w14:ligatures w14:val="none"/>
+              </w:rPr>
+            </w:pPr>
+            <w:r>
+              <w:rPr>
+                <w:rFonts w:ascii="Calibri" w:eastAsia="Times New Roman" w:hAnsi="Calibri" w:cs="Calibri"/>
+                <w:color w:val="000000"/>
+                <w:kern w:val="0"/>
+                <w:sz w:val="22"/>
+                <w:szCs w:val="22"/>
+                <w:lang w:eastAsia="es-CO"/>
+                <w14:ligatures w14:val="none"/>
+              </w:rPr>
+              <w:t>Alto</w:t>
+            </w:r>
+          </w:p>
+        </w:tc>
+        <w:tc>
+          <w:tcPr>
+            <w:tcW w:w="0" w:type="auto"/>
+            <w:tcBorders>
+              <w:top w:val="nil"/>
+              <w:left w:val="nil"/>
+              <w:bottom w:val="single" w:sz="4" w:space="0" w:color="auto"/>
+              <w:right w:val="single" w:sz="4" w:space="0" w:color="auto"/>
+            </w:tcBorders>
+            <w:shd w:val="clear" w:color="auto" w:fill="auto"/>
+            <w:noWrap/>
+            <w:vAlign w:val="center"/>
+            <w:hideMark/>
+          </w:tcPr>
+          <w:p>
+            <w:pPr>
+              <w:spacing w:after="0" w:line="240" w:lineRule="auto"/>
+              <w:rPr>
+                <w:rFonts w:ascii="Calibri" w:eastAsia="Times New Roman" w:hAnsi="Calibri" w:cs="Calibri"/>
+                <w:color w:val="000000"/>
+                <w:kern w:val="0"/>
+                <w:sz w:val="22"/>
+                <w:szCs w:val="22"/>
+                <w:lang w:eastAsia="es-CO"/>
+                <w14:ligatures w14:val="none"/>
+              </w:rPr>
+            </w:pPr>
+            <w:r>
+              <w:rPr>
+                <w:rFonts w:ascii="Calibri" w:eastAsia="Times New Roman" w:hAnsi="Calibri" w:cs="Calibri"/>
+                <w:color w:val="000000"/>
+                <w:kern w:val="0"/>
+                <w:sz w:val="22"/>
+                <w:szCs w:val="22"/>
+                <w:lang w:eastAsia="es-CO"/>
+                <w14:ligatures w14:val="none"/>
+              </w:rPr>
+              <w:t>Involucrar en pruebas, capacitaciones y validaciones.</w:t>
+            </w:r>
+          </w:p>
+        </w:tc>
+      </w:tr>
+      <w:tr>
+        <w:trPr>
+          <w:trHeight w:val="300"/>
+        </w:trPr>
+        <w:tc>
+          <w:tcPr>
+            <w:tcW w:w="0" w:type="auto"/>
+            <w:tcBorders>
+              <w:top w:val="nil"/>
+              <w:left w:val="single" w:sz="4" w:space="0" w:color="auto"/>
+              <w:bottom w:val="single" w:sz="4" w:space="0" w:color="auto"/>
+              <w:right w:val="single" w:sz="4" w:space="0" w:color="auto"/>
+            </w:tcBorders>
+            <w:shd w:val="clear" w:color="auto" w:fill="auto"/>
+            <w:noWrap/>
+            <w:vAlign w:val="center"/>
+            <w:hideMark/>
+          </w:tcPr>
+          <w:p>
+            <w:pPr>
+              <w:spacing w:after="0" w:line="240" w:lineRule="auto"/>
+              <w:rPr>
+                <w:rFonts w:ascii="Calibri" w:eastAsia="Times New Roman" w:hAnsi="Calibri" w:cs="Calibri"/>
+                <w:color w:val="000000"/>
+                <w:kern w:val="0"/>
+                <w:sz w:val="22"/>
+                <w:szCs w:val="22"/>
+                <w:lang w:eastAsia="es-CO"/>
+                <w14:ligatures w14:val="none"/>
+              </w:rPr>
+            </w:pPr>
+            <w:r>
+              <w:rPr>
+                <w:rFonts w:ascii="Calibri" w:eastAsia="Times New Roman" w:hAnsi="Calibri" w:cs="Calibri"/>
+                <w:color w:val="000000"/>
+                <w:kern w:val="0"/>
+                <w:sz w:val="22"/>
+                <w:szCs w:val="22"/>
+                <w:lang w:eastAsia="es-CO"/>
+                <w14:ligatures w14:val="none"/>
+              </w:rPr>
+              <w:t>Operarios</w:t>
+            </w:r>
+          </w:p>
+        </w:tc>
+        <w:tc>
+          <w:tcPr>
+            <w:tcW w:w="891" w:type="dxa"/>
+            <w:tcBorders>
+              <w:top w:val="nil"/>
+              <w:left w:val="nil"/>
+              <w:bottom w:val="single" w:sz="4" w:space="0" w:color="auto"/>
+              <w:right w:val="single" w:sz="4" w:space="0" w:color="auto"/>
+            </w:tcBorders>
+            <w:shd w:val="clear" w:color="auto" w:fill="auto"/>
+            <w:noWrap/>
+            <w:vAlign w:val="center"/>
+            <w:hideMark/>
+          </w:tcPr>
+          <w:p>
+            <w:pPr>
+              <w:spacing w:after="0" w:line="240" w:lineRule="auto"/>
+              <w:rPr>
+                <w:rFonts w:ascii="Calibri" w:eastAsia="Times New Roman" w:hAnsi="Calibri" w:cs="Calibri"/>
+                <w:color w:val="000000"/>
+                <w:kern w:val="0"/>
+                <w:sz w:val="22"/>
+                <w:szCs w:val="22"/>
+                <w:lang w:eastAsia="es-CO"/>
+                <w14:ligatures w14:val="none"/>
+              </w:rPr>
+            </w:pPr>
+            <w:r>
+              <w:rPr>
+                <w:rFonts w:ascii="Calibri" w:eastAsia="Times New Roman" w:hAnsi="Calibri" w:cs="Calibri"/>
+                <w:color w:val="000000"/>
+                <w:kern w:val="0"/>
+                <w:sz w:val="22"/>
+                <w:szCs w:val="22"/>
+                <w:lang w:eastAsia="es-CO"/>
+                <w14:ligatures w14:val="none"/>
+              </w:rPr>
+              <w:t>Bajo</w:t>
+            </w:r>
+          </w:p>
+        </w:tc>
+        <w:tc>
+          <w:tcPr>
+            <w:tcW w:w="0" w:type="auto"/>
+            <w:tcBorders>
+              <w:top w:val="nil"/>
+              <w:left w:val="nil"/>
+              <w:bottom w:val="single" w:sz="4" w:space="0" w:color="auto"/>
+              <w:right w:val="single" w:sz="4" w:space="0" w:color="auto"/>
+            </w:tcBorders>
+            <w:shd w:val="clear" w:color="auto" w:fill="auto"/>
+            <w:noWrap/>
+            <w:vAlign w:val="center"/>
+            <w:hideMark/>
+          </w:tcPr>
+          <w:p>
+            <w:pPr>
+              <w:spacing w:after="0" w:line="240" w:lineRule="auto"/>
+              <w:rPr>
+                <w:rFonts w:ascii="Calibri" w:eastAsia="Times New Roman" w:hAnsi="Calibri" w:cs="Calibri"/>
+                <w:color w:val="000000"/>
+                <w:kern w:val="0"/>
+                <w:sz w:val="22"/>
+                <w:szCs w:val="22"/>
+                <w:lang w:eastAsia="es-CO"/>
+                <w14:ligatures w14:val="none"/>
+              </w:rPr>
+            </w:pPr>
+            <w:r>
+              <w:rPr>
+                <w:rFonts w:ascii="Calibri" w:eastAsia="Times New Roman" w:hAnsi="Calibri" w:cs="Calibri"/>
+                <w:color w:val="000000"/>
+                <w:kern w:val="0"/>
+                <w:sz w:val="22"/>
+                <w:szCs w:val="22"/>
+                <w:lang w:eastAsia="es-CO"/>
+                <w14:ligatures w14:val="none"/>
+              </w:rPr>
+              <w:t>Bajo</w:t>
+            </w:r>
+          </w:p>
+        </w:tc>
+        <w:tc>
+          <w:tcPr>
+            <w:tcW w:w="0" w:type="auto"/>
+            <w:tcBorders>
+              <w:top w:val="nil"/>
+              <w:left w:val="nil"/>
+              <w:bottom w:val="single" w:sz="4" w:space="0" w:color="auto"/>
+              <w:right w:val="single" w:sz="4" w:space="0" w:color="auto"/>
+            </w:tcBorders>
+            <w:shd w:val="clear" w:color="auto" w:fill="auto"/>
+            <w:noWrap/>
+            <w:vAlign w:val="center"/>
+            <w:hideMark/>
+          </w:tcPr>
+          <w:p>
+            <w:pPr>
+              <w:spacing w:after="0" w:line="240" w:lineRule="auto"/>
+              <w:rPr>
+                <w:rFonts w:ascii="Calibri" w:eastAsia="Times New Roman" w:hAnsi="Calibri" w:cs="Calibri"/>
+                <w:color w:val="000000"/>
+                <w:kern w:val="0"/>
+                <w:sz w:val="22"/>
+                <w:szCs w:val="22"/>
+                <w:lang w:eastAsia="es-CO"/>
+                <w14:ligatures w14:val="none"/>
+              </w:rPr>
+            </w:pPr>
+            <w:r>
+              <w:rPr>
+                <w:rFonts w:ascii="Calibri" w:eastAsia="Times New Roman" w:hAnsi="Calibri" w:cs="Calibri"/>
+                <w:color w:val="000000"/>
+                <w:kern w:val="0"/>
+                <w:sz w:val="22"/>
+                <w:szCs w:val="22"/>
+                <w:lang w:eastAsia="es-CO"/>
+                <w14:ligatures w14:val="none"/>
+              </w:rPr>
+              <w:t>Indirecto (afectados por los datos que otros registran).</w:t>
+            </w:r>
+          </w:p>
+        </w:tc>
+      </w:tr>
+      <w:tr>
+        <w:trPr>
+          <w:trHeight w:val="300"/>
+        </w:trPr>
+        <w:tc>
+          <w:tcPr>
+            <w:tcW w:w="0" w:type="auto"/>
+            <w:tcBorders>
+              <w:top w:val="nil"/>
+              <w:left w:val="single" w:sz="4" w:space="0" w:color="auto"/>
+              <w:bottom w:val="single" w:sz="4" w:space="0" w:color="auto"/>
+              <w:right w:val="single" w:sz="4" w:space="0" w:color="auto"/>
+            </w:tcBorders>
+            <w:shd w:val="clear" w:color="auto" w:fill="auto"/>
+            <w:noWrap/>
+            <w:vAlign w:val="center"/>
+            <w:hideMark/>
+          </w:tcPr>
+          <w:p>
+            <w:pPr>
+              <w:spacing w:after="0" w:line="240" w:lineRule="auto"/>
+              <w:rPr>
+                <w:rFonts w:ascii="Calibri" w:eastAsia="Times New Roman" w:hAnsi="Calibri" w:cs="Calibri"/>
+                <w:color w:val="000000"/>
+                <w:kern w:val="0"/>
+                <w:sz w:val="22"/>
+                <w:szCs w:val="22"/>
+                <w:lang w:eastAsia="es-CO"/>
+                <w14:ligatures w14:val="none"/>
+              </w:rPr>
+            </w:pPr>
+            <w:r>
+              <w:rPr>
+                <w:rFonts w:ascii="Calibri" w:eastAsia="Times New Roman" w:hAnsi="Calibri" w:cs="Calibri"/>
+                <w:color w:val="000000"/>
+                <w:kern w:val="0"/>
+                <w:sz w:val="22"/>
+                <w:szCs w:val="22"/>
+                <w:lang w:eastAsia="es-CO"/>
+                <w14:ligatures w14:val="none"/>
+              </w:rPr>
+              <w:t>Equipo de Desarrollo</w:t>
+            </w:r>
+          </w:p>
+        </w:tc>
+        <w:tc>
+          <w:tcPr>
+            <w:tcW w:w="891" w:type="dxa"/>
+            <w:tcBorders>
+              <w:top w:val="nil"/>
+              <w:left w:val="nil"/>
+              <w:bottom w:val="single" w:sz="4" w:space="0" w:color="auto"/>
+              <w:right w:val="single" w:sz="4" w:space="0" w:color="auto"/>
+            </w:tcBorders>
+            <w:shd w:val="clear" w:color="auto" w:fill="auto"/>
+            <w:noWrap/>
+            <w:vAlign w:val="center"/>
+            <w:hideMark/>
+          </w:tcPr>
+          <w:p>
+            <w:pPr>
+              <w:spacing w:after="0" w:line="240" w:lineRule="auto"/>
+              <w:rPr>
+                <w:rFonts w:ascii="Calibri" w:eastAsia="Times New Roman" w:hAnsi="Calibri" w:cs="Calibri"/>
+                <w:color w:val="000000"/>
+                <w:kern w:val="0"/>
+                <w:sz w:val="22"/>
+                <w:szCs w:val="22"/>
+                <w:lang w:eastAsia="es-CO"/>
+                <w14:ligatures w14:val="none"/>
+              </w:rPr>
+            </w:pPr>
+            <w:r>
+              <w:rPr>
+                <w:rFonts w:ascii="Calibri" w:eastAsia="Times New Roman" w:hAnsi="Calibri" w:cs="Calibri"/>
+                <w:color w:val="000000"/>
+                <w:kern w:val="0"/>
+                <w:sz w:val="22"/>
+                <w:szCs w:val="22"/>
+                <w:lang w:eastAsia="es-CO"/>
+                <w14:ligatures w14:val="none"/>
+              </w:rPr>
+              <w:t>Alto</w:t>
+            </w:r>
+          </w:p>
+        </w:tc>
+        <w:tc>
+          <w:tcPr>
+            <w:tcW w:w="0" w:type="auto"/>
+            <w:tcBorders>
+              <w:top w:val="nil"/>
+              <w:left w:val="nil"/>
+              <w:bottom w:val="single" w:sz="4" w:space="0" w:color="auto"/>
+              <w:right w:val="single" w:sz="4" w:space="0" w:color="auto"/>
+            </w:tcBorders>
+            <w:shd w:val="clear" w:color="auto" w:fill="auto"/>
+            <w:noWrap/>
+            <w:vAlign w:val="center"/>
+            <w:hideMark/>
+          </w:tcPr>
+          <w:p>
+            <w:pPr>
+              <w:spacing w:after="0" w:line="240" w:lineRule="auto"/>
+              <w:rPr>
+                <w:rFonts w:ascii="Calibri" w:eastAsia="Times New Roman" w:hAnsi="Calibri" w:cs="Calibri"/>
+                <w:color w:val="000000"/>
+                <w:kern w:val="0"/>
+                <w:sz w:val="22"/>
+                <w:szCs w:val="22"/>
+                <w:lang w:eastAsia="es-CO"/>
+                <w14:ligatures w14:val="none"/>
+              </w:rPr>
+            </w:pPr>
+            <w:r>
+              <w:rPr>
+                <w:rFonts w:ascii="Calibri" w:eastAsia="Times New Roman" w:hAnsi="Calibri" w:cs="Calibri"/>
+                <w:color w:val="000000"/>
+                <w:kern w:val="0"/>
+                <w:sz w:val="22"/>
+                <w:szCs w:val="22"/>
+                <w:lang w:eastAsia="es-CO"/>
+                <w14:ligatures w14:val="none"/>
+              </w:rPr>
+              <w:t>Alto</w:t>
+            </w:r>
+          </w:p>
+        </w:tc>
+        <w:tc>
+          <w:tcPr>
+            <w:tcW w:w="0" w:type="auto"/>
+            <w:tcBorders>
+              <w:top w:val="nil"/>
+              <w:left w:val="nil"/>
+              <w:bottom w:val="single" w:sz="4" w:space="0" w:color="auto"/>
+              <w:right w:val="single" w:sz="4" w:space="0" w:color="auto"/>
+            </w:tcBorders>
+            <w:shd w:val="clear" w:color="auto" w:fill="auto"/>
+            <w:noWrap/>
+            <w:vAlign w:val="center"/>
+            <w:hideMark/>
+          </w:tcPr>
+          <w:p>
+            <w:pPr>
+              <w:spacing w:after="0" w:line="240" w:lineRule="auto"/>
+              <w:rPr>
+                <w:rFonts w:ascii="Calibri" w:eastAsia="Times New Roman" w:hAnsi="Calibri" w:cs="Calibri"/>
+                <w:color w:val="000000"/>
+                <w:kern w:val="0"/>
+                <w:sz w:val="22"/>
+                <w:szCs w:val="22"/>
+                <w:lang w:eastAsia="es-CO"/>
+                <w14:ligatures w14:val="none"/>
+              </w:rPr>
+            </w:pPr>
+            <w:r>
+              <w:rPr>
+                <w:rFonts w:ascii="Calibri" w:eastAsia="Times New Roman" w:hAnsi="Calibri" w:cs="Calibri"/>
+                <w:color w:val="000000"/>
+                <w:kern w:val="0"/>
+                <w:sz w:val="22"/>
+                <w:szCs w:val="22"/>
+                <w:lang w:eastAsia="es-CO"/>
+                <w14:ligatures w14:val="none"/>
+              </w:rPr>
+              <w:t>Seguimiento y comunicación continua.</w:t>
+            </w:r>
+          </w:p>
+        </w:tc>
+      </w:tr>
+      <w:tr>
+        <w:trPr>
+          <w:trHeight w:val="300"/>
+        </w:trPr>
+        <w:tc>
+          <w:tcPr>
+            <w:tcW w:w="0" w:type="auto"/>
+            <w:tcBorders>
+              <w:top w:val="nil"/>
+              <w:left w:val="single" w:sz="4" w:space="0" w:color="auto"/>
+              <w:bottom w:val="single" w:sz="4" w:space="0" w:color="auto"/>
+              <w:right w:val="single" w:sz="4" w:space="0" w:color="auto"/>
+            </w:tcBorders>
+            <w:shd w:val="clear" w:color="auto" w:fill="auto"/>
+            <w:noWrap/>
+            <w:vAlign w:val="center"/>
+            <w:hideMark/>
+          </w:tcPr>
+          <w:p>
+            <w:pPr>
+              <w:spacing w:after="0" w:line="240" w:lineRule="auto"/>
+              <w:rPr>
+                <w:rFonts w:ascii="Calibri" w:eastAsia="Times New Roman" w:hAnsi="Calibri" w:cs="Calibri"/>
+                <w:color w:val="000000"/>
+                <w:kern w:val="0"/>
+                <w:sz w:val="22"/>
+                <w:szCs w:val="22"/>
+                <w:lang w:eastAsia="es-CO"/>
+                <w14:ligatures w14:val="none"/>
+              </w:rPr>
+            </w:pPr>
+            <w:r>
+              <w:rPr>
+                <w:rFonts w:ascii="Calibri" w:eastAsia="Times New Roman" w:hAnsi="Calibri" w:cs="Calibri"/>
+                <w:color w:val="000000"/>
+                <w:kern w:val="0"/>
+                <w:sz w:val="22"/>
+                <w:szCs w:val="22"/>
+                <w:lang w:eastAsia="es-CO"/>
+                <w14:ligatures w14:val="none"/>
+              </w:rPr>
+              <w:t>Área de Calidad</w:t>
+            </w:r>
+          </w:p>
+        </w:tc>
+        <w:tc>
+          <w:tcPr>
+            <w:tcW w:w="891" w:type="dxa"/>
+            <w:tcBorders>
+              <w:top w:val="nil"/>
+              <w:left w:val="nil"/>
+              <w:bottom w:val="single" w:sz="4" w:space="0" w:color="auto"/>
+              <w:right w:val="single" w:sz="4" w:space="0" w:color="auto"/>
+            </w:tcBorders>
+            <w:shd w:val="clear" w:color="auto" w:fill="auto"/>
+            <w:noWrap/>
+            <w:vAlign w:val="center"/>
+            <w:hideMark/>
+          </w:tcPr>
+          <w:p>
+            <w:pPr>
+              <w:spacing w:after="0" w:line="240" w:lineRule="auto"/>
+              <w:rPr>
+                <w:rFonts w:ascii="Calibri" w:eastAsia="Times New Roman" w:hAnsi="Calibri" w:cs="Calibri"/>
+                <w:color w:val="000000"/>
+                <w:kern w:val="0"/>
+                <w:sz w:val="22"/>
+                <w:szCs w:val="22"/>
+                <w:lang w:eastAsia="es-CO"/>
+                <w14:ligatures w14:val="none"/>
+              </w:rPr>
+            </w:pPr>
+            <w:r>
+              <w:rPr>
+                <w:rFonts w:ascii="Calibri" w:eastAsia="Times New Roman" w:hAnsi="Calibri" w:cs="Calibri"/>
+                <w:color w:val="000000"/>
+                <w:kern w:val="0"/>
+                <w:sz w:val="22"/>
+                <w:szCs w:val="22"/>
+                <w:lang w:eastAsia="es-CO"/>
+                <w14:ligatures w14:val="none"/>
+              </w:rPr>
+              <w:t>Medio</w:t>
+            </w:r>
+          </w:p>
+        </w:tc>
+        <w:tc>
+          <w:tcPr>
+            <w:tcW w:w="0" w:type="auto"/>
+            <w:tcBorders>
+              <w:top w:val="nil"/>
+              <w:left w:val="nil"/>
+              <w:bottom w:val="single" w:sz="4" w:space="0" w:color="auto"/>
+              <w:right w:val="single" w:sz="4" w:space="0" w:color="auto"/>
+            </w:tcBorders>
+            <w:shd w:val="clear" w:color="auto" w:fill="auto"/>
+            <w:noWrap/>
+            <w:vAlign w:val="center"/>
+            <w:hideMark/>
+          </w:tcPr>
+          <w:p>
+            <w:pPr>
+              <w:spacing w:after="0" w:line="240" w:lineRule="auto"/>
+              <w:rPr>
+                <w:rFonts w:ascii="Calibri" w:eastAsia="Times New Roman" w:hAnsi="Calibri" w:cs="Calibri"/>
+                <w:color w:val="000000"/>
+                <w:kern w:val="0"/>
+                <w:sz w:val="22"/>
+                <w:szCs w:val="22"/>
+                <w:lang w:eastAsia="es-CO"/>
+                <w14:ligatures w14:val="none"/>
+              </w:rPr>
+            </w:pPr>
+            <w:r>
+              <w:rPr>
+                <w:rFonts w:ascii="Calibri" w:eastAsia="Times New Roman" w:hAnsi="Calibri" w:cs="Calibri"/>
+                <w:color w:val="000000"/>
+                <w:kern w:val="0"/>
+                <w:sz w:val="22"/>
+                <w:szCs w:val="22"/>
+                <w:lang w:eastAsia="es-CO"/>
+                <w14:ligatures w14:val="none"/>
+              </w:rPr>
+              <w:t>Medio</w:t>
+            </w:r>
+          </w:p>
+        </w:tc>
+        <w:tc>
+          <w:tcPr>
+            <w:tcW w:w="0" w:type="auto"/>
+            <w:tcBorders>
+              <w:top w:val="nil"/>
+              <w:left w:val="nil"/>
+              <w:bottom w:val="single" w:sz="4" w:space="0" w:color="auto"/>
+              <w:right w:val="single" w:sz="4" w:space="0" w:color="auto"/>
+            </w:tcBorders>
+            <w:shd w:val="clear" w:color="auto" w:fill="auto"/>
+            <w:noWrap/>
+            <w:vAlign w:val="center"/>
+            <w:hideMark/>
+          </w:tcPr>
+          <w:p>
+            <w:pPr>
+              <w:spacing w:after="0" w:line="240" w:lineRule="auto"/>
+              <w:rPr>
+                <w:rFonts w:ascii="Calibri" w:eastAsia="Times New Roman" w:hAnsi="Calibri" w:cs="Calibri"/>
+                <w:color w:val="000000"/>
+                <w:kern w:val="0"/>
+                <w:sz w:val="22"/>
+                <w:szCs w:val="22"/>
+                <w:lang w:eastAsia="es-CO"/>
+                <w14:ligatures w14:val="none"/>
+              </w:rPr>
+            </w:pPr>
+            <w:r>
+              <w:rPr>
+                <w:rFonts w:ascii="Calibri" w:eastAsia="Times New Roman" w:hAnsi="Calibri" w:cs="Calibri"/>
+                <w:color w:val="000000"/>
+                <w:kern w:val="0"/>
+                <w:sz w:val="22"/>
+                <w:szCs w:val="22"/>
+                <w:lang w:eastAsia="es-CO"/>
+                <w14:ligatures w14:val="none"/>
+              </w:rPr>
+              <w:t>Usar reportes para verificación y control de defectuosos.</w:t>
+            </w:r>
+          </w:p>
+        </w:tc>
+      </w:tr>
+      <w:tr>
+        <w:trPr>
+          <w:trHeight w:val="300"/>
+        </w:trPr>
+        <w:tc>
+          <w:tcPr>
+            <w:tcW w:w="0" w:type="auto"/>
+            <w:tcBorders>
+              <w:top w:val="nil"/>
+              <w:left w:val="single" w:sz="4" w:space="0" w:color="auto"/>
+              <w:bottom w:val="single" w:sz="4" w:space="0" w:color="auto"/>
+              <w:right w:val="single" w:sz="4" w:space="0" w:color="auto"/>
+            </w:tcBorders>
+            <w:shd w:val="clear" w:color="auto" w:fill="auto"/>
+            <w:noWrap/>
+            <w:vAlign w:val="center"/>
+            <w:hideMark/>
+          </w:tcPr>
+          <w:p>
+            <w:pPr>
+              <w:spacing w:after="0" w:line="240" w:lineRule="auto"/>
+              <w:rPr>
+                <w:rFonts w:ascii="Calibri" w:eastAsia="Times New Roman" w:hAnsi="Calibri" w:cs="Calibri"/>
+                <w:color w:val="000000"/>
+                <w:kern w:val="0"/>
+                <w:sz w:val="22"/>
+                <w:szCs w:val="22"/>
+                <w:lang w:eastAsia="es-CO"/>
+                <w14:ligatures w14:val="none"/>
+              </w:rPr>
+            </w:pPr>
+            <w:r>
+              <w:rPr>
+                <w:rFonts w:ascii="Calibri" w:eastAsia="Times New Roman" w:hAnsi="Calibri" w:cs="Calibri"/>
+                <w:color w:val="000000"/>
+                <w:kern w:val="0"/>
+                <w:sz w:val="22"/>
+                <w:szCs w:val="22"/>
+                <w:lang w:eastAsia="es-CO"/>
+                <w14:ligatures w14:val="none"/>
+              </w:rPr>
+              <w:t>Clientes Finales</w:t>
+            </w:r>
+          </w:p>
+        </w:tc>
+        <w:tc>
+          <w:tcPr>
+            <w:tcW w:w="891" w:type="dxa"/>
+            <w:tcBorders>
+              <w:top w:val="nil"/>
+              <w:left w:val="nil"/>
+              <w:bottom w:val="single" w:sz="4" w:space="0" w:color="auto"/>
+              <w:right w:val="single" w:sz="4" w:space="0" w:color="auto"/>
+            </w:tcBorders>
+            <w:shd w:val="clear" w:color="auto" w:fill="auto"/>
+            <w:noWrap/>
+            <w:vAlign w:val="center"/>
+            <w:hideMark/>
+          </w:tcPr>
+          <w:p>
+            <w:pPr>
+              <w:spacing w:after="0" w:line="240" w:lineRule="auto"/>
+              <w:rPr>
+                <w:rFonts w:ascii="Calibri" w:eastAsia="Times New Roman" w:hAnsi="Calibri" w:cs="Calibri"/>
+                <w:color w:val="000000"/>
+                <w:kern w:val="0"/>
+                <w:sz w:val="22"/>
+                <w:szCs w:val="22"/>
+                <w:lang w:eastAsia="es-CO"/>
+                <w14:ligatures w14:val="none"/>
+              </w:rPr>
+            </w:pPr>
+            <w:r>
+              <w:rPr>
+                <w:rFonts w:ascii="Calibri" w:eastAsia="Times New Roman" w:hAnsi="Calibri" w:cs="Calibri"/>
+                <w:color w:val="000000"/>
+                <w:kern w:val="0"/>
+                <w:sz w:val="22"/>
+                <w:szCs w:val="22"/>
+                <w:lang w:eastAsia="es-CO"/>
+                <w14:ligatures w14:val="none"/>
+              </w:rPr>
+              <w:t>Alto</w:t>
+            </w:r>
+          </w:p>
+        </w:tc>
+        <w:tc>
+          <w:tcPr>
+            <w:tcW w:w="0" w:type="auto"/>
+            <w:tcBorders>
+              <w:top w:val="nil"/>
+              <w:left w:val="nil"/>
+              <w:bottom w:val="single" w:sz="4" w:space="0" w:color="auto"/>
+              <w:right w:val="single" w:sz="4" w:space="0" w:color="auto"/>
+            </w:tcBorders>
+            <w:shd w:val="clear" w:color="auto" w:fill="auto"/>
+            <w:noWrap/>
+            <w:vAlign w:val="center"/>
+            <w:hideMark/>
+          </w:tcPr>
+          <w:p>
+            <w:pPr>
+              <w:spacing w:after="0" w:line="240" w:lineRule="auto"/>
+              <w:rPr>
+                <w:rFonts w:ascii="Calibri" w:eastAsia="Times New Roman" w:hAnsi="Calibri" w:cs="Calibri"/>
+                <w:color w:val="000000"/>
+                <w:kern w:val="0"/>
+                <w:sz w:val="22"/>
+                <w:szCs w:val="22"/>
+                <w:lang w:eastAsia="es-CO"/>
+                <w14:ligatures w14:val="none"/>
+              </w:rPr>
+            </w:pPr>
+            <w:r>
+              <w:rPr>
+                <w:rFonts w:ascii="Calibri" w:eastAsia="Times New Roman" w:hAnsi="Calibri" w:cs="Calibri"/>
+                <w:color w:val="000000"/>
+                <w:kern w:val="0"/>
+                <w:sz w:val="22"/>
+                <w:szCs w:val="22"/>
+                <w:lang w:eastAsia="es-CO"/>
+                <w14:ligatures w14:val="none"/>
+              </w:rPr>
+              <w:t>Alto</w:t>
+            </w:r>
+          </w:p>
+        </w:tc>
+        <w:tc>
+          <w:tcPr>
+            <w:tcW w:w="0" w:type="auto"/>
+            <w:tcBorders>
+              <w:top w:val="nil"/>
+              <w:left w:val="nil"/>
+              <w:bottom w:val="single" w:sz="4" w:space="0" w:color="auto"/>
+              <w:right w:val="single" w:sz="4" w:space="0" w:color="auto"/>
+            </w:tcBorders>
+            <w:shd w:val="clear" w:color="auto" w:fill="auto"/>
+            <w:noWrap/>
+            <w:vAlign w:val="center"/>
+            <w:hideMark/>
+          </w:tcPr>
+          <w:p>
+            <w:pPr>
+              <w:spacing w:after="0" w:line="240" w:lineRule="auto"/>
+              <w:rPr>
+                <w:rFonts w:ascii="Calibri" w:eastAsia="Times New Roman" w:hAnsi="Calibri" w:cs="Calibri"/>
+                <w:color w:val="000000"/>
+                <w:kern w:val="0"/>
+                <w:sz w:val="22"/>
+                <w:szCs w:val="22"/>
+                <w:lang w:eastAsia="es-CO"/>
+                <w14:ligatures w14:val="none"/>
+              </w:rPr>
+            </w:pPr>
+            <w:r>
+              <w:rPr>
+                <w:rFonts w:ascii="Calibri" w:eastAsia="Times New Roman" w:hAnsi="Calibri" w:cs="Calibri"/>
+                <w:color w:val="000000"/>
+                <w:kern w:val="0"/>
+                <w:sz w:val="22"/>
+                <w:szCs w:val="22"/>
+                <w:lang w:eastAsia="es-CO"/>
+                <w14:ligatures w14:val="none"/>
+              </w:rPr>
+              <w:t>Garantizar cumplimiento de entregas.</w:t>
+            </w:r>
+          </w:p>
+        </w:tc>
+      </w:tr>
+      <w:tr>
+        <w:trPr>
+          <w:trHeight w:val="300"/>
+        </w:trPr>
+        <w:tc>
+          <w:tcPr>
+            <w:tcW w:w="0" w:type="auto"/>
+            <w:tcBorders>
+              <w:top w:val="nil"/>
+              <w:left w:val="single" w:sz="4" w:space="0" w:color="auto"/>
+              <w:bottom w:val="single" w:sz="4" w:space="0" w:color="auto"/>
+              <w:right w:val="single" w:sz="4" w:space="0" w:color="auto"/>
+            </w:tcBorders>
+            <w:shd w:val="clear" w:color="auto" w:fill="auto"/>
+            <w:noWrap/>
+            <w:vAlign w:val="center"/>
+            <w:hideMark/>
+          </w:tcPr>
+          <w:p>
+            <w:pPr>
+              <w:spacing w:after="0" w:line="240" w:lineRule="auto"/>
+              <w:rPr>
+                <w:rFonts w:ascii="Calibri" w:eastAsia="Times New Roman" w:hAnsi="Calibri" w:cs="Calibri"/>
+                <w:color w:val="000000"/>
+                <w:kern w:val="0"/>
+                <w:sz w:val="22"/>
+                <w:szCs w:val="22"/>
+                <w:lang w:eastAsia="es-CO"/>
+                <w14:ligatures w14:val="none"/>
+              </w:rPr>
+            </w:pPr>
+            <w:r>
+              <w:rPr>
+                <w:rFonts w:ascii="Calibri" w:eastAsia="Times New Roman" w:hAnsi="Calibri" w:cs="Calibri"/>
+                <w:color w:val="000000"/>
+                <w:kern w:val="0"/>
+                <w:sz w:val="22"/>
+                <w:szCs w:val="22"/>
+                <w:lang w:eastAsia="es-CO"/>
+                <w14:ligatures w14:val="none"/>
+              </w:rPr>
+              <w:t>Proveedores</w:t>
+            </w:r>
+          </w:p>
+        </w:tc>
+        <w:tc>
+          <w:tcPr>
+            <w:tcW w:w="891" w:type="dxa"/>
+            <w:tcBorders>
+              <w:top w:val="nil"/>
+              <w:left w:val="nil"/>
+              <w:bottom w:val="single" w:sz="4" w:space="0" w:color="auto"/>
+              <w:right w:val="single" w:sz="4" w:space="0" w:color="auto"/>
+            </w:tcBorders>
+            <w:shd w:val="clear" w:color="auto" w:fill="auto"/>
+            <w:noWrap/>
+            <w:vAlign w:val="center"/>
+            <w:hideMark/>
+          </w:tcPr>
+          <w:p>
+            <w:pPr>
+              <w:spacing w:after="0" w:line="240" w:lineRule="auto"/>
+              <w:rPr>
+                <w:rFonts w:ascii="Calibri" w:eastAsia="Times New Roman" w:hAnsi="Calibri" w:cs="Calibri"/>
+                <w:color w:val="000000"/>
+                <w:kern w:val="0"/>
+                <w:sz w:val="22"/>
+                <w:szCs w:val="22"/>
+                <w:lang w:eastAsia="es-CO"/>
+                <w14:ligatures w14:val="none"/>
+              </w:rPr>
+            </w:pPr>
+            <w:r>
+              <w:rPr>
+                <w:rFonts w:ascii="Calibri" w:eastAsia="Times New Roman" w:hAnsi="Calibri" w:cs="Calibri"/>
+                <w:color w:val="000000"/>
+                <w:kern w:val="0"/>
+                <w:sz w:val="22"/>
+                <w:szCs w:val="22"/>
+                <w:lang w:eastAsia="es-CO"/>
+                <w14:ligatures w14:val="none"/>
+              </w:rPr>
+              <w:t>Medio</w:t>
+            </w:r>
+          </w:p>
+        </w:tc>
+        <w:tc>
+          <w:tcPr>
+            <w:tcW w:w="0" w:type="auto"/>
+            <w:tcBorders>
+              <w:top w:val="nil"/>
+              <w:left w:val="nil"/>
+              <w:bottom w:val="single" w:sz="4" w:space="0" w:color="auto"/>
+              <w:right w:val="single" w:sz="4" w:space="0" w:color="auto"/>
+            </w:tcBorders>
+            <w:shd w:val="clear" w:color="auto" w:fill="auto"/>
+            <w:noWrap/>
+            <w:vAlign w:val="center"/>
+            <w:hideMark/>
+          </w:tcPr>
+          <w:p>
+            <w:pPr>
+              <w:spacing w:after="0" w:line="240" w:lineRule="auto"/>
+              <w:rPr>
+                <w:rFonts w:ascii="Calibri" w:eastAsia="Times New Roman" w:hAnsi="Calibri" w:cs="Calibri"/>
+                <w:color w:val="000000"/>
+                <w:kern w:val="0"/>
+                <w:sz w:val="22"/>
+                <w:szCs w:val="22"/>
+                <w:lang w:eastAsia="es-CO"/>
+                <w14:ligatures w14:val="none"/>
+              </w:rPr>
+            </w:pPr>
+            <w:r>
+              <w:rPr>
+                <w:rFonts w:ascii="Calibri" w:eastAsia="Times New Roman" w:hAnsi="Calibri" w:cs="Calibri"/>
+                <w:color w:val="000000"/>
+                <w:kern w:val="0"/>
+                <w:sz w:val="22"/>
+                <w:szCs w:val="22"/>
+                <w:lang w:eastAsia="es-CO"/>
+                <w14:ligatures w14:val="none"/>
+              </w:rPr>
+              <w:t>Medio</w:t>
+            </w:r>
+          </w:p>
+        </w:tc>
+        <w:tc>
+          <w:tcPr>
+            <w:tcW w:w="0" w:type="auto"/>
+            <w:tcBorders>
+              <w:top w:val="nil"/>
+              <w:left w:val="nil"/>
+              <w:bottom w:val="single" w:sz="4" w:space="0" w:color="auto"/>
+              <w:right w:val="single" w:sz="4" w:space="0" w:color="auto"/>
+            </w:tcBorders>
+            <w:shd w:val="clear" w:color="auto" w:fill="auto"/>
+            <w:noWrap/>
+            <w:vAlign w:val="center"/>
+            <w:hideMark/>
+          </w:tcPr>
+          <w:p>
+            <w:pPr>
+              <w:spacing w:after="0" w:line="240" w:lineRule="auto"/>
+              <w:rPr>
+                <w:rFonts w:ascii="Calibri" w:eastAsia="Times New Roman" w:hAnsi="Calibri" w:cs="Calibri"/>
+                <w:color w:val="000000"/>
+                <w:kern w:val="0"/>
+                <w:sz w:val="22"/>
+                <w:szCs w:val="22"/>
+                <w:lang w:eastAsia="es-CO"/>
+                <w14:ligatures w14:val="none"/>
+              </w:rPr>
+            </w:pPr>
+            <w:r>
+              <w:rPr>
+                <w:rFonts w:ascii="Calibri" w:eastAsia="Times New Roman" w:hAnsi="Calibri" w:cs="Calibri"/>
+                <w:color w:val="000000"/>
+                <w:kern w:val="0"/>
+                <w:sz w:val="22"/>
+                <w:szCs w:val="22"/>
+                <w:lang w:eastAsia="es-CO"/>
+                <w14:ligatures w14:val="none"/>
+              </w:rPr>
+              <w:t>Comunicación clara sobre volúmenes requeridos.</w:t>
+            </w:r>
+          </w:p>
+        </w:tc>
+      </w:tr>
+      <w:tr>
+        <w:trPr>
+          <w:trHeight w:val="300"/>
+        </w:trPr>
+        <w:tc>
+          <w:tcPr>
+            <w:tcW w:w="0" w:type="auto"/>
+            <w:tcBorders>
+              <w:top w:val="nil"/>
+              <w:left w:val="single" w:sz="4" w:space="0" w:color="auto"/>
+              <w:bottom w:val="single" w:sz="4" w:space="0" w:color="auto"/>
+              <w:right w:val="single" w:sz="4" w:space="0" w:color="auto"/>
+            </w:tcBorders>
+            <w:shd w:val="clear" w:color="auto" w:fill="auto"/>
+            <w:noWrap/>
+            <w:vAlign w:val="center"/>
+          </w:tcPr>
+          <w:p>
+            <w:pPr>
+              <w:spacing w:after="0" w:line="240" w:lineRule="auto"/>
+              <w:rPr>
+                <w:rFonts w:ascii="Calibri" w:eastAsia="Times New Roman" w:hAnsi="Calibri" w:cs="Calibri"/>
+                <w:color w:val="000000"/>
+                <w:kern w:val="0"/>
+                <w:sz w:val="22"/>
+                <w:szCs w:val="22"/>
+                <w:lang w:eastAsia="es-CO"/>
+                <w14:ligatures w14:val="none"/>
+              </w:rPr>
+            </w:pPr>
+          </w:p>
+        </w:tc>
+        <w:tc>
+          <w:tcPr>
+            <w:tcW w:w="891" w:type="dxa"/>
+            <w:tcBorders>
+              <w:top w:val="nil"/>
+              <w:left w:val="nil"/>
+              <w:bottom w:val="single" w:sz="4" w:space="0" w:color="auto"/>
+              <w:right w:val="single" w:sz="4" w:space="0" w:color="auto"/>
+            </w:tcBorders>
+            <w:shd w:val="clear" w:color="auto" w:fill="auto"/>
+            <w:noWrap/>
+            <w:vAlign w:val="center"/>
+          </w:tcPr>
+          <w:p>
+            <w:pPr>
+              <w:spacing w:after="0" w:line="240" w:lineRule="auto"/>
+              <w:rPr>
+                <w:rFonts w:ascii="Calibri" w:eastAsia="Times New Roman" w:hAnsi="Calibri" w:cs="Calibri"/>
+                <w:color w:val="000000"/>
+                <w:kern w:val="0"/>
+                <w:sz w:val="22"/>
+                <w:szCs w:val="22"/>
+                <w:lang w:eastAsia="es-CO"/>
+                <w14:ligatures w14:val="none"/>
+              </w:rPr>
+            </w:pPr>
+          </w:p>
+        </w:tc>
+        <w:tc>
+          <w:tcPr>
+            <w:tcW w:w="0" w:type="auto"/>
+            <w:tcBorders>
+              <w:top w:val="nil"/>
+              <w:left w:val="nil"/>
+              <w:bottom w:val="single" w:sz="4" w:space="0" w:color="auto"/>
+              <w:right w:val="single" w:sz="4" w:space="0" w:color="auto"/>
+            </w:tcBorders>
+            <w:shd w:val="clear" w:color="auto" w:fill="auto"/>
+            <w:noWrap/>
+            <w:vAlign w:val="center"/>
+          </w:tcPr>
+          <w:p>
+            <w:pPr>
+              <w:spacing w:after="0" w:line="240" w:lineRule="auto"/>
+              <w:rPr>
+                <w:rFonts w:ascii="Calibri" w:eastAsia="Times New Roman" w:hAnsi="Calibri" w:cs="Calibri"/>
+                <w:color w:val="000000"/>
+                <w:kern w:val="0"/>
+                <w:sz w:val="22"/>
+                <w:szCs w:val="22"/>
+                <w:lang w:eastAsia="es-CO"/>
+                <w14:ligatures w14:val="none"/>
+              </w:rPr>
+            </w:pPr>
+          </w:p>
+        </w:tc>
+        <w:tc>
+          <w:tcPr>
+            <w:tcW w:w="0" w:type="auto"/>
+            <w:tcBorders>
+              <w:top w:val="nil"/>
+              <w:left w:val="nil"/>
+              <w:bottom w:val="single" w:sz="4" w:space="0" w:color="auto"/>
+              <w:right w:val="single" w:sz="4" w:space="0" w:color="auto"/>
+            </w:tcBorders>
+            <w:shd w:val="clear" w:color="auto" w:fill="auto"/>
+            <w:noWrap/>
+            <w:vAlign w:val="center"/>
+          </w:tcPr>
+          <w:p>
+            <w:pPr>
+              <w:spacing w:after="0" w:line="240" w:lineRule="auto"/>
+              <w:rPr>
+                <w:rFonts w:ascii="Calibri" w:eastAsia="Times New Roman" w:hAnsi="Calibri" w:cs="Calibri"/>
+                <w:color w:val="000000"/>
+                <w:kern w:val="0"/>
+                <w:sz w:val="22"/>
+                <w:szCs w:val="22"/>
+                <w:lang w:eastAsia="es-CO"/>
+                <w14:ligatures w14:val="none"/>
+              </w:rPr>
+            </w:pPr>
+          </w:p>
+        </w:tc>
+      </w:tr>
+    </w:tbl>
     <w:p>
       <w:pPr>
         <w:jc w:val="both"/>
@@ -2533,6 +4450,431 @@
           <w:rFonts w:hint="cs"/>
           <w:lang w:val="es-ES"/>
         </w:rPr>
+        <w:t>•</w:t>
+      </w:r>
+      <w:r>
+        <w:rPr>
+          <w:lang w:val="es-ES"/>
+        </w:rPr>
+        <w:tab/>
+        <w:t>Brindar herramientas visuales (reportes y gr</w:t>
+      </w:r>
+      <w:r>
+        <w:rPr>
+          <w:rFonts w:hint="cs"/>
+          <w:lang w:val="es-ES"/>
+        </w:rPr>
+        <w:t>á</w:t>
+      </w:r>
+      <w:r>
+        <w:rPr>
+          <w:lang w:val="es-ES"/>
+        </w:rPr>
+        <w:t>ficos) que respalden la supervisi</w:t>
+      </w:r>
+      <w:r>
+        <w:rPr>
+          <w:rFonts w:hint="cs"/>
+          <w:lang w:val="es-ES"/>
+        </w:rPr>
+        <w:t>ó</w:t>
+      </w:r>
+      <w:r>
+        <w:rPr>
+          <w:lang w:val="es-ES"/>
+        </w:rPr>
+        <w:t>n de la producci</w:t>
+      </w:r>
+      <w:r>
+        <w:rPr>
+          <w:rFonts w:hint="cs"/>
+          <w:lang w:val="es-ES"/>
+        </w:rPr>
+        <w:t>ó</w:t>
+      </w:r>
+      <w:r>
+        <w:rPr>
+          <w:lang w:val="es-ES"/>
+        </w:rPr>
+        <w:t>n.</w:t>
+      </w:r>
+    </w:p>
+    <w:p>
+      <w:pPr>
+        <w:jc w:val="both"/>
+        <w:rPr>
+          <w:lang w:val="es-ES"/>
+        </w:rPr>
+      </w:pPr>
+      <w:r>
+        <w:rPr>
+          <w:lang w:val="es-ES"/>
+        </w:rPr>
+        <w:t>Entregables del sistema</w:t>
+      </w:r>
+    </w:p>
+    <w:p>
+      <w:pPr>
+        <w:jc w:val="both"/>
+        <w:rPr>
+          <w:lang w:val="es-ES"/>
+        </w:rPr>
+      </w:pPr>
+      <w:r>
+        <w:rPr>
+          <w:lang w:val="es-ES"/>
+        </w:rPr>
+        <w:t>El proyecto entregar</w:t>
+      </w:r>
+      <w:r>
+        <w:rPr>
+          <w:rFonts w:hint="cs"/>
+          <w:lang w:val="es-ES"/>
+        </w:rPr>
+        <w:t>á</w:t>
+      </w:r>
+      <w:r>
+        <w:rPr>
+          <w:lang w:val="es-ES"/>
+        </w:rPr>
+        <w:t>:</w:t>
+      </w:r>
+    </w:p>
+    <w:p>
+      <w:pPr>
+        <w:jc w:val="both"/>
+        <w:rPr>
+          <w:lang w:val="es-ES"/>
+        </w:rPr>
+      </w:pPr>
+      <w:r>
+        <w:rPr>
+          <w:lang w:val="es-ES"/>
+        </w:rPr>
+        <w:t>1.</w:t>
+      </w:r>
+      <w:r>
+        <w:rPr>
+          <w:lang w:val="es-ES"/>
+        </w:rPr>
+        <w:tab/>
+        <w:t>M</w:t>
+      </w:r>
+      <w:r>
+        <w:rPr>
+          <w:rFonts w:hint="cs"/>
+          <w:lang w:val="es-ES"/>
+        </w:rPr>
+        <w:t>ó</w:t>
+      </w:r>
+      <w:r>
+        <w:rPr>
+          <w:lang w:val="es-ES"/>
+        </w:rPr>
+        <w:t>dulo de registro de producci</w:t>
+      </w:r>
+      <w:r>
+        <w:rPr>
+          <w:rFonts w:hint="cs"/>
+          <w:lang w:val="es-ES"/>
+        </w:rPr>
+        <w:t>ó</w:t>
+      </w:r>
+      <w:r>
+        <w:rPr>
+          <w:lang w:val="es-ES"/>
+        </w:rPr>
+        <w:t>n: permitir</w:t>
+      </w:r>
+      <w:r>
+        <w:rPr>
+          <w:rFonts w:hint="cs"/>
+          <w:lang w:val="es-ES"/>
+        </w:rPr>
+        <w:t>á</w:t>
+      </w:r>
+      <w:r>
+        <w:rPr>
+          <w:lang w:val="es-ES"/>
+        </w:rPr>
+        <w:t xml:space="preserve"> ingresar referencia, marca, estilo, cantidad total requerida, cantidad por hora y defectuosos.</w:t>
+      </w:r>
+    </w:p>
+    <w:p>
+      <w:pPr>
+        <w:jc w:val="both"/>
+        <w:rPr>
+          <w:lang w:val="es-ES"/>
+        </w:rPr>
+      </w:pPr>
+      <w:r>
+        <w:rPr>
+          <w:lang w:val="es-ES"/>
+        </w:rPr>
+        <w:t>2.</w:t>
+      </w:r>
+      <w:r>
+        <w:rPr>
+          <w:lang w:val="es-ES"/>
+        </w:rPr>
+        <w:tab/>
+        <w:t>M</w:t>
+      </w:r>
+      <w:r>
+        <w:rPr>
+          <w:rFonts w:hint="cs"/>
+          <w:lang w:val="es-ES"/>
+        </w:rPr>
+        <w:t>ó</w:t>
+      </w:r>
+      <w:r>
+        <w:rPr>
+          <w:lang w:val="es-ES"/>
+        </w:rPr>
+        <w:t>dulo de reportes y gr</w:t>
+      </w:r>
+      <w:r>
+        <w:rPr>
+          <w:rFonts w:hint="cs"/>
+          <w:lang w:val="es-ES"/>
+        </w:rPr>
+        <w:t>á</w:t>
+      </w:r>
+      <w:r>
+        <w:rPr>
+          <w:lang w:val="es-ES"/>
+        </w:rPr>
+        <w:t>ficos diarios: mostrar</w:t>
+      </w:r>
+      <w:r>
+        <w:rPr>
+          <w:rFonts w:hint="cs"/>
+          <w:lang w:val="es-ES"/>
+        </w:rPr>
+        <w:t>á</w:t>
+      </w:r>
+      <w:r>
+        <w:rPr>
+          <w:lang w:val="es-ES"/>
+        </w:rPr>
+        <w:t xml:space="preserve"> de forma clara el cumplimiento de la producci</w:t>
+      </w:r>
+      <w:r>
+        <w:rPr>
+          <w:rFonts w:hint="cs"/>
+          <w:lang w:val="es-ES"/>
+        </w:rPr>
+        <w:t>ó</w:t>
+      </w:r>
+      <w:r>
+        <w:rPr>
+          <w:lang w:val="es-ES"/>
+        </w:rPr>
+        <w:t>n.</w:t>
+      </w:r>
+    </w:p>
+    <w:p>
+      <w:pPr>
+        <w:jc w:val="both"/>
+        <w:rPr>
+          <w:lang w:val="es-ES"/>
+        </w:rPr>
+      </w:pPr>
+      <w:r>
+        <w:rPr>
+          <w:lang w:val="es-ES"/>
+        </w:rPr>
+        <w:t>3.</w:t>
+      </w:r>
+      <w:r>
+        <w:rPr>
+          <w:lang w:val="es-ES"/>
+        </w:rPr>
+        <w:tab/>
+        <w:t>Interfaz gr</w:t>
+      </w:r>
+      <w:r>
+        <w:rPr>
+          <w:rFonts w:hint="cs"/>
+          <w:lang w:val="es-ES"/>
+        </w:rPr>
+        <w:t>á</w:t>
+      </w:r>
+      <w:r>
+        <w:rPr>
+          <w:lang w:val="es-ES"/>
+        </w:rPr>
+        <w:t>fica sencilla y amigable: optimizada para el registro manual y la consulta r</w:t>
+      </w:r>
+      <w:r>
+        <w:rPr>
+          <w:rFonts w:hint="cs"/>
+          <w:lang w:val="es-ES"/>
+        </w:rPr>
+        <w:t>á</w:t>
+      </w:r>
+      <w:r>
+        <w:rPr>
+          <w:lang w:val="es-ES"/>
+        </w:rPr>
+        <w:t>pida.</w:t>
+      </w:r>
+    </w:p>
+    <w:p>
+      <w:pPr>
+        <w:jc w:val="both"/>
+        <w:rPr>
+          <w:lang w:val="es-ES"/>
+        </w:rPr>
+      </w:pPr>
+      <w:r>
+        <w:rPr>
+          <w:lang w:val="es-ES"/>
+        </w:rPr>
+        <w:t>4.</w:t>
+      </w:r>
+      <w:r>
+        <w:rPr>
+          <w:lang w:val="es-ES"/>
+        </w:rPr>
+        <w:tab/>
+        <w:t>Base de datos para almacenar de manera segura la informaci</w:t>
+      </w:r>
+      <w:r>
+        <w:rPr>
+          <w:rFonts w:hint="cs"/>
+          <w:lang w:val="es-ES"/>
+        </w:rPr>
+        <w:t>ó</w:t>
+      </w:r>
+      <w:r>
+        <w:rPr>
+          <w:lang w:val="es-ES"/>
+        </w:rPr>
+        <w:t>n de la producci</w:t>
+      </w:r>
+      <w:r>
+        <w:rPr>
+          <w:rFonts w:hint="cs"/>
+          <w:lang w:val="es-ES"/>
+        </w:rPr>
+        <w:t>ó</w:t>
+      </w:r>
+      <w:r>
+        <w:rPr>
+          <w:lang w:val="es-ES"/>
+        </w:rPr>
+        <w:t>n.</w:t>
+      </w:r>
+    </w:p>
+    <w:p>
+      <w:pPr>
+        <w:jc w:val="both"/>
+        <w:rPr>
+          <w:lang w:val="es-ES"/>
+        </w:rPr>
+      </w:pPr>
+      <w:r>
+        <w:rPr>
+          <w:lang w:val="es-ES"/>
+        </w:rPr>
+        <w:t>5.</w:t>
+      </w:r>
+      <w:r>
+        <w:rPr>
+          <w:lang w:val="es-ES"/>
+        </w:rPr>
+        <w:tab/>
+        <w:t>Documentaci</w:t>
+      </w:r>
+      <w:r>
+        <w:rPr>
+          <w:rFonts w:hint="cs"/>
+          <w:lang w:val="es-ES"/>
+        </w:rPr>
+        <w:t>ó</w:t>
+      </w:r>
+      <w:r>
+        <w:rPr>
+          <w:lang w:val="es-ES"/>
+        </w:rPr>
+        <w:t>n del sistema (manual t</w:t>
+      </w:r>
+      <w:r>
+        <w:rPr>
+          <w:rFonts w:hint="cs"/>
+          <w:lang w:val="es-ES"/>
+        </w:rPr>
+        <w:t>é</w:t>
+      </w:r>
+      <w:r>
+        <w:rPr>
+          <w:lang w:val="es-ES"/>
+        </w:rPr>
+        <w:t>cnico y manual de usuario).</w:t>
+      </w:r>
+    </w:p>
+    <w:p>
+      <w:pPr>
+        <w:jc w:val="both"/>
+        <w:rPr>
+          <w:lang w:val="es-ES"/>
+        </w:rPr>
+      </w:pPr>
+      <w:r>
+        <w:rPr>
+          <w:lang w:val="es-ES"/>
+        </w:rPr>
+        <w:t>Alcance excluido (lo que no se va a hacer)</w:t>
+      </w:r>
+    </w:p>
+    <w:p>
+      <w:pPr>
+        <w:jc w:val="both"/>
+        <w:rPr>
+          <w:lang w:val="es-ES"/>
+        </w:rPr>
+      </w:pPr>
+      <w:r>
+        <w:rPr>
+          <w:rFonts w:hint="cs"/>
+          <w:lang w:val="es-ES"/>
+        </w:rPr>
+        <w:t>•</w:t>
+      </w:r>
+      <w:r>
+        <w:rPr>
+          <w:lang w:val="es-ES"/>
+        </w:rPr>
+        <w:tab/>
+        <w:t>No se gestionar</w:t>
+      </w:r>
+      <w:r>
+        <w:rPr>
+          <w:rFonts w:hint="cs"/>
+          <w:lang w:val="es-ES"/>
+        </w:rPr>
+        <w:t>á</w:t>
+      </w:r>
+      <w:r>
+        <w:rPr>
+          <w:lang w:val="es-ES"/>
+        </w:rPr>
+        <w:t xml:space="preserve"> inventario, ventas ni aspectos administrativos.</w:t>
+      </w:r>
+    </w:p>
+    <w:p>
+      <w:pPr>
+        <w:jc w:val="both"/>
+        <w:rPr>
+          <w:lang w:val="es-ES"/>
+        </w:rPr>
+      </w:pPr>
+      <w:r>
+        <w:rPr>
+          <w:rFonts w:hint="cs"/>
+          <w:lang w:val="es-ES"/>
+        </w:rPr>
         <w:lastRenderedPageBreak/>
         <w:t>•</w:t>
       </w:r>
@@ -2541,431 +4883,6 @@
           <w:lang w:val="es-ES"/>
         </w:rPr>
         <w:tab/>
-        <w:t>Brindar herramientas visuales (reportes y gr</w:t>
-      </w:r>
-      <w:r>
-        <w:rPr>
-          <w:rFonts w:hint="cs"/>
-          <w:lang w:val="es-ES"/>
-        </w:rPr>
-        <w:t>á</w:t>
-      </w:r>
-      <w:r>
-        <w:rPr>
-          <w:lang w:val="es-ES"/>
-        </w:rPr>
-        <w:t>ficos) que respalden la supervisi</w:t>
-      </w:r>
-      <w:r>
-        <w:rPr>
-          <w:rFonts w:hint="cs"/>
-          <w:lang w:val="es-ES"/>
-        </w:rPr>
-        <w:t>ó</w:t>
-      </w:r>
-      <w:r>
-        <w:rPr>
-          <w:lang w:val="es-ES"/>
-        </w:rPr>
-        <w:t>n de la producci</w:t>
-      </w:r>
-      <w:r>
-        <w:rPr>
-          <w:rFonts w:hint="cs"/>
-          <w:lang w:val="es-ES"/>
-        </w:rPr>
-        <w:t>ó</w:t>
-      </w:r>
-      <w:r>
-        <w:rPr>
-          <w:lang w:val="es-ES"/>
-        </w:rPr>
-        <w:t>n.</w:t>
-      </w:r>
-    </w:p>
-    <w:p>
-      <w:pPr>
-        <w:jc w:val="both"/>
-        <w:rPr>
-          <w:lang w:val="es-ES"/>
-        </w:rPr>
-      </w:pPr>
-      <w:r>
-        <w:rPr>
-          <w:lang w:val="es-ES"/>
-        </w:rPr>
-        <w:t>Entregables del sistema</w:t>
-      </w:r>
-    </w:p>
-    <w:p>
-      <w:pPr>
-        <w:jc w:val="both"/>
-        <w:rPr>
-          <w:lang w:val="es-ES"/>
-        </w:rPr>
-      </w:pPr>
-      <w:r>
-        <w:rPr>
-          <w:lang w:val="es-ES"/>
-        </w:rPr>
-        <w:t>El proyecto entregar</w:t>
-      </w:r>
-      <w:r>
-        <w:rPr>
-          <w:rFonts w:hint="cs"/>
-          <w:lang w:val="es-ES"/>
-        </w:rPr>
-        <w:t>á</w:t>
-      </w:r>
-      <w:r>
-        <w:rPr>
-          <w:lang w:val="es-ES"/>
-        </w:rPr>
-        <w:t>:</w:t>
-      </w:r>
-    </w:p>
-    <w:p>
-      <w:pPr>
-        <w:jc w:val="both"/>
-        <w:rPr>
-          <w:lang w:val="es-ES"/>
-        </w:rPr>
-      </w:pPr>
-      <w:r>
-        <w:rPr>
-          <w:lang w:val="es-ES"/>
-        </w:rPr>
-        <w:t>1.</w:t>
-      </w:r>
-      <w:r>
-        <w:rPr>
-          <w:lang w:val="es-ES"/>
-        </w:rPr>
-        <w:tab/>
-        <w:t>M</w:t>
-      </w:r>
-      <w:r>
-        <w:rPr>
-          <w:rFonts w:hint="cs"/>
-          <w:lang w:val="es-ES"/>
-        </w:rPr>
-        <w:t>ó</w:t>
-      </w:r>
-      <w:r>
-        <w:rPr>
-          <w:lang w:val="es-ES"/>
-        </w:rPr>
-        <w:t>dulo de registro de producci</w:t>
-      </w:r>
-      <w:r>
-        <w:rPr>
-          <w:rFonts w:hint="cs"/>
-          <w:lang w:val="es-ES"/>
-        </w:rPr>
-        <w:t>ó</w:t>
-      </w:r>
-      <w:r>
-        <w:rPr>
-          <w:lang w:val="es-ES"/>
-        </w:rPr>
-        <w:t>n: permitir</w:t>
-      </w:r>
-      <w:r>
-        <w:rPr>
-          <w:rFonts w:hint="cs"/>
-          <w:lang w:val="es-ES"/>
-        </w:rPr>
-        <w:t>á</w:t>
-      </w:r>
-      <w:r>
-        <w:rPr>
-          <w:lang w:val="es-ES"/>
-        </w:rPr>
-        <w:t xml:space="preserve"> ingresar referencia, marca, estilo, cantidad total requerida, cantidad por hora y defectuosos.</w:t>
-      </w:r>
-    </w:p>
-    <w:p>
-      <w:pPr>
-        <w:jc w:val="both"/>
-        <w:rPr>
-          <w:lang w:val="es-ES"/>
-        </w:rPr>
-      </w:pPr>
-      <w:r>
-        <w:rPr>
-          <w:lang w:val="es-ES"/>
-        </w:rPr>
-        <w:t>2.</w:t>
-      </w:r>
-      <w:r>
-        <w:rPr>
-          <w:lang w:val="es-ES"/>
-        </w:rPr>
-        <w:tab/>
-        <w:t>M</w:t>
-      </w:r>
-      <w:r>
-        <w:rPr>
-          <w:rFonts w:hint="cs"/>
-          <w:lang w:val="es-ES"/>
-        </w:rPr>
-        <w:t>ó</w:t>
-      </w:r>
-      <w:r>
-        <w:rPr>
-          <w:lang w:val="es-ES"/>
-        </w:rPr>
-        <w:t>dulo de reportes y gr</w:t>
-      </w:r>
-      <w:r>
-        <w:rPr>
-          <w:rFonts w:hint="cs"/>
-          <w:lang w:val="es-ES"/>
-        </w:rPr>
-        <w:t>á</w:t>
-      </w:r>
-      <w:r>
-        <w:rPr>
-          <w:lang w:val="es-ES"/>
-        </w:rPr>
-        <w:t>ficos diarios: mostrar</w:t>
-      </w:r>
-      <w:r>
-        <w:rPr>
-          <w:rFonts w:hint="cs"/>
-          <w:lang w:val="es-ES"/>
-        </w:rPr>
-        <w:t>á</w:t>
-      </w:r>
-      <w:r>
-        <w:rPr>
-          <w:lang w:val="es-ES"/>
-        </w:rPr>
-        <w:t xml:space="preserve"> de forma clara el cumplimiento de la producci</w:t>
-      </w:r>
-      <w:r>
-        <w:rPr>
-          <w:rFonts w:hint="cs"/>
-          <w:lang w:val="es-ES"/>
-        </w:rPr>
-        <w:t>ó</w:t>
-      </w:r>
-      <w:r>
-        <w:rPr>
-          <w:lang w:val="es-ES"/>
-        </w:rPr>
-        <w:t>n.</w:t>
-      </w:r>
-    </w:p>
-    <w:p>
-      <w:pPr>
-        <w:jc w:val="both"/>
-        <w:rPr>
-          <w:lang w:val="es-ES"/>
-        </w:rPr>
-      </w:pPr>
-      <w:r>
-        <w:rPr>
-          <w:lang w:val="es-ES"/>
-        </w:rPr>
-        <w:t>3.</w:t>
-      </w:r>
-      <w:r>
-        <w:rPr>
-          <w:lang w:val="es-ES"/>
-        </w:rPr>
-        <w:tab/>
-        <w:t>Interfaz gr</w:t>
-      </w:r>
-      <w:r>
-        <w:rPr>
-          <w:rFonts w:hint="cs"/>
-          <w:lang w:val="es-ES"/>
-        </w:rPr>
-        <w:t>á</w:t>
-      </w:r>
-      <w:r>
-        <w:rPr>
-          <w:lang w:val="es-ES"/>
-        </w:rPr>
-        <w:t>fica sencilla y amigable: optimizada para el registro manual y la consulta r</w:t>
-      </w:r>
-      <w:r>
-        <w:rPr>
-          <w:rFonts w:hint="cs"/>
-          <w:lang w:val="es-ES"/>
-        </w:rPr>
-        <w:t>á</w:t>
-      </w:r>
-      <w:r>
-        <w:rPr>
-          <w:lang w:val="es-ES"/>
-        </w:rPr>
-        <w:t>pida.</w:t>
-      </w:r>
-    </w:p>
-    <w:p>
-      <w:pPr>
-        <w:jc w:val="both"/>
-        <w:rPr>
-          <w:lang w:val="es-ES"/>
-        </w:rPr>
-      </w:pPr>
-      <w:r>
-        <w:rPr>
-          <w:lang w:val="es-ES"/>
-        </w:rPr>
-        <w:t>4.</w:t>
-      </w:r>
-      <w:r>
-        <w:rPr>
-          <w:lang w:val="es-ES"/>
-        </w:rPr>
-        <w:tab/>
-        <w:t>Base de datos para almacenar de manera segura la informaci</w:t>
-      </w:r>
-      <w:r>
-        <w:rPr>
-          <w:rFonts w:hint="cs"/>
-          <w:lang w:val="es-ES"/>
-        </w:rPr>
-        <w:t>ó</w:t>
-      </w:r>
-      <w:r>
-        <w:rPr>
-          <w:lang w:val="es-ES"/>
-        </w:rPr>
-        <w:t>n de la producci</w:t>
-      </w:r>
-      <w:r>
-        <w:rPr>
-          <w:rFonts w:hint="cs"/>
-          <w:lang w:val="es-ES"/>
-        </w:rPr>
-        <w:t>ó</w:t>
-      </w:r>
-      <w:r>
-        <w:rPr>
-          <w:lang w:val="es-ES"/>
-        </w:rPr>
-        <w:t>n.</w:t>
-      </w:r>
-    </w:p>
-    <w:p>
-      <w:pPr>
-        <w:jc w:val="both"/>
-        <w:rPr>
-          <w:lang w:val="es-ES"/>
-        </w:rPr>
-      </w:pPr>
-      <w:r>
-        <w:rPr>
-          <w:lang w:val="es-ES"/>
-        </w:rPr>
-        <w:t>5.</w:t>
-      </w:r>
-      <w:r>
-        <w:rPr>
-          <w:lang w:val="es-ES"/>
-        </w:rPr>
-        <w:tab/>
-        <w:t>Documentaci</w:t>
-      </w:r>
-      <w:r>
-        <w:rPr>
-          <w:rFonts w:hint="cs"/>
-          <w:lang w:val="es-ES"/>
-        </w:rPr>
-        <w:t>ó</w:t>
-      </w:r>
-      <w:r>
-        <w:rPr>
-          <w:lang w:val="es-ES"/>
-        </w:rPr>
-        <w:t>n del sistema (manual t</w:t>
-      </w:r>
-      <w:r>
-        <w:rPr>
-          <w:rFonts w:hint="cs"/>
-          <w:lang w:val="es-ES"/>
-        </w:rPr>
-        <w:t>é</w:t>
-      </w:r>
-      <w:r>
-        <w:rPr>
-          <w:lang w:val="es-ES"/>
-        </w:rPr>
-        <w:t>cnico y manual de usuario).</w:t>
-      </w:r>
-    </w:p>
-    <w:p>
-      <w:pPr>
-        <w:jc w:val="both"/>
-        <w:rPr>
-          <w:lang w:val="es-ES"/>
-        </w:rPr>
-      </w:pPr>
-      <w:r>
-        <w:rPr>
-          <w:lang w:val="es-ES"/>
-        </w:rPr>
-        <w:t>Alcance excluido (lo que no se va a hacer)</w:t>
-      </w:r>
-    </w:p>
-    <w:p>
-      <w:pPr>
-        <w:jc w:val="both"/>
-        <w:rPr>
-          <w:lang w:val="es-ES"/>
-        </w:rPr>
-      </w:pPr>
-      <w:r>
-        <w:rPr>
-          <w:rFonts w:hint="cs"/>
-          <w:lang w:val="es-ES"/>
-        </w:rPr>
-        <w:t>•</w:t>
-      </w:r>
-      <w:r>
-        <w:rPr>
-          <w:lang w:val="es-ES"/>
-        </w:rPr>
-        <w:tab/>
-        <w:t>No se gestionar</w:t>
-      </w:r>
-      <w:r>
-        <w:rPr>
-          <w:rFonts w:hint="cs"/>
-          <w:lang w:val="es-ES"/>
-        </w:rPr>
-        <w:t>á</w:t>
-      </w:r>
-      <w:r>
-        <w:rPr>
-          <w:lang w:val="es-ES"/>
-        </w:rPr>
-        <w:t xml:space="preserve"> inventario, ventas ni aspectos administrativos.</w:t>
-      </w:r>
-    </w:p>
-    <w:p>
-      <w:pPr>
-        <w:jc w:val="both"/>
-        <w:rPr>
-          <w:lang w:val="es-ES"/>
-        </w:rPr>
-      </w:pPr>
-      <w:r>
-        <w:rPr>
-          <w:rFonts w:hint="cs"/>
-          <w:lang w:val="es-ES"/>
-        </w:rPr>
-        <w:t>•</w:t>
-      </w:r>
-      <w:r>
-        <w:rPr>
-          <w:lang w:val="es-ES"/>
-        </w:rPr>
-        <w:tab/>
         <w:t>No habr</w:t>
       </w:r>
       <w:r>
@@ -3468,7 +5385,6 @@
         <w:rPr>
           <w:lang w:val="es-ES"/>
         </w:rPr>
-        <w:lastRenderedPageBreak/>
         <w:t>Restricciones</w:t>
       </w:r>
     </w:p>
@@ -3664,146 +5580,6 @@
         </w:rPr>
         <w:t xml:space="preserve"> limitado a la fase de pruebas y entrega inicial.</w:t>
       </w:r>
-    </w:p>
-    <w:p>
-      <w:pPr>
-        <w:jc w:val="both"/>
-        <w:rPr>
-          <w:b/>
-          <w:bCs/>
-          <w:lang w:val="es-ES"/>
-        </w:rPr>
-      </w:pPr>
-    </w:p>
-    <w:p>
-      <w:pPr>
-        <w:jc w:val="both"/>
-        <w:rPr>
-          <w:b/>
-          <w:bCs/>
-          <w:lang w:val="es-ES"/>
-        </w:rPr>
-      </w:pPr>
-    </w:p>
-    <w:p>
-      <w:pPr>
-        <w:jc w:val="both"/>
-        <w:rPr>
-          <w:b/>
-          <w:bCs/>
-          <w:lang w:val="es-ES"/>
-        </w:rPr>
-      </w:pPr>
-    </w:p>
-    <w:p>
-      <w:pPr>
-        <w:jc w:val="both"/>
-        <w:rPr>
-          <w:b/>
-          <w:bCs/>
-          <w:lang w:val="es-ES"/>
-        </w:rPr>
-      </w:pPr>
-    </w:p>
-    <w:p>
-      <w:pPr>
-        <w:jc w:val="both"/>
-        <w:rPr>
-          <w:b/>
-          <w:bCs/>
-          <w:lang w:val="es-ES"/>
-        </w:rPr>
-      </w:pPr>
-    </w:p>
-    <w:p>
-      <w:pPr>
-        <w:jc w:val="both"/>
-        <w:rPr>
-          <w:b/>
-          <w:bCs/>
-          <w:lang w:val="es-ES"/>
-        </w:rPr>
-      </w:pPr>
-    </w:p>
-    <w:p>
-      <w:pPr>
-        <w:jc w:val="both"/>
-        <w:rPr>
-          <w:b/>
-          <w:bCs/>
-          <w:lang w:val="es-ES"/>
-        </w:rPr>
-      </w:pPr>
-    </w:p>
-    <w:p>
-      <w:pPr>
-        <w:jc w:val="both"/>
-        <w:rPr>
-          <w:b/>
-          <w:bCs/>
-          <w:lang w:val="es-ES"/>
-        </w:rPr>
-      </w:pPr>
-    </w:p>
-    <w:p>
-      <w:pPr>
-        <w:jc w:val="both"/>
-        <w:rPr>
-          <w:b/>
-          <w:bCs/>
-          <w:lang w:val="es-ES"/>
-        </w:rPr>
-      </w:pPr>
-    </w:p>
-    <w:p>
-      <w:pPr>
-        <w:jc w:val="both"/>
-        <w:rPr>
-          <w:b/>
-          <w:bCs/>
-          <w:lang w:val="es-ES"/>
-        </w:rPr>
-      </w:pPr>
-    </w:p>
-    <w:p>
-      <w:pPr>
-        <w:jc w:val="both"/>
-        <w:rPr>
-          <w:b/>
-          <w:bCs/>
-          <w:lang w:val="es-ES"/>
-        </w:rPr>
-      </w:pPr>
-    </w:p>
-    <w:p>
-      <w:pPr>
-        <w:jc w:val="both"/>
-        <w:rPr>
-          <w:b/>
-          <w:bCs/>
-          <w:lang w:val="es-ES"/>
-        </w:rPr>
-      </w:pPr>
-    </w:p>
-    <w:p>
-      <w:pPr>
-        <w:jc w:val="both"/>
-        <w:rPr>
-          <w:b/>
-          <w:bCs/>
-          <w:lang w:val="es-ES"/>
-        </w:rPr>
-      </w:pPr>
-    </w:p>
-    <w:p>
-      <w:pPr>
-        <w:jc w:val="both"/>
-        <w:rPr>
-          <w:b/>
-          <w:bCs/>
-          <w:lang w:val="es-ES"/>
-        </w:rPr>
-      </w:pPr>
     </w:p>
     <w:p>
       <w:pPr>
@@ -4533,6 +6309,13 @@
     <w:p>
       <w:pPr>
         <w:rPr>
+          <w:lang w:val="es-ES"/>
+        </w:rPr>
+      </w:pPr>
+    </w:p>
+    <w:p>
+      <w:pPr>
+        <w:rPr>
           <w:noProof/>
         </w:rPr>
       </w:pPr>
@@ -4542,7 +6325,6 @@
           <w:bCs/>
           <w:lang w:val="es-ES"/>
         </w:rPr>
-        <w:lastRenderedPageBreak/>
         <w:t xml:space="preserve">Matriz de riesgo </w:t>
       </w:r>
     </w:p>
@@ -6257,6 +8039,12 @@
     <w:p>
       <w:pPr>
         <w:pStyle w:val="Descripcin"/>
+        <w:sectPr>
+          <w:pgSz w:w="12240" w:h="15840"/>
+          <w:pgMar w:top="1417" w:right="1701" w:bottom="1417" w:left="1701" w:header="708" w:footer="708" w:gutter="0"/>
+          <w:cols w:space="708"/>
+          <w:docGrid w:linePitch="360"/>
+        </w:sectPr>
       </w:pPr>
       <w:r>
         <w:t>Ilustraci</w:t>
@@ -6270,29 +8058,3600 @@
       <w:r>
         <w:t xml:space="preserve">n </w:t>
       </w:r>
-      <w:r>
-        <w:fldChar w:fldCharType="begin"/>
-      </w:r>
-      <w:r>
-        <w:instrText xml:space="preserve"> SEQ Ilustración \* ARABIC </w:instrText>
-      </w:r>
-      <w:r>
-        <w:fldChar w:fldCharType="separate"/>
-      </w:r>
-      <w:r>
-        <w:rPr>
-          <w:noProof/>
-        </w:rPr>
-        <w:t>1</w:t>
-      </w:r>
-      <w:r>
-        <w:fldChar w:fldCharType="end"/>
-      </w:r>
+      <w:fldSimple w:instr=" SEQ Ilustración \* ARABIC ">
+        <w:r>
+          <w:rPr>
+            <w:noProof/>
+          </w:rPr>
+          <w:t>1</w:t>
+        </w:r>
+      </w:fldSimple>
       <w:r>
         <w:t>https://www.mermaidchart.com/d/5e45d05e-87b4-4174-a70f-ea270ba15ee6</w:t>
       </w:r>
     </w:p>
-    <w:bookmarkEnd w:id="2"/>
+    <w:p>
+      <w:pPr>
+        <w:pStyle w:val="Descripcin"/>
+      </w:pPr>
+    </w:p>
+    <w:tbl>
+      <w:tblPr>
+        <w:tblW w:w="0" w:type="auto"/>
+        <w:tblCellMar>
+          <w:left w:w="70" w:type="dxa"/>
+          <w:right w:w="70" w:type="dxa"/>
+        </w:tblCellMar>
+        <w:tblLook w:val="04A0" w:firstRow="1" w:lastRow="0" w:firstColumn="1" w:lastColumn="0" w:noHBand="0" w:noVBand="1"/>
+      </w:tblPr>
+      <w:tblGrid>
+        <w:gridCol w:w="1936"/>
+        <w:gridCol w:w="2925"/>
+        <w:gridCol w:w="1061"/>
+        <w:gridCol w:w="908"/>
+        <w:gridCol w:w="1117"/>
+        <w:gridCol w:w="831"/>
+        <w:gridCol w:w="2633"/>
+        <w:gridCol w:w="934"/>
+        <w:gridCol w:w="651"/>
+      </w:tblGrid>
+      <w:tr>
+        <w:trPr>
+          <w:trHeight w:val="465"/>
+        </w:trPr>
+        <w:tc>
+          <w:tcPr>
+            <w:tcW w:w="0" w:type="auto"/>
+            <w:tcBorders>
+              <w:top w:val="single" w:sz="4" w:space="0" w:color="auto"/>
+              <w:left w:val="single" w:sz="4" w:space="0" w:color="auto"/>
+              <w:bottom w:val="single" w:sz="4" w:space="0" w:color="auto"/>
+              <w:right w:val="single" w:sz="4" w:space="0" w:color="auto"/>
+            </w:tcBorders>
+            <w:shd w:val="clear" w:color="auto" w:fill="auto"/>
+            <w:noWrap/>
+            <w:vAlign w:val="center"/>
+            <w:hideMark/>
+          </w:tcPr>
+          <w:bookmarkEnd w:id="2"/>
+          <w:p>
+            <w:pPr>
+              <w:spacing w:after="0" w:line="240" w:lineRule="auto"/>
+              <w:rPr>
+                <w:rFonts w:ascii="Calibri" w:eastAsia="Times New Roman" w:hAnsi="Calibri" w:cs="Calibri"/>
+                <w:b/>
+                <w:bCs/>
+                <w:color w:val="000000"/>
+                <w:kern w:val="0"/>
+                <w:sz w:val="36"/>
+                <w:szCs w:val="36"/>
+                <w:lang w:eastAsia="es-CO"/>
+                <w14:ligatures w14:val="none"/>
+              </w:rPr>
+            </w:pPr>
+            <w:r>
+              <w:rPr>
+                <w:rFonts w:ascii="Calibri" w:eastAsia="Times New Roman" w:hAnsi="Calibri" w:cs="Calibri"/>
+                <w:b/>
+                <w:bCs/>
+                <w:color w:val="000000"/>
+                <w:kern w:val="0"/>
+                <w:sz w:val="36"/>
+                <w:szCs w:val="36"/>
+                <w:lang w:eastAsia="es-CO"/>
+                <w14:ligatures w14:val="none"/>
+              </w:rPr>
+              <w:t>Cronograma con Costos</w:t>
+            </w:r>
+          </w:p>
+        </w:tc>
+        <w:tc>
+          <w:tcPr>
+            <w:tcW w:w="0" w:type="auto"/>
+            <w:tcBorders>
+              <w:top w:val="single" w:sz="4" w:space="0" w:color="auto"/>
+              <w:left w:val="nil"/>
+              <w:bottom w:val="single" w:sz="4" w:space="0" w:color="auto"/>
+              <w:right w:val="single" w:sz="4" w:space="0" w:color="auto"/>
+            </w:tcBorders>
+            <w:shd w:val="clear" w:color="auto" w:fill="auto"/>
+            <w:noWrap/>
+            <w:vAlign w:val="bottom"/>
+            <w:hideMark/>
+          </w:tcPr>
+          <w:p>
+            <w:pPr>
+              <w:spacing w:after="0" w:line="240" w:lineRule="auto"/>
+              <w:rPr>
+                <w:rFonts w:ascii="Calibri" w:eastAsia="Times New Roman" w:hAnsi="Calibri" w:cs="Calibri"/>
+                <w:color w:val="000000"/>
+                <w:kern w:val="0"/>
+                <w:sz w:val="22"/>
+                <w:szCs w:val="22"/>
+                <w:lang w:eastAsia="es-CO"/>
+                <w14:ligatures w14:val="none"/>
+              </w:rPr>
+            </w:pPr>
+            <w:r>
+              <w:rPr>
+                <w:rFonts w:ascii="Calibri" w:eastAsia="Times New Roman" w:hAnsi="Calibri" w:cs="Calibri"/>
+                <w:color w:val="000000"/>
+                <w:kern w:val="0"/>
+                <w:sz w:val="22"/>
+                <w:szCs w:val="22"/>
+                <w:lang w:eastAsia="es-CO"/>
+                <w14:ligatures w14:val="none"/>
+              </w:rPr>
+              <w:t> </w:t>
+            </w:r>
+          </w:p>
+        </w:tc>
+        <w:tc>
+          <w:tcPr>
+            <w:tcW w:w="0" w:type="auto"/>
+            <w:tcBorders>
+              <w:top w:val="single" w:sz="4" w:space="0" w:color="auto"/>
+              <w:left w:val="nil"/>
+              <w:bottom w:val="single" w:sz="4" w:space="0" w:color="auto"/>
+              <w:right w:val="single" w:sz="4" w:space="0" w:color="auto"/>
+            </w:tcBorders>
+            <w:shd w:val="clear" w:color="auto" w:fill="auto"/>
+            <w:noWrap/>
+            <w:vAlign w:val="bottom"/>
+            <w:hideMark/>
+          </w:tcPr>
+          <w:p>
+            <w:pPr>
+              <w:spacing w:after="0" w:line="240" w:lineRule="auto"/>
+              <w:rPr>
+                <w:rFonts w:ascii="Calibri" w:eastAsia="Times New Roman" w:hAnsi="Calibri" w:cs="Calibri"/>
+                <w:color w:val="000000"/>
+                <w:kern w:val="0"/>
+                <w:sz w:val="22"/>
+                <w:szCs w:val="22"/>
+                <w:lang w:eastAsia="es-CO"/>
+                <w14:ligatures w14:val="none"/>
+              </w:rPr>
+            </w:pPr>
+            <w:r>
+              <w:rPr>
+                <w:rFonts w:ascii="Calibri" w:eastAsia="Times New Roman" w:hAnsi="Calibri" w:cs="Calibri"/>
+                <w:color w:val="000000"/>
+                <w:kern w:val="0"/>
+                <w:sz w:val="22"/>
+                <w:szCs w:val="22"/>
+                <w:lang w:eastAsia="es-CO"/>
+                <w14:ligatures w14:val="none"/>
+              </w:rPr>
+              <w:t> </w:t>
+            </w:r>
+          </w:p>
+        </w:tc>
+        <w:tc>
+          <w:tcPr>
+            <w:tcW w:w="0" w:type="auto"/>
+            <w:tcBorders>
+              <w:top w:val="single" w:sz="4" w:space="0" w:color="auto"/>
+              <w:left w:val="nil"/>
+              <w:bottom w:val="single" w:sz="4" w:space="0" w:color="auto"/>
+              <w:right w:val="single" w:sz="4" w:space="0" w:color="auto"/>
+            </w:tcBorders>
+            <w:shd w:val="clear" w:color="auto" w:fill="auto"/>
+            <w:noWrap/>
+            <w:vAlign w:val="bottom"/>
+            <w:hideMark/>
+          </w:tcPr>
+          <w:p>
+            <w:pPr>
+              <w:spacing w:after="0" w:line="240" w:lineRule="auto"/>
+              <w:rPr>
+                <w:rFonts w:ascii="Calibri" w:eastAsia="Times New Roman" w:hAnsi="Calibri" w:cs="Calibri"/>
+                <w:color w:val="000000"/>
+                <w:kern w:val="0"/>
+                <w:sz w:val="22"/>
+                <w:szCs w:val="22"/>
+                <w:lang w:eastAsia="es-CO"/>
+                <w14:ligatures w14:val="none"/>
+              </w:rPr>
+            </w:pPr>
+            <w:r>
+              <w:rPr>
+                <w:rFonts w:ascii="Calibri" w:eastAsia="Times New Roman" w:hAnsi="Calibri" w:cs="Calibri"/>
+                <w:color w:val="000000"/>
+                <w:kern w:val="0"/>
+                <w:sz w:val="22"/>
+                <w:szCs w:val="22"/>
+                <w:lang w:eastAsia="es-CO"/>
+                <w14:ligatures w14:val="none"/>
+              </w:rPr>
+              <w:t> </w:t>
+            </w:r>
+          </w:p>
+        </w:tc>
+        <w:tc>
+          <w:tcPr>
+            <w:tcW w:w="0" w:type="auto"/>
+            <w:tcBorders>
+              <w:top w:val="single" w:sz="4" w:space="0" w:color="auto"/>
+              <w:left w:val="nil"/>
+              <w:bottom w:val="single" w:sz="4" w:space="0" w:color="auto"/>
+              <w:right w:val="single" w:sz="4" w:space="0" w:color="auto"/>
+            </w:tcBorders>
+            <w:shd w:val="clear" w:color="auto" w:fill="auto"/>
+            <w:noWrap/>
+            <w:vAlign w:val="bottom"/>
+            <w:hideMark/>
+          </w:tcPr>
+          <w:p>
+            <w:pPr>
+              <w:spacing w:after="0" w:line="240" w:lineRule="auto"/>
+              <w:rPr>
+                <w:rFonts w:ascii="Calibri" w:eastAsia="Times New Roman" w:hAnsi="Calibri" w:cs="Calibri"/>
+                <w:color w:val="000000"/>
+                <w:kern w:val="0"/>
+                <w:sz w:val="22"/>
+                <w:szCs w:val="22"/>
+                <w:lang w:eastAsia="es-CO"/>
+                <w14:ligatures w14:val="none"/>
+              </w:rPr>
+            </w:pPr>
+            <w:r>
+              <w:rPr>
+                <w:rFonts w:ascii="Calibri" w:eastAsia="Times New Roman" w:hAnsi="Calibri" w:cs="Calibri"/>
+                <w:color w:val="000000"/>
+                <w:kern w:val="0"/>
+                <w:sz w:val="22"/>
+                <w:szCs w:val="22"/>
+                <w:lang w:eastAsia="es-CO"/>
+                <w14:ligatures w14:val="none"/>
+              </w:rPr>
+              <w:t> </w:t>
+            </w:r>
+          </w:p>
+        </w:tc>
+        <w:tc>
+          <w:tcPr>
+            <w:tcW w:w="0" w:type="auto"/>
+            <w:tcBorders>
+              <w:top w:val="single" w:sz="4" w:space="0" w:color="auto"/>
+              <w:left w:val="nil"/>
+              <w:bottom w:val="single" w:sz="4" w:space="0" w:color="auto"/>
+              <w:right w:val="single" w:sz="4" w:space="0" w:color="auto"/>
+            </w:tcBorders>
+            <w:shd w:val="clear" w:color="auto" w:fill="auto"/>
+            <w:noWrap/>
+            <w:vAlign w:val="bottom"/>
+            <w:hideMark/>
+          </w:tcPr>
+          <w:p>
+            <w:pPr>
+              <w:spacing w:after="0" w:line="240" w:lineRule="auto"/>
+              <w:rPr>
+                <w:rFonts w:ascii="Calibri" w:eastAsia="Times New Roman" w:hAnsi="Calibri" w:cs="Calibri"/>
+                <w:color w:val="000000"/>
+                <w:kern w:val="0"/>
+                <w:sz w:val="22"/>
+                <w:szCs w:val="22"/>
+                <w:lang w:eastAsia="es-CO"/>
+                <w14:ligatures w14:val="none"/>
+              </w:rPr>
+            </w:pPr>
+            <w:r>
+              <w:rPr>
+                <w:rFonts w:ascii="Calibri" w:eastAsia="Times New Roman" w:hAnsi="Calibri" w:cs="Calibri"/>
+                <w:color w:val="000000"/>
+                <w:kern w:val="0"/>
+                <w:sz w:val="22"/>
+                <w:szCs w:val="22"/>
+                <w:lang w:eastAsia="es-CO"/>
+                <w14:ligatures w14:val="none"/>
+              </w:rPr>
+              <w:t> </w:t>
+            </w:r>
+          </w:p>
+        </w:tc>
+        <w:tc>
+          <w:tcPr>
+            <w:tcW w:w="0" w:type="auto"/>
+            <w:tcBorders>
+              <w:top w:val="single" w:sz="4" w:space="0" w:color="auto"/>
+              <w:left w:val="nil"/>
+              <w:bottom w:val="single" w:sz="4" w:space="0" w:color="auto"/>
+              <w:right w:val="single" w:sz="4" w:space="0" w:color="auto"/>
+            </w:tcBorders>
+            <w:shd w:val="clear" w:color="auto" w:fill="auto"/>
+            <w:noWrap/>
+            <w:vAlign w:val="bottom"/>
+            <w:hideMark/>
+          </w:tcPr>
+          <w:p>
+            <w:pPr>
+              <w:spacing w:after="0" w:line="240" w:lineRule="auto"/>
+              <w:rPr>
+                <w:rFonts w:ascii="Calibri" w:eastAsia="Times New Roman" w:hAnsi="Calibri" w:cs="Calibri"/>
+                <w:color w:val="000000"/>
+                <w:kern w:val="0"/>
+                <w:sz w:val="22"/>
+                <w:szCs w:val="22"/>
+                <w:lang w:eastAsia="es-CO"/>
+                <w14:ligatures w14:val="none"/>
+              </w:rPr>
+            </w:pPr>
+            <w:r>
+              <w:rPr>
+                <w:rFonts w:ascii="Calibri" w:eastAsia="Times New Roman" w:hAnsi="Calibri" w:cs="Calibri"/>
+                <w:color w:val="000000"/>
+                <w:kern w:val="0"/>
+                <w:sz w:val="22"/>
+                <w:szCs w:val="22"/>
+                <w:lang w:eastAsia="es-CO"/>
+                <w14:ligatures w14:val="none"/>
+              </w:rPr>
+              <w:t> </w:t>
+            </w:r>
+          </w:p>
+        </w:tc>
+        <w:tc>
+          <w:tcPr>
+            <w:tcW w:w="0" w:type="auto"/>
+            <w:tcBorders>
+              <w:top w:val="single" w:sz="4" w:space="0" w:color="auto"/>
+              <w:left w:val="nil"/>
+              <w:bottom w:val="single" w:sz="4" w:space="0" w:color="auto"/>
+              <w:right w:val="single" w:sz="4" w:space="0" w:color="auto"/>
+            </w:tcBorders>
+            <w:shd w:val="clear" w:color="auto" w:fill="auto"/>
+            <w:noWrap/>
+            <w:vAlign w:val="bottom"/>
+            <w:hideMark/>
+          </w:tcPr>
+          <w:p>
+            <w:pPr>
+              <w:spacing w:after="0" w:line="240" w:lineRule="auto"/>
+              <w:rPr>
+                <w:rFonts w:ascii="Calibri" w:eastAsia="Times New Roman" w:hAnsi="Calibri" w:cs="Calibri"/>
+                <w:color w:val="000000"/>
+                <w:kern w:val="0"/>
+                <w:sz w:val="22"/>
+                <w:szCs w:val="22"/>
+                <w:lang w:eastAsia="es-CO"/>
+                <w14:ligatures w14:val="none"/>
+              </w:rPr>
+            </w:pPr>
+            <w:r>
+              <w:rPr>
+                <w:rFonts w:ascii="Calibri" w:eastAsia="Times New Roman" w:hAnsi="Calibri" w:cs="Calibri"/>
+                <w:color w:val="000000"/>
+                <w:kern w:val="0"/>
+                <w:sz w:val="22"/>
+                <w:szCs w:val="22"/>
+                <w:lang w:eastAsia="es-CO"/>
+                <w14:ligatures w14:val="none"/>
+              </w:rPr>
+              <w:t> </w:t>
+            </w:r>
+          </w:p>
+        </w:tc>
+        <w:tc>
+          <w:tcPr>
+            <w:tcW w:w="0" w:type="auto"/>
+            <w:tcBorders>
+              <w:top w:val="single" w:sz="4" w:space="0" w:color="auto"/>
+              <w:left w:val="nil"/>
+              <w:bottom w:val="single" w:sz="4" w:space="0" w:color="auto"/>
+              <w:right w:val="single" w:sz="4" w:space="0" w:color="auto"/>
+            </w:tcBorders>
+            <w:shd w:val="clear" w:color="auto" w:fill="auto"/>
+            <w:noWrap/>
+            <w:vAlign w:val="bottom"/>
+            <w:hideMark/>
+          </w:tcPr>
+          <w:p>
+            <w:pPr>
+              <w:spacing w:after="0" w:line="240" w:lineRule="auto"/>
+              <w:rPr>
+                <w:rFonts w:ascii="Calibri" w:eastAsia="Times New Roman" w:hAnsi="Calibri" w:cs="Calibri"/>
+                <w:color w:val="000000"/>
+                <w:kern w:val="0"/>
+                <w:sz w:val="22"/>
+                <w:szCs w:val="22"/>
+                <w:lang w:eastAsia="es-CO"/>
+                <w14:ligatures w14:val="none"/>
+              </w:rPr>
+            </w:pPr>
+            <w:r>
+              <w:rPr>
+                <w:rFonts w:ascii="Calibri" w:eastAsia="Times New Roman" w:hAnsi="Calibri" w:cs="Calibri"/>
+                <w:color w:val="000000"/>
+                <w:kern w:val="0"/>
+                <w:sz w:val="22"/>
+                <w:szCs w:val="22"/>
+                <w:lang w:eastAsia="es-CO"/>
+                <w14:ligatures w14:val="none"/>
+              </w:rPr>
+              <w:t> </w:t>
+            </w:r>
+          </w:p>
+        </w:tc>
+      </w:tr>
+      <w:tr>
+        <w:trPr>
+          <w:trHeight w:val="300"/>
+        </w:trPr>
+        <w:tc>
+          <w:tcPr>
+            <w:tcW w:w="0" w:type="auto"/>
+            <w:tcBorders>
+              <w:top w:val="nil"/>
+              <w:left w:val="single" w:sz="4" w:space="0" w:color="auto"/>
+              <w:bottom w:val="single" w:sz="4" w:space="0" w:color="auto"/>
+              <w:right w:val="single" w:sz="4" w:space="0" w:color="auto"/>
+            </w:tcBorders>
+            <w:shd w:val="clear" w:color="auto" w:fill="auto"/>
+            <w:noWrap/>
+            <w:vAlign w:val="bottom"/>
+            <w:hideMark/>
+          </w:tcPr>
+          <w:p>
+            <w:pPr>
+              <w:spacing w:after="0" w:line="240" w:lineRule="auto"/>
+              <w:rPr>
+                <w:rFonts w:ascii="Calibri" w:eastAsia="Times New Roman" w:hAnsi="Calibri" w:cs="Calibri"/>
+                <w:color w:val="000000"/>
+                <w:kern w:val="0"/>
+                <w:sz w:val="22"/>
+                <w:szCs w:val="22"/>
+                <w:lang w:eastAsia="es-CO"/>
+                <w14:ligatures w14:val="none"/>
+              </w:rPr>
+            </w:pPr>
+            <w:r>
+              <w:rPr>
+                <w:rFonts w:ascii="Calibri" w:eastAsia="Times New Roman" w:hAnsi="Calibri" w:cs="Calibri"/>
+                <w:color w:val="000000"/>
+                <w:kern w:val="0"/>
+                <w:sz w:val="22"/>
+                <w:szCs w:val="22"/>
+                <w:lang w:eastAsia="es-CO"/>
+                <w14:ligatures w14:val="none"/>
+              </w:rPr>
+              <w:t> </w:t>
+            </w:r>
+          </w:p>
+        </w:tc>
+        <w:tc>
+          <w:tcPr>
+            <w:tcW w:w="0" w:type="auto"/>
+            <w:tcBorders>
+              <w:top w:val="nil"/>
+              <w:left w:val="nil"/>
+              <w:bottom w:val="single" w:sz="4" w:space="0" w:color="auto"/>
+              <w:right w:val="single" w:sz="4" w:space="0" w:color="auto"/>
+            </w:tcBorders>
+            <w:shd w:val="clear" w:color="auto" w:fill="auto"/>
+            <w:noWrap/>
+            <w:vAlign w:val="bottom"/>
+            <w:hideMark/>
+          </w:tcPr>
+          <w:p>
+            <w:pPr>
+              <w:spacing w:after="0" w:line="240" w:lineRule="auto"/>
+              <w:rPr>
+                <w:rFonts w:ascii="Calibri" w:eastAsia="Times New Roman" w:hAnsi="Calibri" w:cs="Calibri"/>
+                <w:color w:val="000000"/>
+                <w:kern w:val="0"/>
+                <w:sz w:val="22"/>
+                <w:szCs w:val="22"/>
+                <w:lang w:eastAsia="es-CO"/>
+                <w14:ligatures w14:val="none"/>
+              </w:rPr>
+            </w:pPr>
+            <w:r>
+              <w:rPr>
+                <w:rFonts w:ascii="Calibri" w:eastAsia="Times New Roman" w:hAnsi="Calibri" w:cs="Calibri"/>
+                <w:color w:val="000000"/>
+                <w:kern w:val="0"/>
+                <w:sz w:val="22"/>
+                <w:szCs w:val="22"/>
+                <w:lang w:eastAsia="es-CO"/>
+                <w14:ligatures w14:val="none"/>
+              </w:rPr>
+              <w:t> </w:t>
+            </w:r>
+          </w:p>
+        </w:tc>
+        <w:tc>
+          <w:tcPr>
+            <w:tcW w:w="0" w:type="auto"/>
+            <w:tcBorders>
+              <w:top w:val="nil"/>
+              <w:left w:val="nil"/>
+              <w:bottom w:val="single" w:sz="4" w:space="0" w:color="auto"/>
+              <w:right w:val="single" w:sz="4" w:space="0" w:color="auto"/>
+            </w:tcBorders>
+            <w:shd w:val="clear" w:color="auto" w:fill="auto"/>
+            <w:noWrap/>
+            <w:vAlign w:val="bottom"/>
+            <w:hideMark/>
+          </w:tcPr>
+          <w:p>
+            <w:pPr>
+              <w:spacing w:after="0" w:line="240" w:lineRule="auto"/>
+              <w:rPr>
+                <w:rFonts w:ascii="Calibri" w:eastAsia="Times New Roman" w:hAnsi="Calibri" w:cs="Calibri"/>
+                <w:color w:val="000000"/>
+                <w:kern w:val="0"/>
+                <w:sz w:val="22"/>
+                <w:szCs w:val="22"/>
+                <w:lang w:eastAsia="es-CO"/>
+                <w14:ligatures w14:val="none"/>
+              </w:rPr>
+            </w:pPr>
+            <w:r>
+              <w:rPr>
+                <w:rFonts w:ascii="Calibri" w:eastAsia="Times New Roman" w:hAnsi="Calibri" w:cs="Calibri"/>
+                <w:color w:val="000000"/>
+                <w:kern w:val="0"/>
+                <w:sz w:val="22"/>
+                <w:szCs w:val="22"/>
+                <w:lang w:eastAsia="es-CO"/>
+                <w14:ligatures w14:val="none"/>
+              </w:rPr>
+              <w:t> </w:t>
+            </w:r>
+          </w:p>
+        </w:tc>
+        <w:tc>
+          <w:tcPr>
+            <w:tcW w:w="0" w:type="auto"/>
+            <w:tcBorders>
+              <w:top w:val="nil"/>
+              <w:left w:val="nil"/>
+              <w:bottom w:val="single" w:sz="4" w:space="0" w:color="auto"/>
+              <w:right w:val="single" w:sz="4" w:space="0" w:color="auto"/>
+            </w:tcBorders>
+            <w:shd w:val="clear" w:color="auto" w:fill="auto"/>
+            <w:noWrap/>
+            <w:vAlign w:val="bottom"/>
+            <w:hideMark/>
+          </w:tcPr>
+          <w:p>
+            <w:pPr>
+              <w:spacing w:after="0" w:line="240" w:lineRule="auto"/>
+              <w:rPr>
+                <w:rFonts w:ascii="Calibri" w:eastAsia="Times New Roman" w:hAnsi="Calibri" w:cs="Calibri"/>
+                <w:color w:val="000000"/>
+                <w:kern w:val="0"/>
+                <w:sz w:val="22"/>
+                <w:szCs w:val="22"/>
+                <w:lang w:eastAsia="es-CO"/>
+                <w14:ligatures w14:val="none"/>
+              </w:rPr>
+            </w:pPr>
+            <w:r>
+              <w:rPr>
+                <w:rFonts w:ascii="Calibri" w:eastAsia="Times New Roman" w:hAnsi="Calibri" w:cs="Calibri"/>
+                <w:color w:val="000000"/>
+                <w:kern w:val="0"/>
+                <w:sz w:val="22"/>
+                <w:szCs w:val="22"/>
+                <w:lang w:eastAsia="es-CO"/>
+                <w14:ligatures w14:val="none"/>
+              </w:rPr>
+              <w:t> </w:t>
+            </w:r>
+          </w:p>
+        </w:tc>
+        <w:tc>
+          <w:tcPr>
+            <w:tcW w:w="0" w:type="auto"/>
+            <w:tcBorders>
+              <w:top w:val="nil"/>
+              <w:left w:val="nil"/>
+              <w:bottom w:val="single" w:sz="4" w:space="0" w:color="auto"/>
+              <w:right w:val="single" w:sz="4" w:space="0" w:color="auto"/>
+            </w:tcBorders>
+            <w:shd w:val="clear" w:color="auto" w:fill="auto"/>
+            <w:noWrap/>
+            <w:vAlign w:val="bottom"/>
+            <w:hideMark/>
+          </w:tcPr>
+          <w:p>
+            <w:pPr>
+              <w:spacing w:after="0" w:line="240" w:lineRule="auto"/>
+              <w:rPr>
+                <w:rFonts w:ascii="Calibri" w:eastAsia="Times New Roman" w:hAnsi="Calibri" w:cs="Calibri"/>
+                <w:color w:val="000000"/>
+                <w:kern w:val="0"/>
+                <w:sz w:val="22"/>
+                <w:szCs w:val="22"/>
+                <w:lang w:eastAsia="es-CO"/>
+                <w14:ligatures w14:val="none"/>
+              </w:rPr>
+            </w:pPr>
+            <w:r>
+              <w:rPr>
+                <w:rFonts w:ascii="Calibri" w:eastAsia="Times New Roman" w:hAnsi="Calibri" w:cs="Calibri"/>
+                <w:color w:val="000000"/>
+                <w:kern w:val="0"/>
+                <w:sz w:val="22"/>
+                <w:szCs w:val="22"/>
+                <w:lang w:eastAsia="es-CO"/>
+                <w14:ligatures w14:val="none"/>
+              </w:rPr>
+              <w:t> </w:t>
+            </w:r>
+          </w:p>
+        </w:tc>
+        <w:tc>
+          <w:tcPr>
+            <w:tcW w:w="0" w:type="auto"/>
+            <w:tcBorders>
+              <w:top w:val="nil"/>
+              <w:left w:val="nil"/>
+              <w:bottom w:val="single" w:sz="4" w:space="0" w:color="auto"/>
+              <w:right w:val="single" w:sz="4" w:space="0" w:color="auto"/>
+            </w:tcBorders>
+            <w:shd w:val="clear" w:color="auto" w:fill="auto"/>
+            <w:noWrap/>
+            <w:vAlign w:val="bottom"/>
+            <w:hideMark/>
+          </w:tcPr>
+          <w:p>
+            <w:pPr>
+              <w:spacing w:after="0" w:line="240" w:lineRule="auto"/>
+              <w:rPr>
+                <w:rFonts w:ascii="Calibri" w:eastAsia="Times New Roman" w:hAnsi="Calibri" w:cs="Calibri"/>
+                <w:color w:val="000000"/>
+                <w:kern w:val="0"/>
+                <w:sz w:val="22"/>
+                <w:szCs w:val="22"/>
+                <w:lang w:eastAsia="es-CO"/>
+                <w14:ligatures w14:val="none"/>
+              </w:rPr>
+            </w:pPr>
+            <w:r>
+              <w:rPr>
+                <w:rFonts w:ascii="Calibri" w:eastAsia="Times New Roman" w:hAnsi="Calibri" w:cs="Calibri"/>
+                <w:color w:val="000000"/>
+                <w:kern w:val="0"/>
+                <w:sz w:val="22"/>
+                <w:szCs w:val="22"/>
+                <w:lang w:eastAsia="es-CO"/>
+                <w14:ligatures w14:val="none"/>
+              </w:rPr>
+              <w:t> </w:t>
+            </w:r>
+          </w:p>
+        </w:tc>
+        <w:tc>
+          <w:tcPr>
+            <w:tcW w:w="0" w:type="auto"/>
+            <w:tcBorders>
+              <w:top w:val="nil"/>
+              <w:left w:val="nil"/>
+              <w:bottom w:val="single" w:sz="4" w:space="0" w:color="auto"/>
+              <w:right w:val="single" w:sz="4" w:space="0" w:color="auto"/>
+            </w:tcBorders>
+            <w:shd w:val="clear" w:color="auto" w:fill="auto"/>
+            <w:noWrap/>
+            <w:vAlign w:val="bottom"/>
+            <w:hideMark/>
+          </w:tcPr>
+          <w:p>
+            <w:pPr>
+              <w:spacing w:after="0" w:line="240" w:lineRule="auto"/>
+              <w:rPr>
+                <w:rFonts w:ascii="Calibri" w:eastAsia="Times New Roman" w:hAnsi="Calibri" w:cs="Calibri"/>
+                <w:color w:val="000000"/>
+                <w:kern w:val="0"/>
+                <w:sz w:val="22"/>
+                <w:szCs w:val="22"/>
+                <w:lang w:eastAsia="es-CO"/>
+                <w14:ligatures w14:val="none"/>
+              </w:rPr>
+            </w:pPr>
+            <w:r>
+              <w:rPr>
+                <w:rFonts w:ascii="Calibri" w:eastAsia="Times New Roman" w:hAnsi="Calibri" w:cs="Calibri"/>
+                <w:color w:val="000000"/>
+                <w:kern w:val="0"/>
+                <w:sz w:val="22"/>
+                <w:szCs w:val="22"/>
+                <w:lang w:eastAsia="es-CO"/>
+                <w14:ligatures w14:val="none"/>
+              </w:rPr>
+              <w:t> </w:t>
+            </w:r>
+          </w:p>
+        </w:tc>
+        <w:tc>
+          <w:tcPr>
+            <w:tcW w:w="0" w:type="auto"/>
+            <w:tcBorders>
+              <w:top w:val="nil"/>
+              <w:left w:val="nil"/>
+              <w:bottom w:val="single" w:sz="4" w:space="0" w:color="auto"/>
+              <w:right w:val="single" w:sz="4" w:space="0" w:color="auto"/>
+            </w:tcBorders>
+            <w:shd w:val="clear" w:color="auto" w:fill="auto"/>
+            <w:noWrap/>
+            <w:vAlign w:val="bottom"/>
+            <w:hideMark/>
+          </w:tcPr>
+          <w:p>
+            <w:pPr>
+              <w:spacing w:after="0" w:line="240" w:lineRule="auto"/>
+              <w:rPr>
+                <w:rFonts w:ascii="Calibri" w:eastAsia="Times New Roman" w:hAnsi="Calibri" w:cs="Calibri"/>
+                <w:color w:val="000000"/>
+                <w:kern w:val="0"/>
+                <w:sz w:val="22"/>
+                <w:szCs w:val="22"/>
+                <w:lang w:eastAsia="es-CO"/>
+                <w14:ligatures w14:val="none"/>
+              </w:rPr>
+            </w:pPr>
+            <w:r>
+              <w:rPr>
+                <w:rFonts w:ascii="Calibri" w:eastAsia="Times New Roman" w:hAnsi="Calibri" w:cs="Calibri"/>
+                <w:color w:val="000000"/>
+                <w:kern w:val="0"/>
+                <w:sz w:val="22"/>
+                <w:szCs w:val="22"/>
+                <w:lang w:eastAsia="es-CO"/>
+                <w14:ligatures w14:val="none"/>
+              </w:rPr>
+              <w:t> </w:t>
+            </w:r>
+          </w:p>
+        </w:tc>
+        <w:tc>
+          <w:tcPr>
+            <w:tcW w:w="0" w:type="auto"/>
+            <w:tcBorders>
+              <w:top w:val="nil"/>
+              <w:left w:val="nil"/>
+              <w:bottom w:val="single" w:sz="4" w:space="0" w:color="auto"/>
+              <w:right w:val="single" w:sz="4" w:space="0" w:color="auto"/>
+            </w:tcBorders>
+            <w:shd w:val="clear" w:color="auto" w:fill="auto"/>
+            <w:noWrap/>
+            <w:vAlign w:val="bottom"/>
+            <w:hideMark/>
+          </w:tcPr>
+          <w:p>
+            <w:pPr>
+              <w:spacing w:after="0" w:line="240" w:lineRule="auto"/>
+              <w:rPr>
+                <w:rFonts w:ascii="Calibri" w:eastAsia="Times New Roman" w:hAnsi="Calibri" w:cs="Calibri"/>
+                <w:color w:val="000000"/>
+                <w:kern w:val="0"/>
+                <w:sz w:val="22"/>
+                <w:szCs w:val="22"/>
+                <w:lang w:eastAsia="es-CO"/>
+                <w14:ligatures w14:val="none"/>
+              </w:rPr>
+            </w:pPr>
+            <w:r>
+              <w:rPr>
+                <w:rFonts w:ascii="Calibri" w:eastAsia="Times New Roman" w:hAnsi="Calibri" w:cs="Calibri"/>
+                <w:color w:val="000000"/>
+                <w:kern w:val="0"/>
+                <w:sz w:val="22"/>
+                <w:szCs w:val="22"/>
+                <w:lang w:eastAsia="es-CO"/>
+                <w14:ligatures w14:val="none"/>
+              </w:rPr>
+              <w:t> </w:t>
+            </w:r>
+          </w:p>
+        </w:tc>
+      </w:tr>
+      <w:tr>
+        <w:trPr>
+          <w:trHeight w:val="300"/>
+        </w:trPr>
+        <w:tc>
+          <w:tcPr>
+            <w:tcW w:w="0" w:type="auto"/>
+            <w:tcBorders>
+              <w:top w:val="nil"/>
+              <w:left w:val="single" w:sz="4" w:space="0" w:color="auto"/>
+              <w:bottom w:val="single" w:sz="4" w:space="0" w:color="auto"/>
+              <w:right w:val="single" w:sz="4" w:space="0" w:color="auto"/>
+            </w:tcBorders>
+            <w:shd w:val="clear" w:color="auto" w:fill="auto"/>
+            <w:noWrap/>
+            <w:vAlign w:val="center"/>
+            <w:hideMark/>
+          </w:tcPr>
+          <w:p>
+            <w:pPr>
+              <w:spacing w:after="0" w:line="240" w:lineRule="auto"/>
+              <w:jc w:val="center"/>
+              <w:rPr>
+                <w:rFonts w:ascii="Calibri" w:eastAsia="Times New Roman" w:hAnsi="Calibri" w:cs="Calibri"/>
+                <w:b/>
+                <w:bCs/>
+                <w:color w:val="000000"/>
+                <w:kern w:val="0"/>
+                <w:sz w:val="22"/>
+                <w:szCs w:val="22"/>
+                <w:lang w:eastAsia="es-CO"/>
+                <w14:ligatures w14:val="none"/>
+              </w:rPr>
+            </w:pPr>
+            <w:r>
+              <w:rPr>
+                <w:rFonts w:ascii="Calibri" w:eastAsia="Times New Roman" w:hAnsi="Calibri" w:cs="Calibri"/>
+                <w:b/>
+                <w:bCs/>
+                <w:color w:val="000000"/>
+                <w:kern w:val="0"/>
+                <w:sz w:val="22"/>
+                <w:szCs w:val="22"/>
+                <w:lang w:eastAsia="es-CO"/>
+                <w14:ligatures w14:val="none"/>
+              </w:rPr>
+              <w:t>Fase</w:t>
+            </w:r>
+          </w:p>
+        </w:tc>
+        <w:tc>
+          <w:tcPr>
+            <w:tcW w:w="0" w:type="auto"/>
+            <w:tcBorders>
+              <w:top w:val="nil"/>
+              <w:left w:val="nil"/>
+              <w:bottom w:val="single" w:sz="4" w:space="0" w:color="auto"/>
+              <w:right w:val="single" w:sz="4" w:space="0" w:color="auto"/>
+            </w:tcBorders>
+            <w:shd w:val="clear" w:color="auto" w:fill="auto"/>
+            <w:noWrap/>
+            <w:vAlign w:val="center"/>
+            <w:hideMark/>
+          </w:tcPr>
+          <w:p>
+            <w:pPr>
+              <w:spacing w:after="0" w:line="240" w:lineRule="auto"/>
+              <w:jc w:val="center"/>
+              <w:rPr>
+                <w:rFonts w:ascii="Calibri" w:eastAsia="Times New Roman" w:hAnsi="Calibri" w:cs="Calibri"/>
+                <w:b/>
+                <w:bCs/>
+                <w:color w:val="000000"/>
+                <w:kern w:val="0"/>
+                <w:sz w:val="22"/>
+                <w:szCs w:val="22"/>
+                <w:lang w:eastAsia="es-CO"/>
+                <w14:ligatures w14:val="none"/>
+              </w:rPr>
+            </w:pPr>
+            <w:r>
+              <w:rPr>
+                <w:rFonts w:ascii="Calibri" w:eastAsia="Times New Roman" w:hAnsi="Calibri" w:cs="Calibri"/>
+                <w:b/>
+                <w:bCs/>
+                <w:color w:val="000000"/>
+                <w:kern w:val="0"/>
+                <w:sz w:val="22"/>
+                <w:szCs w:val="22"/>
+                <w:lang w:eastAsia="es-CO"/>
+                <w14:ligatures w14:val="none"/>
+              </w:rPr>
+              <w:t>Actividad</w:t>
+            </w:r>
+          </w:p>
+        </w:tc>
+        <w:tc>
+          <w:tcPr>
+            <w:tcW w:w="0" w:type="auto"/>
+            <w:tcBorders>
+              <w:top w:val="nil"/>
+              <w:left w:val="nil"/>
+              <w:bottom w:val="single" w:sz="4" w:space="0" w:color="auto"/>
+              <w:right w:val="single" w:sz="4" w:space="0" w:color="auto"/>
+            </w:tcBorders>
+            <w:shd w:val="clear" w:color="auto" w:fill="auto"/>
+            <w:noWrap/>
+            <w:vAlign w:val="center"/>
+            <w:hideMark/>
+          </w:tcPr>
+          <w:p>
+            <w:pPr>
+              <w:spacing w:after="0" w:line="240" w:lineRule="auto"/>
+              <w:jc w:val="center"/>
+              <w:rPr>
+                <w:rFonts w:ascii="Calibri" w:eastAsia="Times New Roman" w:hAnsi="Calibri" w:cs="Calibri"/>
+                <w:b/>
+                <w:bCs/>
+                <w:color w:val="000000"/>
+                <w:kern w:val="0"/>
+                <w:sz w:val="22"/>
+                <w:szCs w:val="22"/>
+                <w:lang w:eastAsia="es-CO"/>
+                <w14:ligatures w14:val="none"/>
+              </w:rPr>
+            </w:pPr>
+            <w:r>
+              <w:rPr>
+                <w:rFonts w:ascii="Calibri" w:eastAsia="Times New Roman" w:hAnsi="Calibri" w:cs="Calibri"/>
+                <w:b/>
+                <w:bCs/>
+                <w:color w:val="000000"/>
+                <w:kern w:val="0"/>
+                <w:sz w:val="22"/>
+                <w:szCs w:val="22"/>
+                <w:lang w:eastAsia="es-CO"/>
+                <w14:ligatures w14:val="none"/>
+              </w:rPr>
+              <w:t>Duración (semanas)</w:t>
+            </w:r>
+          </w:p>
+        </w:tc>
+        <w:tc>
+          <w:tcPr>
+            <w:tcW w:w="0" w:type="auto"/>
+            <w:tcBorders>
+              <w:top w:val="nil"/>
+              <w:left w:val="nil"/>
+              <w:bottom w:val="single" w:sz="4" w:space="0" w:color="auto"/>
+              <w:right w:val="single" w:sz="4" w:space="0" w:color="auto"/>
+            </w:tcBorders>
+            <w:shd w:val="clear" w:color="auto" w:fill="auto"/>
+            <w:noWrap/>
+            <w:vAlign w:val="center"/>
+            <w:hideMark/>
+          </w:tcPr>
+          <w:p>
+            <w:pPr>
+              <w:spacing w:after="0" w:line="240" w:lineRule="auto"/>
+              <w:jc w:val="center"/>
+              <w:rPr>
+                <w:rFonts w:ascii="Calibri" w:eastAsia="Times New Roman" w:hAnsi="Calibri" w:cs="Calibri"/>
+                <w:b/>
+                <w:bCs/>
+                <w:color w:val="000000"/>
+                <w:kern w:val="0"/>
+                <w:sz w:val="22"/>
+                <w:szCs w:val="22"/>
+                <w:lang w:eastAsia="es-CO"/>
+                <w14:ligatures w14:val="none"/>
+              </w:rPr>
+            </w:pPr>
+            <w:r>
+              <w:rPr>
+                <w:rFonts w:ascii="Calibri" w:eastAsia="Times New Roman" w:hAnsi="Calibri" w:cs="Calibri"/>
+                <w:b/>
+                <w:bCs/>
+                <w:color w:val="000000"/>
+                <w:kern w:val="0"/>
+                <w:sz w:val="22"/>
+                <w:szCs w:val="22"/>
+                <w:lang w:eastAsia="es-CO"/>
+                <w14:ligatures w14:val="none"/>
+              </w:rPr>
+              <w:t>Horas estimadas</w:t>
+            </w:r>
+          </w:p>
+        </w:tc>
+        <w:tc>
+          <w:tcPr>
+            <w:tcW w:w="0" w:type="auto"/>
+            <w:tcBorders>
+              <w:top w:val="nil"/>
+              <w:left w:val="nil"/>
+              <w:bottom w:val="single" w:sz="4" w:space="0" w:color="auto"/>
+              <w:right w:val="single" w:sz="4" w:space="0" w:color="auto"/>
+            </w:tcBorders>
+            <w:shd w:val="clear" w:color="auto" w:fill="auto"/>
+            <w:noWrap/>
+            <w:vAlign w:val="center"/>
+            <w:hideMark/>
+          </w:tcPr>
+          <w:p>
+            <w:pPr>
+              <w:spacing w:after="0" w:line="240" w:lineRule="auto"/>
+              <w:jc w:val="center"/>
+              <w:rPr>
+                <w:rFonts w:ascii="Calibri" w:eastAsia="Times New Roman" w:hAnsi="Calibri" w:cs="Calibri"/>
+                <w:b/>
+                <w:bCs/>
+                <w:color w:val="000000"/>
+                <w:kern w:val="0"/>
+                <w:sz w:val="22"/>
+                <w:szCs w:val="22"/>
+                <w:lang w:eastAsia="es-CO"/>
+                <w14:ligatures w14:val="none"/>
+              </w:rPr>
+            </w:pPr>
+            <w:r>
+              <w:rPr>
+                <w:rFonts w:ascii="Calibri" w:eastAsia="Times New Roman" w:hAnsi="Calibri" w:cs="Calibri"/>
+                <w:b/>
+                <w:bCs/>
+                <w:color w:val="000000"/>
+                <w:kern w:val="0"/>
+                <w:sz w:val="22"/>
+                <w:szCs w:val="22"/>
+                <w:lang w:eastAsia="es-CO"/>
+                <w14:ligatures w14:val="none"/>
+              </w:rPr>
+              <w:t>Costo por hora (COP)</w:t>
+            </w:r>
+          </w:p>
+        </w:tc>
+        <w:tc>
+          <w:tcPr>
+            <w:tcW w:w="0" w:type="auto"/>
+            <w:tcBorders>
+              <w:top w:val="nil"/>
+              <w:left w:val="nil"/>
+              <w:bottom w:val="single" w:sz="4" w:space="0" w:color="auto"/>
+              <w:right w:val="single" w:sz="4" w:space="0" w:color="auto"/>
+            </w:tcBorders>
+            <w:shd w:val="clear" w:color="auto" w:fill="auto"/>
+            <w:noWrap/>
+            <w:vAlign w:val="center"/>
+            <w:hideMark/>
+          </w:tcPr>
+          <w:p>
+            <w:pPr>
+              <w:spacing w:after="0" w:line="240" w:lineRule="auto"/>
+              <w:jc w:val="center"/>
+              <w:rPr>
+                <w:rFonts w:ascii="Calibri" w:eastAsia="Times New Roman" w:hAnsi="Calibri" w:cs="Calibri"/>
+                <w:b/>
+                <w:bCs/>
+                <w:color w:val="000000"/>
+                <w:kern w:val="0"/>
+                <w:sz w:val="22"/>
+                <w:szCs w:val="22"/>
+                <w:lang w:eastAsia="es-CO"/>
+                <w14:ligatures w14:val="none"/>
+              </w:rPr>
+            </w:pPr>
+            <w:r>
+              <w:rPr>
+                <w:rFonts w:ascii="Calibri" w:eastAsia="Times New Roman" w:hAnsi="Calibri" w:cs="Calibri"/>
+                <w:b/>
+                <w:bCs/>
+                <w:color w:val="000000"/>
+                <w:kern w:val="0"/>
+                <w:sz w:val="22"/>
+                <w:szCs w:val="22"/>
+                <w:lang w:eastAsia="es-CO"/>
+                <w14:ligatures w14:val="none"/>
+              </w:rPr>
+              <w:t>Costo personal</w:t>
+            </w:r>
+          </w:p>
+        </w:tc>
+        <w:tc>
+          <w:tcPr>
+            <w:tcW w:w="0" w:type="auto"/>
+            <w:tcBorders>
+              <w:top w:val="nil"/>
+              <w:left w:val="nil"/>
+              <w:bottom w:val="single" w:sz="4" w:space="0" w:color="auto"/>
+              <w:right w:val="single" w:sz="4" w:space="0" w:color="auto"/>
+            </w:tcBorders>
+            <w:shd w:val="clear" w:color="auto" w:fill="auto"/>
+            <w:noWrap/>
+            <w:vAlign w:val="center"/>
+            <w:hideMark/>
+          </w:tcPr>
+          <w:p>
+            <w:pPr>
+              <w:spacing w:after="0" w:line="240" w:lineRule="auto"/>
+              <w:jc w:val="center"/>
+              <w:rPr>
+                <w:rFonts w:ascii="Calibri" w:eastAsia="Times New Roman" w:hAnsi="Calibri" w:cs="Calibri"/>
+                <w:b/>
+                <w:bCs/>
+                <w:color w:val="000000"/>
+                <w:kern w:val="0"/>
+                <w:sz w:val="22"/>
+                <w:szCs w:val="22"/>
+                <w:lang w:eastAsia="es-CO"/>
+                <w14:ligatures w14:val="none"/>
+              </w:rPr>
+            </w:pPr>
+            <w:r>
+              <w:rPr>
+                <w:rFonts w:ascii="Calibri" w:eastAsia="Times New Roman" w:hAnsi="Calibri" w:cs="Calibri"/>
+                <w:b/>
+                <w:bCs/>
+                <w:color w:val="000000"/>
+                <w:kern w:val="0"/>
+                <w:sz w:val="22"/>
+                <w:szCs w:val="22"/>
+                <w:lang w:eastAsia="es-CO"/>
+                <w14:ligatures w14:val="none"/>
+              </w:rPr>
+              <w:t>Infraestructura / Licencias</w:t>
+            </w:r>
+          </w:p>
+        </w:tc>
+        <w:tc>
+          <w:tcPr>
+            <w:tcW w:w="0" w:type="auto"/>
+            <w:tcBorders>
+              <w:top w:val="nil"/>
+              <w:left w:val="nil"/>
+              <w:bottom w:val="single" w:sz="4" w:space="0" w:color="auto"/>
+              <w:right w:val="single" w:sz="4" w:space="0" w:color="auto"/>
+            </w:tcBorders>
+            <w:shd w:val="clear" w:color="auto" w:fill="auto"/>
+            <w:noWrap/>
+            <w:vAlign w:val="center"/>
+            <w:hideMark/>
+          </w:tcPr>
+          <w:p>
+            <w:pPr>
+              <w:spacing w:after="0" w:line="240" w:lineRule="auto"/>
+              <w:jc w:val="center"/>
+              <w:rPr>
+                <w:rFonts w:ascii="Calibri" w:eastAsia="Times New Roman" w:hAnsi="Calibri" w:cs="Calibri"/>
+                <w:b/>
+                <w:bCs/>
+                <w:color w:val="000000"/>
+                <w:kern w:val="0"/>
+                <w:sz w:val="22"/>
+                <w:szCs w:val="22"/>
+                <w:lang w:eastAsia="es-CO"/>
+                <w14:ligatures w14:val="none"/>
+              </w:rPr>
+            </w:pPr>
+            <w:r>
+              <w:rPr>
+                <w:rFonts w:ascii="Calibri" w:eastAsia="Times New Roman" w:hAnsi="Calibri" w:cs="Calibri"/>
+                <w:b/>
+                <w:bCs/>
+                <w:color w:val="000000"/>
+                <w:kern w:val="0"/>
+                <w:sz w:val="22"/>
+                <w:szCs w:val="22"/>
+                <w:lang w:eastAsia="es-CO"/>
+                <w14:ligatures w14:val="none"/>
+              </w:rPr>
+              <w:t>Costos indirectos</w:t>
+            </w:r>
+          </w:p>
+        </w:tc>
+        <w:tc>
+          <w:tcPr>
+            <w:tcW w:w="0" w:type="auto"/>
+            <w:tcBorders>
+              <w:top w:val="nil"/>
+              <w:left w:val="nil"/>
+              <w:bottom w:val="single" w:sz="4" w:space="0" w:color="auto"/>
+              <w:right w:val="single" w:sz="4" w:space="0" w:color="auto"/>
+            </w:tcBorders>
+            <w:shd w:val="clear" w:color="auto" w:fill="auto"/>
+            <w:noWrap/>
+            <w:vAlign w:val="center"/>
+            <w:hideMark/>
+          </w:tcPr>
+          <w:p>
+            <w:pPr>
+              <w:spacing w:after="0" w:line="240" w:lineRule="auto"/>
+              <w:jc w:val="center"/>
+              <w:rPr>
+                <w:rFonts w:ascii="Calibri" w:eastAsia="Times New Roman" w:hAnsi="Calibri" w:cs="Calibri"/>
+                <w:b/>
+                <w:bCs/>
+                <w:color w:val="000000"/>
+                <w:kern w:val="0"/>
+                <w:sz w:val="22"/>
+                <w:szCs w:val="22"/>
+                <w:lang w:eastAsia="es-CO"/>
+                <w14:ligatures w14:val="none"/>
+              </w:rPr>
+            </w:pPr>
+            <w:r>
+              <w:rPr>
+                <w:rFonts w:ascii="Calibri" w:eastAsia="Times New Roman" w:hAnsi="Calibri" w:cs="Calibri"/>
+                <w:b/>
+                <w:bCs/>
+                <w:color w:val="000000"/>
+                <w:kern w:val="0"/>
+                <w:sz w:val="22"/>
+                <w:szCs w:val="22"/>
+                <w:lang w:eastAsia="es-CO"/>
+                <w14:ligatures w14:val="none"/>
+              </w:rPr>
+              <w:t>Subtotal</w:t>
+            </w:r>
+          </w:p>
+        </w:tc>
+      </w:tr>
+      <w:tr>
+        <w:trPr>
+          <w:trHeight w:val="300"/>
+        </w:trPr>
+        <w:tc>
+          <w:tcPr>
+            <w:tcW w:w="0" w:type="auto"/>
+            <w:tcBorders>
+              <w:top w:val="nil"/>
+              <w:left w:val="single" w:sz="4" w:space="0" w:color="auto"/>
+              <w:bottom w:val="single" w:sz="4" w:space="0" w:color="auto"/>
+              <w:right w:val="single" w:sz="4" w:space="0" w:color="auto"/>
+            </w:tcBorders>
+            <w:shd w:val="clear" w:color="auto" w:fill="auto"/>
+            <w:noWrap/>
+            <w:vAlign w:val="center"/>
+            <w:hideMark/>
+          </w:tcPr>
+          <w:p>
+            <w:pPr>
+              <w:spacing w:after="0" w:line="240" w:lineRule="auto"/>
+              <w:rPr>
+                <w:rFonts w:ascii="Calibri" w:eastAsia="Times New Roman" w:hAnsi="Calibri" w:cs="Calibri"/>
+                <w:b/>
+                <w:bCs/>
+                <w:color w:val="000000"/>
+                <w:kern w:val="0"/>
+                <w:sz w:val="22"/>
+                <w:szCs w:val="22"/>
+                <w:lang w:eastAsia="es-CO"/>
+                <w14:ligatures w14:val="none"/>
+              </w:rPr>
+            </w:pPr>
+            <w:r>
+              <w:rPr>
+                <w:rFonts w:ascii="Calibri" w:eastAsia="Times New Roman" w:hAnsi="Calibri" w:cs="Calibri"/>
+                <w:b/>
+                <w:bCs/>
+                <w:color w:val="000000"/>
+                <w:kern w:val="0"/>
+                <w:sz w:val="22"/>
+                <w:szCs w:val="22"/>
+                <w:lang w:eastAsia="es-CO"/>
+                <w14:ligatures w14:val="none"/>
+              </w:rPr>
+              <w:t>Análisis</w:t>
+            </w:r>
+          </w:p>
+        </w:tc>
+        <w:tc>
+          <w:tcPr>
+            <w:tcW w:w="0" w:type="auto"/>
+            <w:tcBorders>
+              <w:top w:val="nil"/>
+              <w:left w:val="nil"/>
+              <w:bottom w:val="single" w:sz="4" w:space="0" w:color="auto"/>
+              <w:right w:val="single" w:sz="4" w:space="0" w:color="auto"/>
+            </w:tcBorders>
+            <w:shd w:val="clear" w:color="auto" w:fill="auto"/>
+            <w:noWrap/>
+            <w:vAlign w:val="center"/>
+            <w:hideMark/>
+          </w:tcPr>
+          <w:p>
+            <w:pPr>
+              <w:spacing w:after="0" w:line="240" w:lineRule="auto"/>
+              <w:rPr>
+                <w:rFonts w:ascii="Calibri" w:eastAsia="Times New Roman" w:hAnsi="Calibri" w:cs="Calibri"/>
+                <w:color w:val="000000"/>
+                <w:kern w:val="0"/>
+                <w:sz w:val="22"/>
+                <w:szCs w:val="22"/>
+                <w:lang w:eastAsia="es-CO"/>
+                <w14:ligatures w14:val="none"/>
+              </w:rPr>
+            </w:pPr>
+            <w:r>
+              <w:rPr>
+                <w:rFonts w:ascii="Calibri" w:eastAsia="Times New Roman" w:hAnsi="Calibri" w:cs="Calibri"/>
+                <w:color w:val="000000"/>
+                <w:kern w:val="0"/>
+                <w:sz w:val="22"/>
+                <w:szCs w:val="22"/>
+                <w:lang w:eastAsia="es-CO"/>
+                <w14:ligatures w14:val="none"/>
+              </w:rPr>
+              <w:t xml:space="preserve">Levantamiento de información, requerimientos, </w:t>
+            </w:r>
+            <w:proofErr w:type="spellStart"/>
+            <w:r>
+              <w:rPr>
+                <w:rFonts w:ascii="Calibri" w:eastAsia="Times New Roman" w:hAnsi="Calibri" w:cs="Calibri"/>
+                <w:color w:val="000000"/>
+                <w:kern w:val="0"/>
+                <w:sz w:val="22"/>
+                <w:szCs w:val="22"/>
+                <w:lang w:eastAsia="es-CO"/>
+                <w14:ligatures w14:val="none"/>
+              </w:rPr>
+              <w:t>stakeholders</w:t>
+            </w:r>
+            <w:proofErr w:type="spellEnd"/>
+          </w:p>
+        </w:tc>
+        <w:tc>
+          <w:tcPr>
+            <w:tcW w:w="0" w:type="auto"/>
+            <w:tcBorders>
+              <w:top w:val="nil"/>
+              <w:left w:val="nil"/>
+              <w:bottom w:val="single" w:sz="4" w:space="0" w:color="auto"/>
+              <w:right w:val="single" w:sz="4" w:space="0" w:color="auto"/>
+            </w:tcBorders>
+            <w:shd w:val="clear" w:color="auto" w:fill="auto"/>
+            <w:noWrap/>
+            <w:vAlign w:val="center"/>
+            <w:hideMark/>
+          </w:tcPr>
+          <w:p>
+            <w:pPr>
+              <w:spacing w:after="0" w:line="240" w:lineRule="auto"/>
+              <w:jc w:val="right"/>
+              <w:rPr>
+                <w:rFonts w:ascii="Calibri" w:eastAsia="Times New Roman" w:hAnsi="Calibri" w:cs="Calibri"/>
+                <w:color w:val="000000"/>
+                <w:kern w:val="0"/>
+                <w:sz w:val="22"/>
+                <w:szCs w:val="22"/>
+                <w:lang w:eastAsia="es-CO"/>
+                <w14:ligatures w14:val="none"/>
+              </w:rPr>
+            </w:pPr>
+            <w:r>
+              <w:rPr>
+                <w:rFonts w:ascii="Calibri" w:eastAsia="Times New Roman" w:hAnsi="Calibri" w:cs="Calibri"/>
+                <w:color w:val="000000"/>
+                <w:kern w:val="0"/>
+                <w:sz w:val="22"/>
+                <w:szCs w:val="22"/>
+                <w:lang w:eastAsia="es-CO"/>
+                <w14:ligatures w14:val="none"/>
+              </w:rPr>
+              <w:t>2</w:t>
+            </w:r>
+          </w:p>
+        </w:tc>
+        <w:tc>
+          <w:tcPr>
+            <w:tcW w:w="0" w:type="auto"/>
+            <w:tcBorders>
+              <w:top w:val="nil"/>
+              <w:left w:val="nil"/>
+              <w:bottom w:val="single" w:sz="4" w:space="0" w:color="auto"/>
+              <w:right w:val="single" w:sz="4" w:space="0" w:color="auto"/>
+            </w:tcBorders>
+            <w:shd w:val="clear" w:color="auto" w:fill="auto"/>
+            <w:noWrap/>
+            <w:vAlign w:val="center"/>
+            <w:hideMark/>
+          </w:tcPr>
+          <w:p>
+            <w:pPr>
+              <w:spacing w:after="0" w:line="240" w:lineRule="auto"/>
+              <w:jc w:val="right"/>
+              <w:rPr>
+                <w:rFonts w:ascii="Calibri" w:eastAsia="Times New Roman" w:hAnsi="Calibri" w:cs="Calibri"/>
+                <w:color w:val="000000"/>
+                <w:kern w:val="0"/>
+                <w:sz w:val="22"/>
+                <w:szCs w:val="22"/>
+                <w:lang w:eastAsia="es-CO"/>
+                <w14:ligatures w14:val="none"/>
+              </w:rPr>
+            </w:pPr>
+            <w:r>
+              <w:rPr>
+                <w:rFonts w:ascii="Calibri" w:eastAsia="Times New Roman" w:hAnsi="Calibri" w:cs="Calibri"/>
+                <w:color w:val="000000"/>
+                <w:kern w:val="0"/>
+                <w:sz w:val="22"/>
+                <w:szCs w:val="22"/>
+                <w:lang w:eastAsia="es-CO"/>
+                <w14:ligatures w14:val="none"/>
+              </w:rPr>
+              <w:t>40</w:t>
+            </w:r>
+          </w:p>
+        </w:tc>
+        <w:tc>
+          <w:tcPr>
+            <w:tcW w:w="0" w:type="auto"/>
+            <w:tcBorders>
+              <w:top w:val="nil"/>
+              <w:left w:val="nil"/>
+              <w:bottom w:val="single" w:sz="4" w:space="0" w:color="auto"/>
+              <w:right w:val="single" w:sz="4" w:space="0" w:color="auto"/>
+            </w:tcBorders>
+            <w:shd w:val="clear" w:color="auto" w:fill="auto"/>
+            <w:noWrap/>
+            <w:vAlign w:val="center"/>
+            <w:hideMark/>
+          </w:tcPr>
+          <w:p>
+            <w:pPr>
+              <w:spacing w:after="0" w:line="240" w:lineRule="auto"/>
+              <w:jc w:val="right"/>
+              <w:rPr>
+                <w:rFonts w:ascii="Calibri" w:eastAsia="Times New Roman" w:hAnsi="Calibri" w:cs="Calibri"/>
+                <w:color w:val="000000"/>
+                <w:kern w:val="0"/>
+                <w:sz w:val="22"/>
+                <w:szCs w:val="22"/>
+                <w:lang w:eastAsia="es-CO"/>
+                <w14:ligatures w14:val="none"/>
+              </w:rPr>
+            </w:pPr>
+            <w:r>
+              <w:rPr>
+                <w:rFonts w:ascii="Calibri" w:eastAsia="Times New Roman" w:hAnsi="Calibri" w:cs="Calibri"/>
+                <w:color w:val="000000"/>
+                <w:kern w:val="0"/>
+                <w:sz w:val="22"/>
+                <w:szCs w:val="22"/>
+                <w:lang w:eastAsia="es-CO"/>
+                <w14:ligatures w14:val="none"/>
+              </w:rPr>
+              <w:t>$ 50,00</w:t>
+            </w:r>
+          </w:p>
+        </w:tc>
+        <w:tc>
+          <w:tcPr>
+            <w:tcW w:w="0" w:type="auto"/>
+            <w:tcBorders>
+              <w:top w:val="nil"/>
+              <w:left w:val="nil"/>
+              <w:bottom w:val="single" w:sz="4" w:space="0" w:color="auto"/>
+              <w:right w:val="single" w:sz="4" w:space="0" w:color="auto"/>
+            </w:tcBorders>
+            <w:shd w:val="clear" w:color="auto" w:fill="auto"/>
+            <w:noWrap/>
+            <w:vAlign w:val="center"/>
+            <w:hideMark/>
+          </w:tcPr>
+          <w:p>
+            <w:pPr>
+              <w:spacing w:after="0" w:line="240" w:lineRule="auto"/>
+              <w:rPr>
+                <w:rFonts w:ascii="Calibri" w:eastAsia="Times New Roman" w:hAnsi="Calibri" w:cs="Calibri"/>
+                <w:color w:val="000000"/>
+                <w:kern w:val="0"/>
+                <w:sz w:val="22"/>
+                <w:szCs w:val="22"/>
+                <w:lang w:eastAsia="es-CO"/>
+                <w14:ligatures w14:val="none"/>
+              </w:rPr>
+            </w:pPr>
+            <w:r>
+              <w:rPr>
+                <w:rFonts w:ascii="Calibri" w:eastAsia="Times New Roman" w:hAnsi="Calibri" w:cs="Calibri"/>
+                <w:color w:val="000000"/>
+                <w:kern w:val="0"/>
+                <w:sz w:val="22"/>
+                <w:szCs w:val="22"/>
+                <w:lang w:eastAsia="es-CO"/>
+                <w14:ligatures w14:val="none"/>
+              </w:rPr>
+              <w:t>$2,000,000</w:t>
+            </w:r>
+          </w:p>
+        </w:tc>
+        <w:tc>
+          <w:tcPr>
+            <w:tcW w:w="0" w:type="auto"/>
+            <w:tcBorders>
+              <w:top w:val="nil"/>
+              <w:left w:val="nil"/>
+              <w:bottom w:val="single" w:sz="4" w:space="0" w:color="auto"/>
+              <w:right w:val="single" w:sz="4" w:space="0" w:color="auto"/>
+            </w:tcBorders>
+            <w:shd w:val="clear" w:color="auto" w:fill="auto"/>
+            <w:noWrap/>
+            <w:vAlign w:val="center"/>
+            <w:hideMark/>
+          </w:tcPr>
+          <w:p>
+            <w:pPr>
+              <w:spacing w:after="0" w:line="240" w:lineRule="auto"/>
+              <w:rPr>
+                <w:rFonts w:ascii="Calibri" w:eastAsia="Times New Roman" w:hAnsi="Calibri" w:cs="Calibri"/>
+                <w:color w:val="000000"/>
+                <w:kern w:val="0"/>
+                <w:sz w:val="22"/>
+                <w:szCs w:val="22"/>
+                <w:lang w:eastAsia="es-CO"/>
+                <w14:ligatures w14:val="none"/>
+              </w:rPr>
+            </w:pPr>
+            <w:r>
+              <w:rPr>
+                <w:rFonts w:ascii="Calibri" w:eastAsia="Times New Roman" w:hAnsi="Calibri" w:cs="Calibri"/>
+                <w:color w:val="000000"/>
+                <w:kern w:val="0"/>
+                <w:sz w:val="22"/>
+                <w:szCs w:val="22"/>
+                <w:lang w:eastAsia="es-CO"/>
+                <w14:ligatures w14:val="none"/>
+              </w:rPr>
+              <w:t>$200,000 (encuestas, almacenamiento en nube)</w:t>
+            </w:r>
+          </w:p>
+        </w:tc>
+        <w:tc>
+          <w:tcPr>
+            <w:tcW w:w="0" w:type="auto"/>
+            <w:tcBorders>
+              <w:top w:val="nil"/>
+              <w:left w:val="nil"/>
+              <w:bottom w:val="single" w:sz="4" w:space="0" w:color="auto"/>
+              <w:right w:val="single" w:sz="4" w:space="0" w:color="auto"/>
+            </w:tcBorders>
+            <w:shd w:val="clear" w:color="auto" w:fill="auto"/>
+            <w:noWrap/>
+            <w:vAlign w:val="center"/>
+            <w:hideMark/>
+          </w:tcPr>
+          <w:p>
+            <w:pPr>
+              <w:spacing w:after="0" w:line="240" w:lineRule="auto"/>
+              <w:jc w:val="right"/>
+              <w:rPr>
+                <w:rFonts w:ascii="Calibri" w:eastAsia="Times New Roman" w:hAnsi="Calibri" w:cs="Calibri"/>
+                <w:color w:val="000000"/>
+                <w:kern w:val="0"/>
+                <w:sz w:val="22"/>
+                <w:szCs w:val="22"/>
+                <w:lang w:eastAsia="es-CO"/>
+                <w14:ligatures w14:val="none"/>
+              </w:rPr>
+            </w:pPr>
+            <w:r>
+              <w:rPr>
+                <w:rFonts w:ascii="Calibri" w:eastAsia="Times New Roman" w:hAnsi="Calibri" w:cs="Calibri"/>
+                <w:color w:val="000000"/>
+                <w:kern w:val="0"/>
+                <w:sz w:val="22"/>
+                <w:szCs w:val="22"/>
+                <w:lang w:eastAsia="es-CO"/>
+                <w14:ligatures w14:val="none"/>
+              </w:rPr>
+              <w:t>$ 150,00</w:t>
+            </w:r>
+          </w:p>
+        </w:tc>
+        <w:tc>
+          <w:tcPr>
+            <w:tcW w:w="0" w:type="auto"/>
+            <w:tcBorders>
+              <w:top w:val="nil"/>
+              <w:left w:val="nil"/>
+              <w:bottom w:val="single" w:sz="4" w:space="0" w:color="auto"/>
+              <w:right w:val="single" w:sz="4" w:space="0" w:color="auto"/>
+            </w:tcBorders>
+            <w:shd w:val="clear" w:color="auto" w:fill="auto"/>
+            <w:noWrap/>
+            <w:vAlign w:val="center"/>
+            <w:hideMark/>
+          </w:tcPr>
+          <w:p>
+            <w:pPr>
+              <w:spacing w:after="0" w:line="240" w:lineRule="auto"/>
+              <w:rPr>
+                <w:rFonts w:ascii="Calibri" w:eastAsia="Times New Roman" w:hAnsi="Calibri" w:cs="Calibri"/>
+                <w:b/>
+                <w:bCs/>
+                <w:color w:val="000000"/>
+                <w:kern w:val="0"/>
+                <w:sz w:val="22"/>
+                <w:szCs w:val="22"/>
+                <w:lang w:eastAsia="es-CO"/>
+                <w14:ligatures w14:val="none"/>
+              </w:rPr>
+            </w:pPr>
+            <w:r>
+              <w:rPr>
+                <w:rFonts w:ascii="Calibri" w:eastAsia="Times New Roman" w:hAnsi="Calibri" w:cs="Calibri"/>
+                <w:b/>
+                <w:bCs/>
+                <w:color w:val="000000"/>
+                <w:kern w:val="0"/>
+                <w:sz w:val="22"/>
+                <w:szCs w:val="22"/>
+                <w:lang w:eastAsia="es-CO"/>
+                <w14:ligatures w14:val="none"/>
+              </w:rPr>
+              <w:t>$2,350,000</w:t>
+            </w:r>
+          </w:p>
+        </w:tc>
+      </w:tr>
+      <w:tr>
+        <w:trPr>
+          <w:trHeight w:val="300"/>
+        </w:trPr>
+        <w:tc>
+          <w:tcPr>
+            <w:tcW w:w="0" w:type="auto"/>
+            <w:tcBorders>
+              <w:top w:val="nil"/>
+              <w:left w:val="single" w:sz="4" w:space="0" w:color="auto"/>
+              <w:bottom w:val="single" w:sz="4" w:space="0" w:color="auto"/>
+              <w:right w:val="single" w:sz="4" w:space="0" w:color="auto"/>
+            </w:tcBorders>
+            <w:shd w:val="clear" w:color="auto" w:fill="auto"/>
+            <w:noWrap/>
+            <w:vAlign w:val="center"/>
+            <w:hideMark/>
+          </w:tcPr>
+          <w:p>
+            <w:pPr>
+              <w:spacing w:after="0" w:line="240" w:lineRule="auto"/>
+              <w:rPr>
+                <w:rFonts w:ascii="Calibri" w:eastAsia="Times New Roman" w:hAnsi="Calibri" w:cs="Calibri"/>
+                <w:b/>
+                <w:bCs/>
+                <w:color w:val="000000"/>
+                <w:kern w:val="0"/>
+                <w:sz w:val="22"/>
+                <w:szCs w:val="22"/>
+                <w:lang w:eastAsia="es-CO"/>
+                <w14:ligatures w14:val="none"/>
+              </w:rPr>
+            </w:pPr>
+            <w:r>
+              <w:rPr>
+                <w:rFonts w:ascii="Calibri" w:eastAsia="Times New Roman" w:hAnsi="Calibri" w:cs="Calibri"/>
+                <w:b/>
+                <w:bCs/>
+                <w:color w:val="000000"/>
+                <w:kern w:val="0"/>
+                <w:sz w:val="22"/>
+                <w:szCs w:val="22"/>
+                <w:lang w:eastAsia="es-CO"/>
+                <w14:ligatures w14:val="none"/>
+              </w:rPr>
+              <w:t>Planeación</w:t>
+            </w:r>
+          </w:p>
+        </w:tc>
+        <w:tc>
+          <w:tcPr>
+            <w:tcW w:w="0" w:type="auto"/>
+            <w:tcBorders>
+              <w:top w:val="nil"/>
+              <w:left w:val="nil"/>
+              <w:bottom w:val="single" w:sz="4" w:space="0" w:color="auto"/>
+              <w:right w:val="single" w:sz="4" w:space="0" w:color="auto"/>
+            </w:tcBorders>
+            <w:shd w:val="clear" w:color="auto" w:fill="auto"/>
+            <w:noWrap/>
+            <w:vAlign w:val="center"/>
+            <w:hideMark/>
+          </w:tcPr>
+          <w:p>
+            <w:pPr>
+              <w:spacing w:after="0" w:line="240" w:lineRule="auto"/>
+              <w:rPr>
+                <w:rFonts w:ascii="Calibri" w:eastAsia="Times New Roman" w:hAnsi="Calibri" w:cs="Calibri"/>
+                <w:color w:val="000000"/>
+                <w:kern w:val="0"/>
+                <w:sz w:val="22"/>
+                <w:szCs w:val="22"/>
+                <w:lang w:eastAsia="es-CO"/>
+                <w14:ligatures w14:val="none"/>
+              </w:rPr>
+            </w:pPr>
+            <w:r>
+              <w:rPr>
+                <w:rFonts w:ascii="Calibri" w:eastAsia="Times New Roman" w:hAnsi="Calibri" w:cs="Calibri"/>
+                <w:color w:val="000000"/>
+                <w:kern w:val="0"/>
+                <w:sz w:val="22"/>
+                <w:szCs w:val="22"/>
+                <w:lang w:eastAsia="es-CO"/>
+                <w14:ligatures w14:val="none"/>
+              </w:rPr>
+              <w:t>Alcance, matriz de riesgos, WBS, cronograma</w:t>
+            </w:r>
+          </w:p>
+        </w:tc>
+        <w:tc>
+          <w:tcPr>
+            <w:tcW w:w="0" w:type="auto"/>
+            <w:tcBorders>
+              <w:top w:val="nil"/>
+              <w:left w:val="nil"/>
+              <w:bottom w:val="single" w:sz="4" w:space="0" w:color="auto"/>
+              <w:right w:val="single" w:sz="4" w:space="0" w:color="auto"/>
+            </w:tcBorders>
+            <w:shd w:val="clear" w:color="auto" w:fill="auto"/>
+            <w:noWrap/>
+            <w:vAlign w:val="center"/>
+            <w:hideMark/>
+          </w:tcPr>
+          <w:p>
+            <w:pPr>
+              <w:spacing w:after="0" w:line="240" w:lineRule="auto"/>
+              <w:jc w:val="right"/>
+              <w:rPr>
+                <w:rFonts w:ascii="Calibri" w:eastAsia="Times New Roman" w:hAnsi="Calibri" w:cs="Calibri"/>
+                <w:color w:val="000000"/>
+                <w:kern w:val="0"/>
+                <w:sz w:val="22"/>
+                <w:szCs w:val="22"/>
+                <w:lang w:eastAsia="es-CO"/>
+                <w14:ligatures w14:val="none"/>
+              </w:rPr>
+            </w:pPr>
+            <w:r>
+              <w:rPr>
+                <w:rFonts w:ascii="Calibri" w:eastAsia="Times New Roman" w:hAnsi="Calibri" w:cs="Calibri"/>
+                <w:color w:val="000000"/>
+                <w:kern w:val="0"/>
+                <w:sz w:val="22"/>
+                <w:szCs w:val="22"/>
+                <w:lang w:eastAsia="es-CO"/>
+                <w14:ligatures w14:val="none"/>
+              </w:rPr>
+              <w:t>1</w:t>
+            </w:r>
+          </w:p>
+        </w:tc>
+        <w:tc>
+          <w:tcPr>
+            <w:tcW w:w="0" w:type="auto"/>
+            <w:tcBorders>
+              <w:top w:val="nil"/>
+              <w:left w:val="nil"/>
+              <w:bottom w:val="single" w:sz="4" w:space="0" w:color="auto"/>
+              <w:right w:val="single" w:sz="4" w:space="0" w:color="auto"/>
+            </w:tcBorders>
+            <w:shd w:val="clear" w:color="auto" w:fill="auto"/>
+            <w:noWrap/>
+            <w:vAlign w:val="center"/>
+            <w:hideMark/>
+          </w:tcPr>
+          <w:p>
+            <w:pPr>
+              <w:spacing w:after="0" w:line="240" w:lineRule="auto"/>
+              <w:jc w:val="right"/>
+              <w:rPr>
+                <w:rFonts w:ascii="Calibri" w:eastAsia="Times New Roman" w:hAnsi="Calibri" w:cs="Calibri"/>
+                <w:color w:val="000000"/>
+                <w:kern w:val="0"/>
+                <w:sz w:val="22"/>
+                <w:szCs w:val="22"/>
+                <w:lang w:eastAsia="es-CO"/>
+                <w14:ligatures w14:val="none"/>
+              </w:rPr>
+            </w:pPr>
+            <w:r>
+              <w:rPr>
+                <w:rFonts w:ascii="Calibri" w:eastAsia="Times New Roman" w:hAnsi="Calibri" w:cs="Calibri"/>
+                <w:color w:val="000000"/>
+                <w:kern w:val="0"/>
+                <w:sz w:val="22"/>
+                <w:szCs w:val="22"/>
+                <w:lang w:eastAsia="es-CO"/>
+                <w14:ligatures w14:val="none"/>
+              </w:rPr>
+              <w:t>20</w:t>
+            </w:r>
+          </w:p>
+        </w:tc>
+        <w:tc>
+          <w:tcPr>
+            <w:tcW w:w="0" w:type="auto"/>
+            <w:tcBorders>
+              <w:top w:val="nil"/>
+              <w:left w:val="nil"/>
+              <w:bottom w:val="single" w:sz="4" w:space="0" w:color="auto"/>
+              <w:right w:val="single" w:sz="4" w:space="0" w:color="auto"/>
+            </w:tcBorders>
+            <w:shd w:val="clear" w:color="auto" w:fill="auto"/>
+            <w:noWrap/>
+            <w:vAlign w:val="center"/>
+            <w:hideMark/>
+          </w:tcPr>
+          <w:p>
+            <w:pPr>
+              <w:spacing w:after="0" w:line="240" w:lineRule="auto"/>
+              <w:jc w:val="right"/>
+              <w:rPr>
+                <w:rFonts w:ascii="Calibri" w:eastAsia="Times New Roman" w:hAnsi="Calibri" w:cs="Calibri"/>
+                <w:color w:val="000000"/>
+                <w:kern w:val="0"/>
+                <w:sz w:val="22"/>
+                <w:szCs w:val="22"/>
+                <w:lang w:eastAsia="es-CO"/>
+                <w14:ligatures w14:val="none"/>
+              </w:rPr>
+            </w:pPr>
+            <w:r>
+              <w:rPr>
+                <w:rFonts w:ascii="Calibri" w:eastAsia="Times New Roman" w:hAnsi="Calibri" w:cs="Calibri"/>
+                <w:color w:val="000000"/>
+                <w:kern w:val="0"/>
+                <w:sz w:val="22"/>
+                <w:szCs w:val="22"/>
+                <w:lang w:eastAsia="es-CO"/>
+                <w14:ligatures w14:val="none"/>
+              </w:rPr>
+              <w:t>$ 50,00</w:t>
+            </w:r>
+          </w:p>
+        </w:tc>
+        <w:tc>
+          <w:tcPr>
+            <w:tcW w:w="0" w:type="auto"/>
+            <w:tcBorders>
+              <w:top w:val="nil"/>
+              <w:left w:val="nil"/>
+              <w:bottom w:val="single" w:sz="4" w:space="0" w:color="auto"/>
+              <w:right w:val="single" w:sz="4" w:space="0" w:color="auto"/>
+            </w:tcBorders>
+            <w:shd w:val="clear" w:color="auto" w:fill="auto"/>
+            <w:noWrap/>
+            <w:vAlign w:val="center"/>
+            <w:hideMark/>
+          </w:tcPr>
+          <w:p>
+            <w:pPr>
+              <w:spacing w:after="0" w:line="240" w:lineRule="auto"/>
+              <w:rPr>
+                <w:rFonts w:ascii="Calibri" w:eastAsia="Times New Roman" w:hAnsi="Calibri" w:cs="Calibri"/>
+                <w:color w:val="000000"/>
+                <w:kern w:val="0"/>
+                <w:sz w:val="22"/>
+                <w:szCs w:val="22"/>
+                <w:lang w:eastAsia="es-CO"/>
+                <w14:ligatures w14:val="none"/>
+              </w:rPr>
+            </w:pPr>
+            <w:r>
+              <w:rPr>
+                <w:rFonts w:ascii="Calibri" w:eastAsia="Times New Roman" w:hAnsi="Calibri" w:cs="Calibri"/>
+                <w:color w:val="000000"/>
+                <w:kern w:val="0"/>
+                <w:sz w:val="22"/>
+                <w:szCs w:val="22"/>
+                <w:lang w:eastAsia="es-CO"/>
+                <w14:ligatures w14:val="none"/>
+              </w:rPr>
+              <w:t>$1,000,000</w:t>
+            </w:r>
+          </w:p>
+        </w:tc>
+        <w:tc>
+          <w:tcPr>
+            <w:tcW w:w="0" w:type="auto"/>
+            <w:tcBorders>
+              <w:top w:val="nil"/>
+              <w:left w:val="nil"/>
+              <w:bottom w:val="single" w:sz="4" w:space="0" w:color="auto"/>
+              <w:right w:val="single" w:sz="4" w:space="0" w:color="auto"/>
+            </w:tcBorders>
+            <w:shd w:val="clear" w:color="auto" w:fill="auto"/>
+            <w:noWrap/>
+            <w:vAlign w:val="center"/>
+            <w:hideMark/>
+          </w:tcPr>
+          <w:p>
+            <w:pPr>
+              <w:spacing w:after="0" w:line="240" w:lineRule="auto"/>
+              <w:jc w:val="right"/>
+              <w:rPr>
+                <w:rFonts w:ascii="Calibri" w:eastAsia="Times New Roman" w:hAnsi="Calibri" w:cs="Calibri"/>
+                <w:color w:val="000000"/>
+                <w:kern w:val="0"/>
+                <w:sz w:val="22"/>
+                <w:szCs w:val="22"/>
+                <w:lang w:eastAsia="es-CO"/>
+                <w14:ligatures w14:val="none"/>
+              </w:rPr>
+            </w:pPr>
+            <w:r>
+              <w:rPr>
+                <w:rFonts w:ascii="Calibri" w:eastAsia="Times New Roman" w:hAnsi="Calibri" w:cs="Calibri"/>
+                <w:color w:val="000000"/>
+                <w:kern w:val="0"/>
+                <w:sz w:val="22"/>
+                <w:szCs w:val="22"/>
+                <w:lang w:eastAsia="es-CO"/>
+                <w14:ligatures w14:val="none"/>
+              </w:rPr>
+              <w:t>$ 0</w:t>
+            </w:r>
+          </w:p>
+        </w:tc>
+        <w:tc>
+          <w:tcPr>
+            <w:tcW w:w="0" w:type="auto"/>
+            <w:tcBorders>
+              <w:top w:val="nil"/>
+              <w:left w:val="nil"/>
+              <w:bottom w:val="single" w:sz="4" w:space="0" w:color="auto"/>
+              <w:right w:val="single" w:sz="4" w:space="0" w:color="auto"/>
+            </w:tcBorders>
+            <w:shd w:val="clear" w:color="auto" w:fill="auto"/>
+            <w:noWrap/>
+            <w:vAlign w:val="center"/>
+            <w:hideMark/>
+          </w:tcPr>
+          <w:p>
+            <w:pPr>
+              <w:spacing w:after="0" w:line="240" w:lineRule="auto"/>
+              <w:jc w:val="right"/>
+              <w:rPr>
+                <w:rFonts w:ascii="Calibri" w:eastAsia="Times New Roman" w:hAnsi="Calibri" w:cs="Calibri"/>
+                <w:color w:val="000000"/>
+                <w:kern w:val="0"/>
+                <w:sz w:val="22"/>
+                <w:szCs w:val="22"/>
+                <w:lang w:eastAsia="es-CO"/>
+                <w14:ligatures w14:val="none"/>
+              </w:rPr>
+            </w:pPr>
+            <w:r>
+              <w:rPr>
+                <w:rFonts w:ascii="Calibri" w:eastAsia="Times New Roman" w:hAnsi="Calibri" w:cs="Calibri"/>
+                <w:color w:val="000000"/>
+                <w:kern w:val="0"/>
+                <w:sz w:val="22"/>
+                <w:szCs w:val="22"/>
+                <w:lang w:eastAsia="es-CO"/>
+                <w14:ligatures w14:val="none"/>
+              </w:rPr>
+              <w:t>$ 100,00</w:t>
+            </w:r>
+          </w:p>
+        </w:tc>
+        <w:tc>
+          <w:tcPr>
+            <w:tcW w:w="0" w:type="auto"/>
+            <w:tcBorders>
+              <w:top w:val="nil"/>
+              <w:left w:val="nil"/>
+              <w:bottom w:val="single" w:sz="4" w:space="0" w:color="auto"/>
+              <w:right w:val="single" w:sz="4" w:space="0" w:color="auto"/>
+            </w:tcBorders>
+            <w:shd w:val="clear" w:color="auto" w:fill="auto"/>
+            <w:noWrap/>
+            <w:vAlign w:val="center"/>
+            <w:hideMark/>
+          </w:tcPr>
+          <w:p>
+            <w:pPr>
+              <w:spacing w:after="0" w:line="240" w:lineRule="auto"/>
+              <w:rPr>
+                <w:rFonts w:ascii="Calibri" w:eastAsia="Times New Roman" w:hAnsi="Calibri" w:cs="Calibri"/>
+                <w:b/>
+                <w:bCs/>
+                <w:color w:val="000000"/>
+                <w:kern w:val="0"/>
+                <w:sz w:val="22"/>
+                <w:szCs w:val="22"/>
+                <w:lang w:eastAsia="es-CO"/>
+                <w14:ligatures w14:val="none"/>
+              </w:rPr>
+            </w:pPr>
+            <w:r>
+              <w:rPr>
+                <w:rFonts w:ascii="Calibri" w:eastAsia="Times New Roman" w:hAnsi="Calibri" w:cs="Calibri"/>
+                <w:b/>
+                <w:bCs/>
+                <w:color w:val="000000"/>
+                <w:kern w:val="0"/>
+                <w:sz w:val="22"/>
+                <w:szCs w:val="22"/>
+                <w:lang w:eastAsia="es-CO"/>
+                <w14:ligatures w14:val="none"/>
+              </w:rPr>
+              <w:t>$1,100,000</w:t>
+            </w:r>
+          </w:p>
+        </w:tc>
+      </w:tr>
+      <w:tr>
+        <w:trPr>
+          <w:trHeight w:val="300"/>
+        </w:trPr>
+        <w:tc>
+          <w:tcPr>
+            <w:tcW w:w="0" w:type="auto"/>
+            <w:tcBorders>
+              <w:top w:val="nil"/>
+              <w:left w:val="single" w:sz="4" w:space="0" w:color="auto"/>
+              <w:bottom w:val="single" w:sz="4" w:space="0" w:color="auto"/>
+              <w:right w:val="single" w:sz="4" w:space="0" w:color="auto"/>
+            </w:tcBorders>
+            <w:shd w:val="clear" w:color="auto" w:fill="auto"/>
+            <w:noWrap/>
+            <w:vAlign w:val="center"/>
+            <w:hideMark/>
+          </w:tcPr>
+          <w:p>
+            <w:pPr>
+              <w:spacing w:after="0" w:line="240" w:lineRule="auto"/>
+              <w:rPr>
+                <w:rFonts w:ascii="Calibri" w:eastAsia="Times New Roman" w:hAnsi="Calibri" w:cs="Calibri"/>
+                <w:b/>
+                <w:bCs/>
+                <w:color w:val="000000"/>
+                <w:kern w:val="0"/>
+                <w:sz w:val="22"/>
+                <w:szCs w:val="22"/>
+                <w:lang w:eastAsia="es-CO"/>
+                <w14:ligatures w14:val="none"/>
+              </w:rPr>
+            </w:pPr>
+            <w:r>
+              <w:rPr>
+                <w:rFonts w:ascii="Calibri" w:eastAsia="Times New Roman" w:hAnsi="Calibri" w:cs="Calibri"/>
+                <w:b/>
+                <w:bCs/>
+                <w:color w:val="000000"/>
+                <w:kern w:val="0"/>
+                <w:sz w:val="22"/>
+                <w:szCs w:val="22"/>
+                <w:lang w:eastAsia="es-CO"/>
+                <w14:ligatures w14:val="none"/>
+              </w:rPr>
+              <w:t>Diseño</w:t>
+            </w:r>
+          </w:p>
+        </w:tc>
+        <w:tc>
+          <w:tcPr>
+            <w:tcW w:w="0" w:type="auto"/>
+            <w:tcBorders>
+              <w:top w:val="nil"/>
+              <w:left w:val="nil"/>
+              <w:bottom w:val="single" w:sz="4" w:space="0" w:color="auto"/>
+              <w:right w:val="single" w:sz="4" w:space="0" w:color="auto"/>
+            </w:tcBorders>
+            <w:shd w:val="clear" w:color="auto" w:fill="auto"/>
+            <w:noWrap/>
+            <w:vAlign w:val="center"/>
+            <w:hideMark/>
+          </w:tcPr>
+          <w:p>
+            <w:pPr>
+              <w:spacing w:after="0" w:line="240" w:lineRule="auto"/>
+              <w:rPr>
+                <w:rFonts w:ascii="Calibri" w:eastAsia="Times New Roman" w:hAnsi="Calibri" w:cs="Calibri"/>
+                <w:color w:val="000000"/>
+                <w:kern w:val="0"/>
+                <w:sz w:val="22"/>
+                <w:szCs w:val="22"/>
+                <w:lang w:eastAsia="es-CO"/>
+                <w14:ligatures w14:val="none"/>
+              </w:rPr>
+            </w:pPr>
+            <w:r>
+              <w:rPr>
+                <w:rFonts w:ascii="Calibri" w:eastAsia="Times New Roman" w:hAnsi="Calibri" w:cs="Calibri"/>
+                <w:color w:val="000000"/>
+                <w:kern w:val="0"/>
+                <w:sz w:val="22"/>
+                <w:szCs w:val="22"/>
+                <w:lang w:eastAsia="es-CO"/>
+                <w14:ligatures w14:val="none"/>
+              </w:rPr>
+              <w:t>Diagramas UML, prototipos, flujo del sistema</w:t>
+            </w:r>
+          </w:p>
+        </w:tc>
+        <w:tc>
+          <w:tcPr>
+            <w:tcW w:w="0" w:type="auto"/>
+            <w:tcBorders>
+              <w:top w:val="nil"/>
+              <w:left w:val="nil"/>
+              <w:bottom w:val="single" w:sz="4" w:space="0" w:color="auto"/>
+              <w:right w:val="single" w:sz="4" w:space="0" w:color="auto"/>
+            </w:tcBorders>
+            <w:shd w:val="clear" w:color="auto" w:fill="auto"/>
+            <w:noWrap/>
+            <w:vAlign w:val="center"/>
+            <w:hideMark/>
+          </w:tcPr>
+          <w:p>
+            <w:pPr>
+              <w:spacing w:after="0" w:line="240" w:lineRule="auto"/>
+              <w:jc w:val="right"/>
+              <w:rPr>
+                <w:rFonts w:ascii="Calibri" w:eastAsia="Times New Roman" w:hAnsi="Calibri" w:cs="Calibri"/>
+                <w:color w:val="000000"/>
+                <w:kern w:val="0"/>
+                <w:sz w:val="22"/>
+                <w:szCs w:val="22"/>
+                <w:lang w:eastAsia="es-CO"/>
+                <w14:ligatures w14:val="none"/>
+              </w:rPr>
+            </w:pPr>
+            <w:r>
+              <w:rPr>
+                <w:rFonts w:ascii="Calibri" w:eastAsia="Times New Roman" w:hAnsi="Calibri" w:cs="Calibri"/>
+                <w:color w:val="000000"/>
+                <w:kern w:val="0"/>
+                <w:sz w:val="22"/>
+                <w:szCs w:val="22"/>
+                <w:lang w:eastAsia="es-CO"/>
+                <w14:ligatures w14:val="none"/>
+              </w:rPr>
+              <w:t>2</w:t>
+            </w:r>
+          </w:p>
+        </w:tc>
+        <w:tc>
+          <w:tcPr>
+            <w:tcW w:w="0" w:type="auto"/>
+            <w:tcBorders>
+              <w:top w:val="nil"/>
+              <w:left w:val="nil"/>
+              <w:bottom w:val="single" w:sz="4" w:space="0" w:color="auto"/>
+              <w:right w:val="single" w:sz="4" w:space="0" w:color="auto"/>
+            </w:tcBorders>
+            <w:shd w:val="clear" w:color="auto" w:fill="auto"/>
+            <w:noWrap/>
+            <w:vAlign w:val="center"/>
+            <w:hideMark/>
+          </w:tcPr>
+          <w:p>
+            <w:pPr>
+              <w:spacing w:after="0" w:line="240" w:lineRule="auto"/>
+              <w:jc w:val="right"/>
+              <w:rPr>
+                <w:rFonts w:ascii="Calibri" w:eastAsia="Times New Roman" w:hAnsi="Calibri" w:cs="Calibri"/>
+                <w:color w:val="000000"/>
+                <w:kern w:val="0"/>
+                <w:sz w:val="22"/>
+                <w:szCs w:val="22"/>
+                <w:lang w:eastAsia="es-CO"/>
+                <w14:ligatures w14:val="none"/>
+              </w:rPr>
+            </w:pPr>
+            <w:r>
+              <w:rPr>
+                <w:rFonts w:ascii="Calibri" w:eastAsia="Times New Roman" w:hAnsi="Calibri" w:cs="Calibri"/>
+                <w:color w:val="000000"/>
+                <w:kern w:val="0"/>
+                <w:sz w:val="22"/>
+                <w:szCs w:val="22"/>
+                <w:lang w:eastAsia="es-CO"/>
+                <w14:ligatures w14:val="none"/>
+              </w:rPr>
+              <w:t>60</w:t>
+            </w:r>
+          </w:p>
+        </w:tc>
+        <w:tc>
+          <w:tcPr>
+            <w:tcW w:w="0" w:type="auto"/>
+            <w:tcBorders>
+              <w:top w:val="nil"/>
+              <w:left w:val="nil"/>
+              <w:bottom w:val="single" w:sz="4" w:space="0" w:color="auto"/>
+              <w:right w:val="single" w:sz="4" w:space="0" w:color="auto"/>
+            </w:tcBorders>
+            <w:shd w:val="clear" w:color="auto" w:fill="auto"/>
+            <w:noWrap/>
+            <w:vAlign w:val="center"/>
+            <w:hideMark/>
+          </w:tcPr>
+          <w:p>
+            <w:pPr>
+              <w:spacing w:after="0" w:line="240" w:lineRule="auto"/>
+              <w:jc w:val="right"/>
+              <w:rPr>
+                <w:rFonts w:ascii="Calibri" w:eastAsia="Times New Roman" w:hAnsi="Calibri" w:cs="Calibri"/>
+                <w:color w:val="000000"/>
+                <w:kern w:val="0"/>
+                <w:sz w:val="22"/>
+                <w:szCs w:val="22"/>
+                <w:lang w:eastAsia="es-CO"/>
+                <w14:ligatures w14:val="none"/>
+              </w:rPr>
+            </w:pPr>
+            <w:r>
+              <w:rPr>
+                <w:rFonts w:ascii="Calibri" w:eastAsia="Times New Roman" w:hAnsi="Calibri" w:cs="Calibri"/>
+                <w:color w:val="000000"/>
+                <w:kern w:val="0"/>
+                <w:sz w:val="22"/>
+                <w:szCs w:val="22"/>
+                <w:lang w:eastAsia="es-CO"/>
+                <w14:ligatures w14:val="none"/>
+              </w:rPr>
+              <w:t>$ 50,00</w:t>
+            </w:r>
+          </w:p>
+        </w:tc>
+        <w:tc>
+          <w:tcPr>
+            <w:tcW w:w="0" w:type="auto"/>
+            <w:tcBorders>
+              <w:top w:val="nil"/>
+              <w:left w:val="nil"/>
+              <w:bottom w:val="single" w:sz="4" w:space="0" w:color="auto"/>
+              <w:right w:val="single" w:sz="4" w:space="0" w:color="auto"/>
+            </w:tcBorders>
+            <w:shd w:val="clear" w:color="auto" w:fill="auto"/>
+            <w:noWrap/>
+            <w:vAlign w:val="center"/>
+            <w:hideMark/>
+          </w:tcPr>
+          <w:p>
+            <w:pPr>
+              <w:spacing w:after="0" w:line="240" w:lineRule="auto"/>
+              <w:rPr>
+                <w:rFonts w:ascii="Calibri" w:eastAsia="Times New Roman" w:hAnsi="Calibri" w:cs="Calibri"/>
+                <w:color w:val="000000"/>
+                <w:kern w:val="0"/>
+                <w:sz w:val="22"/>
+                <w:szCs w:val="22"/>
+                <w:lang w:eastAsia="es-CO"/>
+                <w14:ligatures w14:val="none"/>
+              </w:rPr>
+            </w:pPr>
+            <w:r>
+              <w:rPr>
+                <w:rFonts w:ascii="Calibri" w:eastAsia="Times New Roman" w:hAnsi="Calibri" w:cs="Calibri"/>
+                <w:color w:val="000000"/>
+                <w:kern w:val="0"/>
+                <w:sz w:val="22"/>
+                <w:szCs w:val="22"/>
+                <w:lang w:eastAsia="es-CO"/>
+                <w14:ligatures w14:val="none"/>
+              </w:rPr>
+              <w:t>$3,000,000</w:t>
+            </w:r>
+          </w:p>
+        </w:tc>
+        <w:tc>
+          <w:tcPr>
+            <w:tcW w:w="0" w:type="auto"/>
+            <w:tcBorders>
+              <w:top w:val="nil"/>
+              <w:left w:val="nil"/>
+              <w:bottom w:val="single" w:sz="4" w:space="0" w:color="auto"/>
+              <w:right w:val="single" w:sz="4" w:space="0" w:color="auto"/>
+            </w:tcBorders>
+            <w:shd w:val="clear" w:color="auto" w:fill="auto"/>
+            <w:noWrap/>
+            <w:vAlign w:val="center"/>
+            <w:hideMark/>
+          </w:tcPr>
+          <w:p>
+            <w:pPr>
+              <w:spacing w:after="0" w:line="240" w:lineRule="auto"/>
+              <w:rPr>
+                <w:rFonts w:ascii="Calibri" w:eastAsia="Times New Roman" w:hAnsi="Calibri" w:cs="Calibri"/>
+                <w:color w:val="000000"/>
+                <w:kern w:val="0"/>
+                <w:sz w:val="22"/>
+                <w:szCs w:val="22"/>
+                <w:lang w:eastAsia="es-CO"/>
+                <w14:ligatures w14:val="none"/>
+              </w:rPr>
+            </w:pPr>
+            <w:r>
+              <w:rPr>
+                <w:rFonts w:ascii="Calibri" w:eastAsia="Times New Roman" w:hAnsi="Calibri" w:cs="Calibri"/>
+                <w:color w:val="000000"/>
+                <w:kern w:val="0"/>
+                <w:sz w:val="22"/>
+                <w:szCs w:val="22"/>
+                <w:lang w:eastAsia="es-CO"/>
+                <w14:ligatures w14:val="none"/>
+              </w:rPr>
+              <w:t xml:space="preserve">$300,000 (herramientas de diseño tipo </w:t>
+            </w:r>
+            <w:proofErr w:type="spellStart"/>
+            <w:r>
+              <w:rPr>
+                <w:rFonts w:ascii="Calibri" w:eastAsia="Times New Roman" w:hAnsi="Calibri" w:cs="Calibri"/>
+                <w:color w:val="000000"/>
+                <w:kern w:val="0"/>
+                <w:sz w:val="22"/>
+                <w:szCs w:val="22"/>
+                <w:lang w:eastAsia="es-CO"/>
+                <w14:ligatures w14:val="none"/>
+              </w:rPr>
+              <w:t>Figma</w:t>
+            </w:r>
+            <w:proofErr w:type="spellEnd"/>
+            <w:r>
+              <w:rPr>
+                <w:rFonts w:ascii="Calibri" w:eastAsia="Times New Roman" w:hAnsi="Calibri" w:cs="Calibri"/>
+                <w:color w:val="000000"/>
+                <w:kern w:val="0"/>
+                <w:sz w:val="22"/>
+                <w:szCs w:val="22"/>
+                <w:lang w:eastAsia="es-CO"/>
+                <w14:ligatures w14:val="none"/>
+              </w:rPr>
+              <w:t>/Draw.io)</w:t>
+            </w:r>
+          </w:p>
+        </w:tc>
+        <w:tc>
+          <w:tcPr>
+            <w:tcW w:w="0" w:type="auto"/>
+            <w:tcBorders>
+              <w:top w:val="nil"/>
+              <w:left w:val="nil"/>
+              <w:bottom w:val="single" w:sz="4" w:space="0" w:color="auto"/>
+              <w:right w:val="single" w:sz="4" w:space="0" w:color="auto"/>
+            </w:tcBorders>
+            <w:shd w:val="clear" w:color="auto" w:fill="auto"/>
+            <w:noWrap/>
+            <w:vAlign w:val="center"/>
+            <w:hideMark/>
+          </w:tcPr>
+          <w:p>
+            <w:pPr>
+              <w:spacing w:after="0" w:line="240" w:lineRule="auto"/>
+              <w:jc w:val="right"/>
+              <w:rPr>
+                <w:rFonts w:ascii="Calibri" w:eastAsia="Times New Roman" w:hAnsi="Calibri" w:cs="Calibri"/>
+                <w:color w:val="000000"/>
+                <w:kern w:val="0"/>
+                <w:sz w:val="22"/>
+                <w:szCs w:val="22"/>
+                <w:lang w:eastAsia="es-CO"/>
+                <w14:ligatures w14:val="none"/>
+              </w:rPr>
+            </w:pPr>
+            <w:r>
+              <w:rPr>
+                <w:rFonts w:ascii="Calibri" w:eastAsia="Times New Roman" w:hAnsi="Calibri" w:cs="Calibri"/>
+                <w:color w:val="000000"/>
+                <w:kern w:val="0"/>
+                <w:sz w:val="22"/>
+                <w:szCs w:val="22"/>
+                <w:lang w:eastAsia="es-CO"/>
+                <w14:ligatures w14:val="none"/>
+              </w:rPr>
+              <w:t>$ 200,00</w:t>
+            </w:r>
+          </w:p>
+        </w:tc>
+        <w:tc>
+          <w:tcPr>
+            <w:tcW w:w="0" w:type="auto"/>
+            <w:tcBorders>
+              <w:top w:val="nil"/>
+              <w:left w:val="nil"/>
+              <w:bottom w:val="single" w:sz="4" w:space="0" w:color="auto"/>
+              <w:right w:val="single" w:sz="4" w:space="0" w:color="auto"/>
+            </w:tcBorders>
+            <w:shd w:val="clear" w:color="auto" w:fill="auto"/>
+            <w:noWrap/>
+            <w:vAlign w:val="center"/>
+            <w:hideMark/>
+          </w:tcPr>
+          <w:p>
+            <w:pPr>
+              <w:spacing w:after="0" w:line="240" w:lineRule="auto"/>
+              <w:rPr>
+                <w:rFonts w:ascii="Calibri" w:eastAsia="Times New Roman" w:hAnsi="Calibri" w:cs="Calibri"/>
+                <w:b/>
+                <w:bCs/>
+                <w:color w:val="000000"/>
+                <w:kern w:val="0"/>
+                <w:sz w:val="22"/>
+                <w:szCs w:val="22"/>
+                <w:lang w:eastAsia="es-CO"/>
+                <w14:ligatures w14:val="none"/>
+              </w:rPr>
+            </w:pPr>
+            <w:r>
+              <w:rPr>
+                <w:rFonts w:ascii="Calibri" w:eastAsia="Times New Roman" w:hAnsi="Calibri" w:cs="Calibri"/>
+                <w:b/>
+                <w:bCs/>
+                <w:color w:val="000000"/>
+                <w:kern w:val="0"/>
+                <w:sz w:val="22"/>
+                <w:szCs w:val="22"/>
+                <w:lang w:eastAsia="es-CO"/>
+                <w14:ligatures w14:val="none"/>
+              </w:rPr>
+              <w:t>$3,500,000</w:t>
+            </w:r>
+          </w:p>
+        </w:tc>
+      </w:tr>
+      <w:tr>
+        <w:trPr>
+          <w:trHeight w:val="300"/>
+        </w:trPr>
+        <w:tc>
+          <w:tcPr>
+            <w:tcW w:w="0" w:type="auto"/>
+            <w:tcBorders>
+              <w:top w:val="nil"/>
+              <w:left w:val="single" w:sz="4" w:space="0" w:color="auto"/>
+              <w:bottom w:val="single" w:sz="4" w:space="0" w:color="auto"/>
+              <w:right w:val="single" w:sz="4" w:space="0" w:color="auto"/>
+            </w:tcBorders>
+            <w:shd w:val="clear" w:color="auto" w:fill="auto"/>
+            <w:noWrap/>
+            <w:vAlign w:val="center"/>
+            <w:hideMark/>
+          </w:tcPr>
+          <w:p>
+            <w:pPr>
+              <w:spacing w:after="0" w:line="240" w:lineRule="auto"/>
+              <w:rPr>
+                <w:rFonts w:ascii="Calibri" w:eastAsia="Times New Roman" w:hAnsi="Calibri" w:cs="Calibri"/>
+                <w:b/>
+                <w:bCs/>
+                <w:color w:val="000000"/>
+                <w:kern w:val="0"/>
+                <w:sz w:val="22"/>
+                <w:szCs w:val="22"/>
+                <w:lang w:eastAsia="es-CO"/>
+                <w14:ligatures w14:val="none"/>
+              </w:rPr>
+            </w:pPr>
+            <w:r>
+              <w:rPr>
+                <w:rFonts w:ascii="Calibri" w:eastAsia="Times New Roman" w:hAnsi="Calibri" w:cs="Calibri"/>
+                <w:b/>
+                <w:bCs/>
+                <w:color w:val="000000"/>
+                <w:kern w:val="0"/>
+                <w:sz w:val="22"/>
+                <w:szCs w:val="22"/>
+                <w:lang w:eastAsia="es-CO"/>
+                <w14:ligatures w14:val="none"/>
+              </w:rPr>
+              <w:t>Desarrollo</w:t>
+            </w:r>
+          </w:p>
+        </w:tc>
+        <w:tc>
+          <w:tcPr>
+            <w:tcW w:w="0" w:type="auto"/>
+            <w:tcBorders>
+              <w:top w:val="nil"/>
+              <w:left w:val="nil"/>
+              <w:bottom w:val="single" w:sz="4" w:space="0" w:color="auto"/>
+              <w:right w:val="single" w:sz="4" w:space="0" w:color="auto"/>
+            </w:tcBorders>
+            <w:shd w:val="clear" w:color="auto" w:fill="auto"/>
+            <w:noWrap/>
+            <w:vAlign w:val="center"/>
+            <w:hideMark/>
+          </w:tcPr>
+          <w:p>
+            <w:pPr>
+              <w:spacing w:after="0" w:line="240" w:lineRule="auto"/>
+              <w:rPr>
+                <w:rFonts w:ascii="Calibri" w:eastAsia="Times New Roman" w:hAnsi="Calibri" w:cs="Calibri"/>
+                <w:color w:val="000000"/>
+                <w:kern w:val="0"/>
+                <w:sz w:val="22"/>
+                <w:szCs w:val="22"/>
+                <w:lang w:eastAsia="es-CO"/>
+                <w14:ligatures w14:val="none"/>
+              </w:rPr>
+            </w:pPr>
+            <w:r>
+              <w:rPr>
+                <w:rFonts w:ascii="Calibri" w:eastAsia="Times New Roman" w:hAnsi="Calibri" w:cs="Calibri"/>
+                <w:color w:val="000000"/>
+                <w:kern w:val="0"/>
+                <w:sz w:val="22"/>
+                <w:szCs w:val="22"/>
+                <w:lang w:eastAsia="es-CO"/>
+                <w14:ligatures w14:val="none"/>
+              </w:rPr>
+              <w:t>Implementación de módulos, BD, reportes</w:t>
+            </w:r>
+          </w:p>
+        </w:tc>
+        <w:tc>
+          <w:tcPr>
+            <w:tcW w:w="0" w:type="auto"/>
+            <w:tcBorders>
+              <w:top w:val="nil"/>
+              <w:left w:val="nil"/>
+              <w:bottom w:val="single" w:sz="4" w:space="0" w:color="auto"/>
+              <w:right w:val="single" w:sz="4" w:space="0" w:color="auto"/>
+            </w:tcBorders>
+            <w:shd w:val="clear" w:color="auto" w:fill="auto"/>
+            <w:noWrap/>
+            <w:vAlign w:val="center"/>
+            <w:hideMark/>
+          </w:tcPr>
+          <w:p>
+            <w:pPr>
+              <w:spacing w:after="0" w:line="240" w:lineRule="auto"/>
+              <w:jc w:val="right"/>
+              <w:rPr>
+                <w:rFonts w:ascii="Calibri" w:eastAsia="Times New Roman" w:hAnsi="Calibri" w:cs="Calibri"/>
+                <w:color w:val="000000"/>
+                <w:kern w:val="0"/>
+                <w:sz w:val="22"/>
+                <w:szCs w:val="22"/>
+                <w:lang w:eastAsia="es-CO"/>
+                <w14:ligatures w14:val="none"/>
+              </w:rPr>
+            </w:pPr>
+            <w:r>
+              <w:rPr>
+                <w:rFonts w:ascii="Calibri" w:eastAsia="Times New Roman" w:hAnsi="Calibri" w:cs="Calibri"/>
+                <w:color w:val="000000"/>
+                <w:kern w:val="0"/>
+                <w:sz w:val="22"/>
+                <w:szCs w:val="22"/>
+                <w:lang w:eastAsia="es-CO"/>
+                <w14:ligatures w14:val="none"/>
+              </w:rPr>
+              <w:t>3</w:t>
+            </w:r>
+          </w:p>
+        </w:tc>
+        <w:tc>
+          <w:tcPr>
+            <w:tcW w:w="0" w:type="auto"/>
+            <w:tcBorders>
+              <w:top w:val="nil"/>
+              <w:left w:val="nil"/>
+              <w:bottom w:val="single" w:sz="4" w:space="0" w:color="auto"/>
+              <w:right w:val="single" w:sz="4" w:space="0" w:color="auto"/>
+            </w:tcBorders>
+            <w:shd w:val="clear" w:color="auto" w:fill="auto"/>
+            <w:noWrap/>
+            <w:vAlign w:val="center"/>
+            <w:hideMark/>
+          </w:tcPr>
+          <w:p>
+            <w:pPr>
+              <w:spacing w:after="0" w:line="240" w:lineRule="auto"/>
+              <w:jc w:val="right"/>
+              <w:rPr>
+                <w:rFonts w:ascii="Calibri" w:eastAsia="Times New Roman" w:hAnsi="Calibri" w:cs="Calibri"/>
+                <w:color w:val="000000"/>
+                <w:kern w:val="0"/>
+                <w:sz w:val="22"/>
+                <w:szCs w:val="22"/>
+                <w:lang w:eastAsia="es-CO"/>
+                <w14:ligatures w14:val="none"/>
+              </w:rPr>
+            </w:pPr>
+            <w:r>
+              <w:rPr>
+                <w:rFonts w:ascii="Calibri" w:eastAsia="Times New Roman" w:hAnsi="Calibri" w:cs="Calibri"/>
+                <w:color w:val="000000"/>
+                <w:kern w:val="0"/>
+                <w:sz w:val="22"/>
+                <w:szCs w:val="22"/>
+                <w:lang w:eastAsia="es-CO"/>
+                <w14:ligatures w14:val="none"/>
+              </w:rPr>
+              <w:t>120</w:t>
+            </w:r>
+          </w:p>
+        </w:tc>
+        <w:tc>
+          <w:tcPr>
+            <w:tcW w:w="0" w:type="auto"/>
+            <w:tcBorders>
+              <w:top w:val="nil"/>
+              <w:left w:val="nil"/>
+              <w:bottom w:val="single" w:sz="4" w:space="0" w:color="auto"/>
+              <w:right w:val="single" w:sz="4" w:space="0" w:color="auto"/>
+            </w:tcBorders>
+            <w:shd w:val="clear" w:color="auto" w:fill="auto"/>
+            <w:noWrap/>
+            <w:vAlign w:val="center"/>
+            <w:hideMark/>
+          </w:tcPr>
+          <w:p>
+            <w:pPr>
+              <w:spacing w:after="0" w:line="240" w:lineRule="auto"/>
+              <w:jc w:val="right"/>
+              <w:rPr>
+                <w:rFonts w:ascii="Calibri" w:eastAsia="Times New Roman" w:hAnsi="Calibri" w:cs="Calibri"/>
+                <w:color w:val="000000"/>
+                <w:kern w:val="0"/>
+                <w:sz w:val="22"/>
+                <w:szCs w:val="22"/>
+                <w:lang w:eastAsia="es-CO"/>
+                <w14:ligatures w14:val="none"/>
+              </w:rPr>
+            </w:pPr>
+            <w:r>
+              <w:rPr>
+                <w:rFonts w:ascii="Calibri" w:eastAsia="Times New Roman" w:hAnsi="Calibri" w:cs="Calibri"/>
+                <w:color w:val="000000"/>
+                <w:kern w:val="0"/>
+                <w:sz w:val="22"/>
+                <w:szCs w:val="22"/>
+                <w:lang w:eastAsia="es-CO"/>
+                <w14:ligatures w14:val="none"/>
+              </w:rPr>
+              <w:t>$ 50,00</w:t>
+            </w:r>
+          </w:p>
+        </w:tc>
+        <w:tc>
+          <w:tcPr>
+            <w:tcW w:w="0" w:type="auto"/>
+            <w:tcBorders>
+              <w:top w:val="nil"/>
+              <w:left w:val="nil"/>
+              <w:bottom w:val="single" w:sz="4" w:space="0" w:color="auto"/>
+              <w:right w:val="single" w:sz="4" w:space="0" w:color="auto"/>
+            </w:tcBorders>
+            <w:shd w:val="clear" w:color="auto" w:fill="auto"/>
+            <w:noWrap/>
+            <w:vAlign w:val="center"/>
+            <w:hideMark/>
+          </w:tcPr>
+          <w:p>
+            <w:pPr>
+              <w:spacing w:after="0" w:line="240" w:lineRule="auto"/>
+              <w:rPr>
+                <w:rFonts w:ascii="Calibri" w:eastAsia="Times New Roman" w:hAnsi="Calibri" w:cs="Calibri"/>
+                <w:color w:val="000000"/>
+                <w:kern w:val="0"/>
+                <w:sz w:val="22"/>
+                <w:szCs w:val="22"/>
+                <w:lang w:eastAsia="es-CO"/>
+                <w14:ligatures w14:val="none"/>
+              </w:rPr>
+            </w:pPr>
+            <w:r>
+              <w:rPr>
+                <w:rFonts w:ascii="Calibri" w:eastAsia="Times New Roman" w:hAnsi="Calibri" w:cs="Calibri"/>
+                <w:color w:val="000000"/>
+                <w:kern w:val="0"/>
+                <w:sz w:val="22"/>
+                <w:szCs w:val="22"/>
+                <w:lang w:eastAsia="es-CO"/>
+                <w14:ligatures w14:val="none"/>
+              </w:rPr>
+              <w:t>$6,000,000</w:t>
+            </w:r>
+          </w:p>
+        </w:tc>
+        <w:tc>
+          <w:tcPr>
+            <w:tcW w:w="0" w:type="auto"/>
+            <w:tcBorders>
+              <w:top w:val="nil"/>
+              <w:left w:val="nil"/>
+              <w:bottom w:val="single" w:sz="4" w:space="0" w:color="auto"/>
+              <w:right w:val="single" w:sz="4" w:space="0" w:color="auto"/>
+            </w:tcBorders>
+            <w:shd w:val="clear" w:color="auto" w:fill="auto"/>
+            <w:noWrap/>
+            <w:vAlign w:val="center"/>
+            <w:hideMark/>
+          </w:tcPr>
+          <w:p>
+            <w:pPr>
+              <w:spacing w:after="0" w:line="240" w:lineRule="auto"/>
+              <w:rPr>
+                <w:rFonts w:ascii="Calibri" w:eastAsia="Times New Roman" w:hAnsi="Calibri" w:cs="Calibri"/>
+                <w:color w:val="000000"/>
+                <w:kern w:val="0"/>
+                <w:sz w:val="22"/>
+                <w:szCs w:val="22"/>
+                <w:lang w:eastAsia="es-CO"/>
+                <w14:ligatures w14:val="none"/>
+              </w:rPr>
+            </w:pPr>
+            <w:r>
+              <w:rPr>
+                <w:rFonts w:ascii="Calibri" w:eastAsia="Times New Roman" w:hAnsi="Calibri" w:cs="Calibri"/>
+                <w:color w:val="000000"/>
+                <w:kern w:val="0"/>
+                <w:sz w:val="22"/>
+                <w:szCs w:val="22"/>
+                <w:lang w:eastAsia="es-CO"/>
+                <w14:ligatures w14:val="none"/>
+              </w:rPr>
+              <w:t>$500,000 (servidor local, IDE licenciado si aplica)</w:t>
+            </w:r>
+          </w:p>
+        </w:tc>
+        <w:tc>
+          <w:tcPr>
+            <w:tcW w:w="0" w:type="auto"/>
+            <w:tcBorders>
+              <w:top w:val="nil"/>
+              <w:left w:val="nil"/>
+              <w:bottom w:val="single" w:sz="4" w:space="0" w:color="auto"/>
+              <w:right w:val="single" w:sz="4" w:space="0" w:color="auto"/>
+            </w:tcBorders>
+            <w:shd w:val="clear" w:color="auto" w:fill="auto"/>
+            <w:noWrap/>
+            <w:vAlign w:val="center"/>
+            <w:hideMark/>
+          </w:tcPr>
+          <w:p>
+            <w:pPr>
+              <w:spacing w:after="0" w:line="240" w:lineRule="auto"/>
+              <w:jc w:val="right"/>
+              <w:rPr>
+                <w:rFonts w:ascii="Calibri" w:eastAsia="Times New Roman" w:hAnsi="Calibri" w:cs="Calibri"/>
+                <w:color w:val="000000"/>
+                <w:kern w:val="0"/>
+                <w:sz w:val="22"/>
+                <w:szCs w:val="22"/>
+                <w:lang w:eastAsia="es-CO"/>
+                <w14:ligatures w14:val="none"/>
+              </w:rPr>
+            </w:pPr>
+            <w:r>
+              <w:rPr>
+                <w:rFonts w:ascii="Calibri" w:eastAsia="Times New Roman" w:hAnsi="Calibri" w:cs="Calibri"/>
+                <w:color w:val="000000"/>
+                <w:kern w:val="0"/>
+                <w:sz w:val="22"/>
+                <w:szCs w:val="22"/>
+                <w:lang w:eastAsia="es-CO"/>
+                <w14:ligatures w14:val="none"/>
+              </w:rPr>
+              <w:t>$ 400,00</w:t>
+            </w:r>
+          </w:p>
+        </w:tc>
+        <w:tc>
+          <w:tcPr>
+            <w:tcW w:w="0" w:type="auto"/>
+            <w:tcBorders>
+              <w:top w:val="nil"/>
+              <w:left w:val="nil"/>
+              <w:bottom w:val="single" w:sz="4" w:space="0" w:color="auto"/>
+              <w:right w:val="single" w:sz="4" w:space="0" w:color="auto"/>
+            </w:tcBorders>
+            <w:shd w:val="clear" w:color="auto" w:fill="auto"/>
+            <w:noWrap/>
+            <w:vAlign w:val="center"/>
+            <w:hideMark/>
+          </w:tcPr>
+          <w:p>
+            <w:pPr>
+              <w:spacing w:after="0" w:line="240" w:lineRule="auto"/>
+              <w:rPr>
+                <w:rFonts w:ascii="Calibri" w:eastAsia="Times New Roman" w:hAnsi="Calibri" w:cs="Calibri"/>
+                <w:b/>
+                <w:bCs/>
+                <w:color w:val="000000"/>
+                <w:kern w:val="0"/>
+                <w:sz w:val="22"/>
+                <w:szCs w:val="22"/>
+                <w:lang w:eastAsia="es-CO"/>
+                <w14:ligatures w14:val="none"/>
+              </w:rPr>
+            </w:pPr>
+            <w:r>
+              <w:rPr>
+                <w:rFonts w:ascii="Calibri" w:eastAsia="Times New Roman" w:hAnsi="Calibri" w:cs="Calibri"/>
+                <w:b/>
+                <w:bCs/>
+                <w:color w:val="000000"/>
+                <w:kern w:val="0"/>
+                <w:sz w:val="22"/>
+                <w:szCs w:val="22"/>
+                <w:lang w:eastAsia="es-CO"/>
+                <w14:ligatures w14:val="none"/>
+              </w:rPr>
+              <w:t>$6,900,000</w:t>
+            </w:r>
+          </w:p>
+        </w:tc>
+      </w:tr>
+      <w:tr>
+        <w:trPr>
+          <w:trHeight w:val="300"/>
+        </w:trPr>
+        <w:tc>
+          <w:tcPr>
+            <w:tcW w:w="0" w:type="auto"/>
+            <w:tcBorders>
+              <w:top w:val="nil"/>
+              <w:left w:val="single" w:sz="4" w:space="0" w:color="auto"/>
+              <w:bottom w:val="single" w:sz="4" w:space="0" w:color="auto"/>
+              <w:right w:val="single" w:sz="4" w:space="0" w:color="auto"/>
+            </w:tcBorders>
+            <w:shd w:val="clear" w:color="auto" w:fill="auto"/>
+            <w:noWrap/>
+            <w:vAlign w:val="center"/>
+            <w:hideMark/>
+          </w:tcPr>
+          <w:p>
+            <w:pPr>
+              <w:spacing w:after="0" w:line="240" w:lineRule="auto"/>
+              <w:rPr>
+                <w:rFonts w:ascii="Calibri" w:eastAsia="Times New Roman" w:hAnsi="Calibri" w:cs="Calibri"/>
+                <w:b/>
+                <w:bCs/>
+                <w:color w:val="000000"/>
+                <w:kern w:val="0"/>
+                <w:sz w:val="22"/>
+                <w:szCs w:val="22"/>
+                <w:lang w:eastAsia="es-CO"/>
+                <w14:ligatures w14:val="none"/>
+              </w:rPr>
+            </w:pPr>
+            <w:r>
+              <w:rPr>
+                <w:rFonts w:ascii="Calibri" w:eastAsia="Times New Roman" w:hAnsi="Calibri" w:cs="Calibri"/>
+                <w:b/>
+                <w:bCs/>
+                <w:color w:val="000000"/>
+                <w:kern w:val="0"/>
+                <w:sz w:val="22"/>
+                <w:szCs w:val="22"/>
+                <w:lang w:eastAsia="es-CO"/>
+                <w14:ligatures w14:val="none"/>
+              </w:rPr>
+              <w:t>Pruebas</w:t>
+            </w:r>
+          </w:p>
+        </w:tc>
+        <w:tc>
+          <w:tcPr>
+            <w:tcW w:w="0" w:type="auto"/>
+            <w:tcBorders>
+              <w:top w:val="nil"/>
+              <w:left w:val="nil"/>
+              <w:bottom w:val="single" w:sz="4" w:space="0" w:color="auto"/>
+              <w:right w:val="single" w:sz="4" w:space="0" w:color="auto"/>
+            </w:tcBorders>
+            <w:shd w:val="clear" w:color="auto" w:fill="auto"/>
+            <w:noWrap/>
+            <w:vAlign w:val="center"/>
+            <w:hideMark/>
+          </w:tcPr>
+          <w:p>
+            <w:pPr>
+              <w:spacing w:after="0" w:line="240" w:lineRule="auto"/>
+              <w:rPr>
+                <w:rFonts w:ascii="Calibri" w:eastAsia="Times New Roman" w:hAnsi="Calibri" w:cs="Calibri"/>
+                <w:color w:val="000000"/>
+                <w:kern w:val="0"/>
+                <w:sz w:val="22"/>
+                <w:szCs w:val="22"/>
+                <w:lang w:eastAsia="es-CO"/>
+                <w14:ligatures w14:val="none"/>
+              </w:rPr>
+            </w:pPr>
+            <w:r>
+              <w:rPr>
+                <w:rFonts w:ascii="Calibri" w:eastAsia="Times New Roman" w:hAnsi="Calibri" w:cs="Calibri"/>
+                <w:color w:val="000000"/>
+                <w:kern w:val="0"/>
+                <w:sz w:val="22"/>
+                <w:szCs w:val="22"/>
+                <w:lang w:eastAsia="es-CO"/>
+                <w14:ligatures w14:val="none"/>
+              </w:rPr>
+              <w:t>Unitarias, integración, caja negra</w:t>
+            </w:r>
+          </w:p>
+        </w:tc>
+        <w:tc>
+          <w:tcPr>
+            <w:tcW w:w="0" w:type="auto"/>
+            <w:tcBorders>
+              <w:top w:val="nil"/>
+              <w:left w:val="nil"/>
+              <w:bottom w:val="single" w:sz="4" w:space="0" w:color="auto"/>
+              <w:right w:val="single" w:sz="4" w:space="0" w:color="auto"/>
+            </w:tcBorders>
+            <w:shd w:val="clear" w:color="auto" w:fill="auto"/>
+            <w:noWrap/>
+            <w:vAlign w:val="center"/>
+            <w:hideMark/>
+          </w:tcPr>
+          <w:p>
+            <w:pPr>
+              <w:spacing w:after="0" w:line="240" w:lineRule="auto"/>
+              <w:jc w:val="right"/>
+              <w:rPr>
+                <w:rFonts w:ascii="Calibri" w:eastAsia="Times New Roman" w:hAnsi="Calibri" w:cs="Calibri"/>
+                <w:color w:val="000000"/>
+                <w:kern w:val="0"/>
+                <w:sz w:val="22"/>
+                <w:szCs w:val="22"/>
+                <w:lang w:eastAsia="es-CO"/>
+                <w14:ligatures w14:val="none"/>
+              </w:rPr>
+            </w:pPr>
+            <w:r>
+              <w:rPr>
+                <w:rFonts w:ascii="Calibri" w:eastAsia="Times New Roman" w:hAnsi="Calibri" w:cs="Calibri"/>
+                <w:color w:val="000000"/>
+                <w:kern w:val="0"/>
+                <w:sz w:val="22"/>
+                <w:szCs w:val="22"/>
+                <w:lang w:eastAsia="es-CO"/>
+                <w14:ligatures w14:val="none"/>
+              </w:rPr>
+              <w:t>2</w:t>
+            </w:r>
+          </w:p>
+        </w:tc>
+        <w:tc>
+          <w:tcPr>
+            <w:tcW w:w="0" w:type="auto"/>
+            <w:tcBorders>
+              <w:top w:val="nil"/>
+              <w:left w:val="nil"/>
+              <w:bottom w:val="single" w:sz="4" w:space="0" w:color="auto"/>
+              <w:right w:val="single" w:sz="4" w:space="0" w:color="auto"/>
+            </w:tcBorders>
+            <w:shd w:val="clear" w:color="auto" w:fill="auto"/>
+            <w:noWrap/>
+            <w:vAlign w:val="center"/>
+            <w:hideMark/>
+          </w:tcPr>
+          <w:p>
+            <w:pPr>
+              <w:spacing w:after="0" w:line="240" w:lineRule="auto"/>
+              <w:jc w:val="right"/>
+              <w:rPr>
+                <w:rFonts w:ascii="Calibri" w:eastAsia="Times New Roman" w:hAnsi="Calibri" w:cs="Calibri"/>
+                <w:color w:val="000000"/>
+                <w:kern w:val="0"/>
+                <w:sz w:val="22"/>
+                <w:szCs w:val="22"/>
+                <w:lang w:eastAsia="es-CO"/>
+                <w14:ligatures w14:val="none"/>
+              </w:rPr>
+            </w:pPr>
+            <w:r>
+              <w:rPr>
+                <w:rFonts w:ascii="Calibri" w:eastAsia="Times New Roman" w:hAnsi="Calibri" w:cs="Calibri"/>
+                <w:color w:val="000000"/>
+                <w:kern w:val="0"/>
+                <w:sz w:val="22"/>
+                <w:szCs w:val="22"/>
+                <w:lang w:eastAsia="es-CO"/>
+                <w14:ligatures w14:val="none"/>
+              </w:rPr>
+              <w:t>60</w:t>
+            </w:r>
+          </w:p>
+        </w:tc>
+        <w:tc>
+          <w:tcPr>
+            <w:tcW w:w="0" w:type="auto"/>
+            <w:tcBorders>
+              <w:top w:val="nil"/>
+              <w:left w:val="nil"/>
+              <w:bottom w:val="single" w:sz="4" w:space="0" w:color="auto"/>
+              <w:right w:val="single" w:sz="4" w:space="0" w:color="auto"/>
+            </w:tcBorders>
+            <w:shd w:val="clear" w:color="auto" w:fill="auto"/>
+            <w:noWrap/>
+            <w:vAlign w:val="center"/>
+            <w:hideMark/>
+          </w:tcPr>
+          <w:p>
+            <w:pPr>
+              <w:spacing w:after="0" w:line="240" w:lineRule="auto"/>
+              <w:jc w:val="right"/>
+              <w:rPr>
+                <w:rFonts w:ascii="Calibri" w:eastAsia="Times New Roman" w:hAnsi="Calibri" w:cs="Calibri"/>
+                <w:color w:val="000000"/>
+                <w:kern w:val="0"/>
+                <w:sz w:val="22"/>
+                <w:szCs w:val="22"/>
+                <w:lang w:eastAsia="es-CO"/>
+                <w14:ligatures w14:val="none"/>
+              </w:rPr>
+            </w:pPr>
+            <w:r>
+              <w:rPr>
+                <w:rFonts w:ascii="Calibri" w:eastAsia="Times New Roman" w:hAnsi="Calibri" w:cs="Calibri"/>
+                <w:color w:val="000000"/>
+                <w:kern w:val="0"/>
+                <w:sz w:val="22"/>
+                <w:szCs w:val="22"/>
+                <w:lang w:eastAsia="es-CO"/>
+                <w14:ligatures w14:val="none"/>
+              </w:rPr>
+              <w:t>$ 50,00</w:t>
+            </w:r>
+          </w:p>
+        </w:tc>
+        <w:tc>
+          <w:tcPr>
+            <w:tcW w:w="0" w:type="auto"/>
+            <w:tcBorders>
+              <w:top w:val="nil"/>
+              <w:left w:val="nil"/>
+              <w:bottom w:val="single" w:sz="4" w:space="0" w:color="auto"/>
+              <w:right w:val="single" w:sz="4" w:space="0" w:color="auto"/>
+            </w:tcBorders>
+            <w:shd w:val="clear" w:color="auto" w:fill="auto"/>
+            <w:noWrap/>
+            <w:vAlign w:val="center"/>
+            <w:hideMark/>
+          </w:tcPr>
+          <w:p>
+            <w:pPr>
+              <w:spacing w:after="0" w:line="240" w:lineRule="auto"/>
+              <w:rPr>
+                <w:rFonts w:ascii="Calibri" w:eastAsia="Times New Roman" w:hAnsi="Calibri" w:cs="Calibri"/>
+                <w:color w:val="000000"/>
+                <w:kern w:val="0"/>
+                <w:sz w:val="22"/>
+                <w:szCs w:val="22"/>
+                <w:lang w:eastAsia="es-CO"/>
+                <w14:ligatures w14:val="none"/>
+              </w:rPr>
+            </w:pPr>
+            <w:r>
+              <w:rPr>
+                <w:rFonts w:ascii="Calibri" w:eastAsia="Times New Roman" w:hAnsi="Calibri" w:cs="Calibri"/>
+                <w:color w:val="000000"/>
+                <w:kern w:val="0"/>
+                <w:sz w:val="22"/>
+                <w:szCs w:val="22"/>
+                <w:lang w:eastAsia="es-CO"/>
+                <w14:ligatures w14:val="none"/>
+              </w:rPr>
+              <w:t>$3,000,000</w:t>
+            </w:r>
+          </w:p>
+        </w:tc>
+        <w:tc>
+          <w:tcPr>
+            <w:tcW w:w="0" w:type="auto"/>
+            <w:tcBorders>
+              <w:top w:val="nil"/>
+              <w:left w:val="nil"/>
+              <w:bottom w:val="single" w:sz="4" w:space="0" w:color="auto"/>
+              <w:right w:val="single" w:sz="4" w:space="0" w:color="auto"/>
+            </w:tcBorders>
+            <w:shd w:val="clear" w:color="auto" w:fill="auto"/>
+            <w:noWrap/>
+            <w:vAlign w:val="center"/>
+            <w:hideMark/>
+          </w:tcPr>
+          <w:p>
+            <w:pPr>
+              <w:spacing w:after="0" w:line="240" w:lineRule="auto"/>
+              <w:rPr>
+                <w:rFonts w:ascii="Calibri" w:eastAsia="Times New Roman" w:hAnsi="Calibri" w:cs="Calibri"/>
+                <w:color w:val="000000"/>
+                <w:kern w:val="0"/>
+                <w:sz w:val="22"/>
+                <w:szCs w:val="22"/>
+                <w:lang w:eastAsia="es-CO"/>
+                <w14:ligatures w14:val="none"/>
+              </w:rPr>
+            </w:pPr>
+            <w:r>
+              <w:rPr>
+                <w:rFonts w:ascii="Calibri" w:eastAsia="Times New Roman" w:hAnsi="Calibri" w:cs="Calibri"/>
+                <w:color w:val="000000"/>
+                <w:kern w:val="0"/>
+                <w:sz w:val="22"/>
+                <w:szCs w:val="22"/>
+                <w:lang w:eastAsia="es-CO"/>
+                <w14:ligatures w14:val="none"/>
+              </w:rPr>
+              <w:t xml:space="preserve">$200,000 (herramientas de </w:t>
+            </w:r>
+            <w:proofErr w:type="spellStart"/>
+            <w:r>
+              <w:rPr>
+                <w:rFonts w:ascii="Calibri" w:eastAsia="Times New Roman" w:hAnsi="Calibri" w:cs="Calibri"/>
+                <w:color w:val="000000"/>
+                <w:kern w:val="0"/>
+                <w:sz w:val="22"/>
+                <w:szCs w:val="22"/>
+                <w:lang w:eastAsia="es-CO"/>
+                <w14:ligatures w14:val="none"/>
+              </w:rPr>
+              <w:t>testing</w:t>
+            </w:r>
+            <w:proofErr w:type="spellEnd"/>
+            <w:r>
+              <w:rPr>
+                <w:rFonts w:ascii="Calibri" w:eastAsia="Times New Roman" w:hAnsi="Calibri" w:cs="Calibri"/>
+                <w:color w:val="000000"/>
+                <w:kern w:val="0"/>
+                <w:sz w:val="22"/>
+                <w:szCs w:val="22"/>
+                <w:lang w:eastAsia="es-CO"/>
+                <w14:ligatures w14:val="none"/>
+              </w:rPr>
+              <w:t>)</w:t>
+            </w:r>
+          </w:p>
+        </w:tc>
+        <w:tc>
+          <w:tcPr>
+            <w:tcW w:w="0" w:type="auto"/>
+            <w:tcBorders>
+              <w:top w:val="nil"/>
+              <w:left w:val="nil"/>
+              <w:bottom w:val="single" w:sz="4" w:space="0" w:color="auto"/>
+              <w:right w:val="single" w:sz="4" w:space="0" w:color="auto"/>
+            </w:tcBorders>
+            <w:shd w:val="clear" w:color="auto" w:fill="auto"/>
+            <w:noWrap/>
+            <w:vAlign w:val="center"/>
+            <w:hideMark/>
+          </w:tcPr>
+          <w:p>
+            <w:pPr>
+              <w:spacing w:after="0" w:line="240" w:lineRule="auto"/>
+              <w:jc w:val="right"/>
+              <w:rPr>
+                <w:rFonts w:ascii="Calibri" w:eastAsia="Times New Roman" w:hAnsi="Calibri" w:cs="Calibri"/>
+                <w:color w:val="000000"/>
+                <w:kern w:val="0"/>
+                <w:sz w:val="22"/>
+                <w:szCs w:val="22"/>
+                <w:lang w:eastAsia="es-CO"/>
+                <w14:ligatures w14:val="none"/>
+              </w:rPr>
+            </w:pPr>
+            <w:r>
+              <w:rPr>
+                <w:rFonts w:ascii="Calibri" w:eastAsia="Times New Roman" w:hAnsi="Calibri" w:cs="Calibri"/>
+                <w:color w:val="000000"/>
+                <w:kern w:val="0"/>
+                <w:sz w:val="22"/>
+                <w:szCs w:val="22"/>
+                <w:lang w:eastAsia="es-CO"/>
+                <w14:ligatures w14:val="none"/>
+              </w:rPr>
+              <w:t>$ 200,00</w:t>
+            </w:r>
+          </w:p>
+        </w:tc>
+        <w:tc>
+          <w:tcPr>
+            <w:tcW w:w="0" w:type="auto"/>
+            <w:tcBorders>
+              <w:top w:val="nil"/>
+              <w:left w:val="nil"/>
+              <w:bottom w:val="single" w:sz="4" w:space="0" w:color="auto"/>
+              <w:right w:val="single" w:sz="4" w:space="0" w:color="auto"/>
+            </w:tcBorders>
+            <w:shd w:val="clear" w:color="auto" w:fill="auto"/>
+            <w:noWrap/>
+            <w:vAlign w:val="center"/>
+            <w:hideMark/>
+          </w:tcPr>
+          <w:p>
+            <w:pPr>
+              <w:spacing w:after="0" w:line="240" w:lineRule="auto"/>
+              <w:rPr>
+                <w:rFonts w:ascii="Calibri" w:eastAsia="Times New Roman" w:hAnsi="Calibri" w:cs="Calibri"/>
+                <w:b/>
+                <w:bCs/>
+                <w:color w:val="000000"/>
+                <w:kern w:val="0"/>
+                <w:sz w:val="22"/>
+                <w:szCs w:val="22"/>
+                <w:lang w:eastAsia="es-CO"/>
+                <w14:ligatures w14:val="none"/>
+              </w:rPr>
+            </w:pPr>
+            <w:r>
+              <w:rPr>
+                <w:rFonts w:ascii="Calibri" w:eastAsia="Times New Roman" w:hAnsi="Calibri" w:cs="Calibri"/>
+                <w:b/>
+                <w:bCs/>
+                <w:color w:val="000000"/>
+                <w:kern w:val="0"/>
+                <w:sz w:val="22"/>
+                <w:szCs w:val="22"/>
+                <w:lang w:eastAsia="es-CO"/>
+                <w14:ligatures w14:val="none"/>
+              </w:rPr>
+              <w:t>$3,400,000</w:t>
+            </w:r>
+          </w:p>
+        </w:tc>
+      </w:tr>
+      <w:tr>
+        <w:trPr>
+          <w:trHeight w:val="300"/>
+        </w:trPr>
+        <w:tc>
+          <w:tcPr>
+            <w:tcW w:w="0" w:type="auto"/>
+            <w:tcBorders>
+              <w:top w:val="nil"/>
+              <w:left w:val="single" w:sz="4" w:space="0" w:color="auto"/>
+              <w:bottom w:val="single" w:sz="4" w:space="0" w:color="auto"/>
+              <w:right w:val="single" w:sz="4" w:space="0" w:color="auto"/>
+            </w:tcBorders>
+            <w:shd w:val="clear" w:color="auto" w:fill="auto"/>
+            <w:noWrap/>
+            <w:vAlign w:val="center"/>
+            <w:hideMark/>
+          </w:tcPr>
+          <w:p>
+            <w:pPr>
+              <w:spacing w:after="0" w:line="240" w:lineRule="auto"/>
+              <w:rPr>
+                <w:rFonts w:ascii="Calibri" w:eastAsia="Times New Roman" w:hAnsi="Calibri" w:cs="Calibri"/>
+                <w:b/>
+                <w:bCs/>
+                <w:color w:val="000000"/>
+                <w:kern w:val="0"/>
+                <w:sz w:val="22"/>
+                <w:szCs w:val="22"/>
+                <w:lang w:eastAsia="es-CO"/>
+                <w14:ligatures w14:val="none"/>
+              </w:rPr>
+            </w:pPr>
+            <w:r>
+              <w:rPr>
+                <w:rFonts w:ascii="Calibri" w:eastAsia="Times New Roman" w:hAnsi="Calibri" w:cs="Calibri"/>
+                <w:b/>
+                <w:bCs/>
+                <w:color w:val="000000"/>
+                <w:kern w:val="0"/>
+                <w:sz w:val="22"/>
+                <w:szCs w:val="22"/>
+                <w:lang w:eastAsia="es-CO"/>
+                <w14:ligatures w14:val="none"/>
+              </w:rPr>
+              <w:t>Entrega</w:t>
+            </w:r>
+          </w:p>
+        </w:tc>
+        <w:tc>
+          <w:tcPr>
+            <w:tcW w:w="0" w:type="auto"/>
+            <w:tcBorders>
+              <w:top w:val="nil"/>
+              <w:left w:val="nil"/>
+              <w:bottom w:val="single" w:sz="4" w:space="0" w:color="auto"/>
+              <w:right w:val="single" w:sz="4" w:space="0" w:color="auto"/>
+            </w:tcBorders>
+            <w:shd w:val="clear" w:color="auto" w:fill="auto"/>
+            <w:noWrap/>
+            <w:vAlign w:val="center"/>
+            <w:hideMark/>
+          </w:tcPr>
+          <w:p>
+            <w:pPr>
+              <w:spacing w:after="0" w:line="240" w:lineRule="auto"/>
+              <w:rPr>
+                <w:rFonts w:ascii="Calibri" w:eastAsia="Times New Roman" w:hAnsi="Calibri" w:cs="Calibri"/>
+                <w:color w:val="000000"/>
+                <w:kern w:val="0"/>
+                <w:sz w:val="22"/>
+                <w:szCs w:val="22"/>
+                <w:lang w:eastAsia="es-CO"/>
+                <w14:ligatures w14:val="none"/>
+              </w:rPr>
+            </w:pPr>
+            <w:r>
+              <w:rPr>
+                <w:rFonts w:ascii="Calibri" w:eastAsia="Times New Roman" w:hAnsi="Calibri" w:cs="Calibri"/>
+                <w:color w:val="000000"/>
+                <w:kern w:val="0"/>
+                <w:sz w:val="22"/>
+                <w:szCs w:val="22"/>
+                <w:lang w:eastAsia="es-CO"/>
+                <w14:ligatures w14:val="none"/>
+              </w:rPr>
+              <w:t>Documentación, presentación, entrega MVP</w:t>
+            </w:r>
+          </w:p>
+        </w:tc>
+        <w:tc>
+          <w:tcPr>
+            <w:tcW w:w="0" w:type="auto"/>
+            <w:tcBorders>
+              <w:top w:val="nil"/>
+              <w:left w:val="nil"/>
+              <w:bottom w:val="single" w:sz="4" w:space="0" w:color="auto"/>
+              <w:right w:val="single" w:sz="4" w:space="0" w:color="auto"/>
+            </w:tcBorders>
+            <w:shd w:val="clear" w:color="auto" w:fill="auto"/>
+            <w:noWrap/>
+            <w:vAlign w:val="center"/>
+            <w:hideMark/>
+          </w:tcPr>
+          <w:p>
+            <w:pPr>
+              <w:spacing w:after="0" w:line="240" w:lineRule="auto"/>
+              <w:jc w:val="right"/>
+              <w:rPr>
+                <w:rFonts w:ascii="Calibri" w:eastAsia="Times New Roman" w:hAnsi="Calibri" w:cs="Calibri"/>
+                <w:color w:val="000000"/>
+                <w:kern w:val="0"/>
+                <w:sz w:val="22"/>
+                <w:szCs w:val="22"/>
+                <w:lang w:eastAsia="es-CO"/>
+                <w14:ligatures w14:val="none"/>
+              </w:rPr>
+            </w:pPr>
+            <w:r>
+              <w:rPr>
+                <w:rFonts w:ascii="Calibri" w:eastAsia="Times New Roman" w:hAnsi="Calibri" w:cs="Calibri"/>
+                <w:color w:val="000000"/>
+                <w:kern w:val="0"/>
+                <w:sz w:val="22"/>
+                <w:szCs w:val="22"/>
+                <w:lang w:eastAsia="es-CO"/>
+                <w14:ligatures w14:val="none"/>
+              </w:rPr>
+              <w:t>1</w:t>
+            </w:r>
+          </w:p>
+        </w:tc>
+        <w:tc>
+          <w:tcPr>
+            <w:tcW w:w="0" w:type="auto"/>
+            <w:tcBorders>
+              <w:top w:val="nil"/>
+              <w:left w:val="nil"/>
+              <w:bottom w:val="single" w:sz="4" w:space="0" w:color="auto"/>
+              <w:right w:val="single" w:sz="4" w:space="0" w:color="auto"/>
+            </w:tcBorders>
+            <w:shd w:val="clear" w:color="auto" w:fill="auto"/>
+            <w:noWrap/>
+            <w:vAlign w:val="center"/>
+            <w:hideMark/>
+          </w:tcPr>
+          <w:p>
+            <w:pPr>
+              <w:spacing w:after="0" w:line="240" w:lineRule="auto"/>
+              <w:jc w:val="right"/>
+              <w:rPr>
+                <w:rFonts w:ascii="Calibri" w:eastAsia="Times New Roman" w:hAnsi="Calibri" w:cs="Calibri"/>
+                <w:color w:val="000000"/>
+                <w:kern w:val="0"/>
+                <w:sz w:val="22"/>
+                <w:szCs w:val="22"/>
+                <w:lang w:eastAsia="es-CO"/>
+                <w14:ligatures w14:val="none"/>
+              </w:rPr>
+            </w:pPr>
+            <w:r>
+              <w:rPr>
+                <w:rFonts w:ascii="Calibri" w:eastAsia="Times New Roman" w:hAnsi="Calibri" w:cs="Calibri"/>
+                <w:color w:val="000000"/>
+                <w:kern w:val="0"/>
+                <w:sz w:val="22"/>
+                <w:szCs w:val="22"/>
+                <w:lang w:eastAsia="es-CO"/>
+                <w14:ligatures w14:val="none"/>
+              </w:rPr>
+              <w:t>20</w:t>
+            </w:r>
+          </w:p>
+        </w:tc>
+        <w:tc>
+          <w:tcPr>
+            <w:tcW w:w="0" w:type="auto"/>
+            <w:tcBorders>
+              <w:top w:val="nil"/>
+              <w:left w:val="nil"/>
+              <w:bottom w:val="single" w:sz="4" w:space="0" w:color="auto"/>
+              <w:right w:val="single" w:sz="4" w:space="0" w:color="auto"/>
+            </w:tcBorders>
+            <w:shd w:val="clear" w:color="auto" w:fill="auto"/>
+            <w:noWrap/>
+            <w:vAlign w:val="center"/>
+            <w:hideMark/>
+          </w:tcPr>
+          <w:p>
+            <w:pPr>
+              <w:spacing w:after="0" w:line="240" w:lineRule="auto"/>
+              <w:jc w:val="right"/>
+              <w:rPr>
+                <w:rFonts w:ascii="Calibri" w:eastAsia="Times New Roman" w:hAnsi="Calibri" w:cs="Calibri"/>
+                <w:color w:val="000000"/>
+                <w:kern w:val="0"/>
+                <w:sz w:val="22"/>
+                <w:szCs w:val="22"/>
+                <w:lang w:eastAsia="es-CO"/>
+                <w14:ligatures w14:val="none"/>
+              </w:rPr>
+            </w:pPr>
+            <w:r>
+              <w:rPr>
+                <w:rFonts w:ascii="Calibri" w:eastAsia="Times New Roman" w:hAnsi="Calibri" w:cs="Calibri"/>
+                <w:color w:val="000000"/>
+                <w:kern w:val="0"/>
+                <w:sz w:val="22"/>
+                <w:szCs w:val="22"/>
+                <w:lang w:eastAsia="es-CO"/>
+                <w14:ligatures w14:val="none"/>
+              </w:rPr>
+              <w:t>$ 50,00</w:t>
+            </w:r>
+          </w:p>
+        </w:tc>
+        <w:tc>
+          <w:tcPr>
+            <w:tcW w:w="0" w:type="auto"/>
+            <w:tcBorders>
+              <w:top w:val="nil"/>
+              <w:left w:val="nil"/>
+              <w:bottom w:val="single" w:sz="4" w:space="0" w:color="auto"/>
+              <w:right w:val="single" w:sz="4" w:space="0" w:color="auto"/>
+            </w:tcBorders>
+            <w:shd w:val="clear" w:color="auto" w:fill="auto"/>
+            <w:noWrap/>
+            <w:vAlign w:val="center"/>
+            <w:hideMark/>
+          </w:tcPr>
+          <w:p>
+            <w:pPr>
+              <w:spacing w:after="0" w:line="240" w:lineRule="auto"/>
+              <w:rPr>
+                <w:rFonts w:ascii="Calibri" w:eastAsia="Times New Roman" w:hAnsi="Calibri" w:cs="Calibri"/>
+                <w:color w:val="000000"/>
+                <w:kern w:val="0"/>
+                <w:sz w:val="22"/>
+                <w:szCs w:val="22"/>
+                <w:lang w:eastAsia="es-CO"/>
+                <w14:ligatures w14:val="none"/>
+              </w:rPr>
+            </w:pPr>
+            <w:r>
+              <w:rPr>
+                <w:rFonts w:ascii="Calibri" w:eastAsia="Times New Roman" w:hAnsi="Calibri" w:cs="Calibri"/>
+                <w:color w:val="000000"/>
+                <w:kern w:val="0"/>
+                <w:sz w:val="22"/>
+                <w:szCs w:val="22"/>
+                <w:lang w:eastAsia="es-CO"/>
+                <w14:ligatures w14:val="none"/>
+              </w:rPr>
+              <w:t>$1,000,000</w:t>
+            </w:r>
+          </w:p>
+        </w:tc>
+        <w:tc>
+          <w:tcPr>
+            <w:tcW w:w="0" w:type="auto"/>
+            <w:tcBorders>
+              <w:top w:val="nil"/>
+              <w:left w:val="nil"/>
+              <w:bottom w:val="single" w:sz="4" w:space="0" w:color="auto"/>
+              <w:right w:val="single" w:sz="4" w:space="0" w:color="auto"/>
+            </w:tcBorders>
+            <w:shd w:val="clear" w:color="auto" w:fill="auto"/>
+            <w:noWrap/>
+            <w:vAlign w:val="center"/>
+            <w:hideMark/>
+          </w:tcPr>
+          <w:p>
+            <w:pPr>
+              <w:spacing w:after="0" w:line="240" w:lineRule="auto"/>
+              <w:jc w:val="right"/>
+              <w:rPr>
+                <w:rFonts w:ascii="Calibri" w:eastAsia="Times New Roman" w:hAnsi="Calibri" w:cs="Calibri"/>
+                <w:color w:val="000000"/>
+                <w:kern w:val="0"/>
+                <w:sz w:val="22"/>
+                <w:szCs w:val="22"/>
+                <w:lang w:eastAsia="es-CO"/>
+                <w14:ligatures w14:val="none"/>
+              </w:rPr>
+            </w:pPr>
+            <w:r>
+              <w:rPr>
+                <w:rFonts w:ascii="Calibri" w:eastAsia="Times New Roman" w:hAnsi="Calibri" w:cs="Calibri"/>
+                <w:color w:val="000000"/>
+                <w:kern w:val="0"/>
+                <w:sz w:val="22"/>
+                <w:szCs w:val="22"/>
+                <w:lang w:eastAsia="es-CO"/>
+                <w14:ligatures w14:val="none"/>
+              </w:rPr>
+              <w:t>$ 0</w:t>
+            </w:r>
+          </w:p>
+        </w:tc>
+        <w:tc>
+          <w:tcPr>
+            <w:tcW w:w="0" w:type="auto"/>
+            <w:tcBorders>
+              <w:top w:val="nil"/>
+              <w:left w:val="nil"/>
+              <w:bottom w:val="single" w:sz="4" w:space="0" w:color="auto"/>
+              <w:right w:val="single" w:sz="4" w:space="0" w:color="auto"/>
+            </w:tcBorders>
+            <w:shd w:val="clear" w:color="auto" w:fill="auto"/>
+            <w:noWrap/>
+            <w:vAlign w:val="center"/>
+            <w:hideMark/>
+          </w:tcPr>
+          <w:p>
+            <w:pPr>
+              <w:spacing w:after="0" w:line="240" w:lineRule="auto"/>
+              <w:jc w:val="right"/>
+              <w:rPr>
+                <w:rFonts w:ascii="Calibri" w:eastAsia="Times New Roman" w:hAnsi="Calibri" w:cs="Calibri"/>
+                <w:color w:val="000000"/>
+                <w:kern w:val="0"/>
+                <w:sz w:val="22"/>
+                <w:szCs w:val="22"/>
+                <w:lang w:eastAsia="es-CO"/>
+                <w14:ligatures w14:val="none"/>
+              </w:rPr>
+            </w:pPr>
+            <w:r>
+              <w:rPr>
+                <w:rFonts w:ascii="Calibri" w:eastAsia="Times New Roman" w:hAnsi="Calibri" w:cs="Calibri"/>
+                <w:color w:val="000000"/>
+                <w:kern w:val="0"/>
+                <w:sz w:val="22"/>
+                <w:szCs w:val="22"/>
+                <w:lang w:eastAsia="es-CO"/>
+                <w14:ligatures w14:val="none"/>
+              </w:rPr>
+              <w:t>$ 100,00</w:t>
+            </w:r>
+          </w:p>
+        </w:tc>
+        <w:tc>
+          <w:tcPr>
+            <w:tcW w:w="0" w:type="auto"/>
+            <w:tcBorders>
+              <w:top w:val="nil"/>
+              <w:left w:val="nil"/>
+              <w:bottom w:val="single" w:sz="4" w:space="0" w:color="auto"/>
+              <w:right w:val="single" w:sz="4" w:space="0" w:color="auto"/>
+            </w:tcBorders>
+            <w:shd w:val="clear" w:color="auto" w:fill="auto"/>
+            <w:noWrap/>
+            <w:vAlign w:val="center"/>
+            <w:hideMark/>
+          </w:tcPr>
+          <w:p>
+            <w:pPr>
+              <w:spacing w:after="0" w:line="240" w:lineRule="auto"/>
+              <w:rPr>
+                <w:rFonts w:ascii="Calibri" w:eastAsia="Times New Roman" w:hAnsi="Calibri" w:cs="Calibri"/>
+                <w:b/>
+                <w:bCs/>
+                <w:color w:val="000000"/>
+                <w:kern w:val="0"/>
+                <w:sz w:val="22"/>
+                <w:szCs w:val="22"/>
+                <w:lang w:eastAsia="es-CO"/>
+                <w14:ligatures w14:val="none"/>
+              </w:rPr>
+            </w:pPr>
+            <w:r>
+              <w:rPr>
+                <w:rFonts w:ascii="Calibri" w:eastAsia="Times New Roman" w:hAnsi="Calibri" w:cs="Calibri"/>
+                <w:b/>
+                <w:bCs/>
+                <w:color w:val="000000"/>
+                <w:kern w:val="0"/>
+                <w:sz w:val="22"/>
+                <w:szCs w:val="22"/>
+                <w:lang w:eastAsia="es-CO"/>
+                <w14:ligatures w14:val="none"/>
+              </w:rPr>
+              <w:t>$1,100,000</w:t>
+            </w:r>
+          </w:p>
+        </w:tc>
+      </w:tr>
+    </w:tbl>
     <w:p>
       <w:pPr>
         <w:rPr>
@@ -6301,8 +11660,8 @@
       </w:pPr>
     </w:p>
     <w:sectPr>
-      <w:pgSz w:w="12240" w:h="15840"/>
-      <w:pgMar w:top="1417" w:right="1701" w:bottom="1417" w:left="1701" w:header="708" w:footer="708" w:gutter="0"/>
+      <w:pgSz w:w="15840" w:h="12240" w:orient="landscape"/>
+      <w:pgMar w:top="1701" w:right="1417" w:bottom="1701" w:left="1417" w:header="708" w:footer="708" w:gutter="0"/>
       <w:cols w:space="708"/>
       <w:docGrid w:linePitch="360"/>
     </w:sectPr>
@@ -7171,6 +12530,95 @@
     </w:lvl>
   </w:abstractNum>
   <w:abstractNum w:abstractNumId="6" w15:restartNumberingAfterBreak="0">
+    <w:nsid w:val="24AA5970"/>
+    <w:multiLevelType w:val="hybridMultilevel"/>
+    <w:tmpl w:val="4F1A26DE"/>
+    <w:lvl w:ilvl="0" w:tplc="240A000F">
+      <w:start w:val="1"/>
+      <w:numFmt w:val="decimal"/>
+      <w:lvlText w:val="%1."/>
+      <w:lvlJc w:val="left"/>
+      <w:pPr>
+        <w:ind w:left="720" w:hanging="360"/>
+      </w:pPr>
+      <w:rPr>
+        <w:rFonts w:hint="default"/>
+      </w:rPr>
+    </w:lvl>
+    <w:lvl w:ilvl="1" w:tplc="240A0019" w:tentative="1">
+      <w:start w:val="1"/>
+      <w:numFmt w:val="lowerLetter"/>
+      <w:lvlText w:val="%2."/>
+      <w:lvlJc w:val="left"/>
+      <w:pPr>
+        <w:ind w:left="1440" w:hanging="360"/>
+      </w:pPr>
+    </w:lvl>
+    <w:lvl w:ilvl="2" w:tplc="240A001B" w:tentative="1">
+      <w:start w:val="1"/>
+      <w:numFmt w:val="lowerRoman"/>
+      <w:lvlText w:val="%3."/>
+      <w:lvlJc w:val="right"/>
+      <w:pPr>
+        <w:ind w:left="2160" w:hanging="180"/>
+      </w:pPr>
+    </w:lvl>
+    <w:lvl w:ilvl="3" w:tplc="240A000F" w:tentative="1">
+      <w:start w:val="1"/>
+      <w:numFmt w:val="decimal"/>
+      <w:lvlText w:val="%4."/>
+      <w:lvlJc w:val="left"/>
+      <w:pPr>
+        <w:ind w:left="2880" w:hanging="360"/>
+      </w:pPr>
+    </w:lvl>
+    <w:lvl w:ilvl="4" w:tplc="240A0019" w:tentative="1">
+      <w:start w:val="1"/>
+      <w:numFmt w:val="lowerLetter"/>
+      <w:lvlText w:val="%5."/>
+      <w:lvlJc w:val="left"/>
+      <w:pPr>
+        <w:ind w:left="3600" w:hanging="360"/>
+      </w:pPr>
+    </w:lvl>
+    <w:lvl w:ilvl="5" w:tplc="240A001B" w:tentative="1">
+      <w:start w:val="1"/>
+      <w:numFmt w:val="lowerRoman"/>
+      <w:lvlText w:val="%6."/>
+      <w:lvlJc w:val="right"/>
+      <w:pPr>
+        <w:ind w:left="4320" w:hanging="180"/>
+      </w:pPr>
+    </w:lvl>
+    <w:lvl w:ilvl="6" w:tplc="240A000F" w:tentative="1">
+      <w:start w:val="1"/>
+      <w:numFmt w:val="decimal"/>
+      <w:lvlText w:val="%7."/>
+      <w:lvlJc w:val="left"/>
+      <w:pPr>
+        <w:ind w:left="5040" w:hanging="360"/>
+      </w:pPr>
+    </w:lvl>
+    <w:lvl w:ilvl="7" w:tplc="240A0019" w:tentative="1">
+      <w:start w:val="1"/>
+      <w:numFmt w:val="lowerLetter"/>
+      <w:lvlText w:val="%8."/>
+      <w:lvlJc w:val="left"/>
+      <w:pPr>
+        <w:ind w:left="5760" w:hanging="360"/>
+      </w:pPr>
+    </w:lvl>
+    <w:lvl w:ilvl="8" w:tplc="240A001B" w:tentative="1">
+      <w:start w:val="1"/>
+      <w:numFmt w:val="lowerRoman"/>
+      <w:lvlText w:val="%9."/>
+      <w:lvlJc w:val="right"/>
+      <w:pPr>
+        <w:ind w:left="6480" w:hanging="180"/>
+      </w:pPr>
+    </w:lvl>
+  </w:abstractNum>
+  <w:abstractNum w:abstractNumId="7" w15:restartNumberingAfterBreak="0">
     <w:nsid w:val="350C5D3A"/>
     <w:multiLevelType w:val="multilevel"/>
     <w:tmpl w:val="64628FCA"/>
@@ -7283,7 +12731,7 @@
       </w:pPr>
     </w:lvl>
   </w:abstractNum>
-  <w:abstractNum w:abstractNumId="7" w15:restartNumberingAfterBreak="0">
+  <w:abstractNum w:abstractNumId="8" w15:restartNumberingAfterBreak="0">
     <w:nsid w:val="397A2D4F"/>
     <w:multiLevelType w:val="multilevel"/>
     <w:tmpl w:val="E1B6C924"/>
@@ -7396,7 +12844,7 @@
       </w:pPr>
     </w:lvl>
   </w:abstractNum>
-  <w:abstractNum w:abstractNumId="8" w15:restartNumberingAfterBreak="0">
+  <w:abstractNum w:abstractNumId="9" w15:restartNumberingAfterBreak="0">
     <w:nsid w:val="3A076F42"/>
     <w:multiLevelType w:val="multilevel"/>
     <w:tmpl w:val="E7D20BAC"/>
@@ -7545,7 +12993,7 @@
       </w:rPr>
     </w:lvl>
   </w:abstractNum>
-  <w:abstractNum w:abstractNumId="9" w15:restartNumberingAfterBreak="0">
+  <w:abstractNum w:abstractNumId="10" w15:restartNumberingAfterBreak="0">
     <w:nsid w:val="43060925"/>
     <w:multiLevelType w:val="hybridMultilevel"/>
     <w:tmpl w:val="270A25AC"/>
@@ -7658,7 +13106,7 @@
       </w:rPr>
     </w:lvl>
   </w:abstractNum>
-  <w:abstractNum w:abstractNumId="10" w15:restartNumberingAfterBreak="0">
+  <w:abstractNum w:abstractNumId="11" w15:restartNumberingAfterBreak="0">
     <w:nsid w:val="472811FD"/>
     <w:multiLevelType w:val="multilevel"/>
     <w:tmpl w:val="9308364E"/>
@@ -7807,7 +13255,7 @@
       </w:rPr>
     </w:lvl>
   </w:abstractNum>
-  <w:abstractNum w:abstractNumId="11" w15:restartNumberingAfterBreak="0">
+  <w:abstractNum w:abstractNumId="12" w15:restartNumberingAfterBreak="0">
     <w:nsid w:val="4CCD2158"/>
     <w:multiLevelType w:val="multilevel"/>
     <w:tmpl w:val="E5ACBAE8"/>
@@ -7956,7 +13404,7 @@
       </w:rPr>
     </w:lvl>
   </w:abstractNum>
-  <w:abstractNum w:abstractNumId="12" w15:restartNumberingAfterBreak="0">
+  <w:abstractNum w:abstractNumId="13" w15:restartNumberingAfterBreak="0">
     <w:nsid w:val="62981FAB"/>
     <w:multiLevelType w:val="hybridMultilevel"/>
     <w:tmpl w:val="B0BE029A"/>
@@ -8069,7 +13517,7 @@
       </w:rPr>
     </w:lvl>
   </w:abstractNum>
-  <w:abstractNum w:abstractNumId="13" w15:restartNumberingAfterBreak="0">
+  <w:abstractNum w:abstractNumId="14" w15:restartNumberingAfterBreak="0">
     <w:nsid w:val="69A2499D"/>
     <w:multiLevelType w:val="multilevel"/>
     <w:tmpl w:val="BA06FC0A"/>
@@ -8218,7 +13666,7 @@
       </w:rPr>
     </w:lvl>
   </w:abstractNum>
-  <w:abstractNum w:abstractNumId="14" w15:restartNumberingAfterBreak="0">
+  <w:abstractNum w:abstractNumId="15" w15:restartNumberingAfterBreak="0">
     <w:nsid w:val="6EA2032F"/>
     <w:multiLevelType w:val="multilevel"/>
     <w:tmpl w:val="9B00EC86"/>
@@ -8367,7 +13815,7 @@
       </w:rPr>
     </w:lvl>
   </w:abstractNum>
-  <w:abstractNum w:abstractNumId="15" w15:restartNumberingAfterBreak="0">
+  <w:abstractNum w:abstractNumId="16" w15:restartNumberingAfterBreak="0">
     <w:nsid w:val="77C644BC"/>
     <w:multiLevelType w:val="hybridMultilevel"/>
     <w:tmpl w:val="337EAF18"/>
@@ -8454,13 +13902,13 @@
     </w:lvl>
   </w:abstractNum>
   <w:num w:numId="1">
-    <w:abstractNumId w:val="15"/>
+    <w:abstractNumId w:val="16"/>
   </w:num>
   <w:num w:numId="2">
-    <w:abstractNumId w:val="12"/>
+    <w:abstractNumId w:val="13"/>
   </w:num>
   <w:num w:numId="3">
-    <w:abstractNumId w:val="9"/>
+    <w:abstractNumId w:val="10"/>
   </w:num>
   <w:num w:numId="4">
     <w:abstractNumId w:val="3"/>
@@ -8469,7 +13917,7 @@
     <w:abstractNumId w:val="0"/>
   </w:num>
   <w:num w:numId="6">
-    <w:abstractNumId w:val="7"/>
+    <w:abstractNumId w:val="8"/>
   </w:num>
   <w:num w:numId="7">
     <w:abstractNumId w:val="1"/>
@@ -8478,7 +13926,7 @@
     <w:abstractNumId w:val="2"/>
   </w:num>
   <w:num w:numId="9">
-    <w:abstractNumId w:val="8"/>
+    <w:abstractNumId w:val="9"/>
   </w:num>
   <w:num w:numId="10">
     <w:abstractNumId w:val="5"/>
@@ -8487,19 +13935,22 @@
     <w:abstractNumId w:val="4"/>
   </w:num>
   <w:num w:numId="12">
-    <w:abstractNumId w:val="6"/>
+    <w:abstractNumId w:val="7"/>
   </w:num>
   <w:num w:numId="13">
+    <w:abstractNumId w:val="15"/>
+  </w:num>
+  <w:num w:numId="14">
+    <w:abstractNumId w:val="12"/>
+  </w:num>
+  <w:num w:numId="15">
     <w:abstractNumId w:val="14"/>
   </w:num>
-  <w:num w:numId="14">
+  <w:num w:numId="16">
     <w:abstractNumId w:val="11"/>
   </w:num>
-  <w:num w:numId="15">
-    <w:abstractNumId w:val="13"/>
-  </w:num>
-  <w:num w:numId="16">
-    <w:abstractNumId w:val="10"/>
+  <w:num w:numId="17">
+    <w:abstractNumId w:val="6"/>
   </w:num>
 </w:numbering>
 </file>
@@ -9514,6 +14965,15 @@
       <w14:ligatures w14:val="none"/>
     </w:rPr>
   </w:style>
+  <w:style w:type="paragraph" w:styleId="Sinespaciado">
+    <w:name w:val="No Spacing"/>
+    <w:uiPriority w:val="1"/>
+    <w:qFormat/>
+    <w:rsid w:val="00783A78"/>
+    <w:pPr>
+      <w:spacing w:after="0" w:line="240" w:lineRule="auto"/>
+    </w:pPr>
+  </w:style>
 </w:styles>
 </file>
 
